--- a/00-首页/题组Word/专项卷/一分册/专项卷III-教师版.docx
+++ b/00-首页/题组Word/专项卷/一分册/专项卷III-教师版.docx
@@ -5611,19 +5611,20 @@
         </w:rPr>
         <w:t xml:space="preserve"> </w:t>
       </w:r>
-      <w:r>
-        <w:rPr>
-          <w:rFonts w:hint="eastAsia" w:ascii="Times New Roman" w:hAnsi="Times New Roman" w:eastAsia="Times New Roman" w:cs="Times New Roman"/>
-        </w:rPr>
-        <w:t>C</w:t>
-      </w:r>
-      <w:r>
-        <w:rPr>
-          <w:rFonts w:hint="eastAsia" w:ascii="Times New Roman" w:hAnsi="Times New Roman" w:eastAsia="Times New Roman" w:cs="Times New Roman"/>
-          <w:vertAlign w:val="subscript"/>
-        </w:rPr>
-        <w:t>60</w:t>
-      </w:r>
+      <m:oMath>
+        <m:sSub>
+          <m:e>
+            <m:r>
+              <m:t>C</m:t>
+            </m:r>
+          </m:e>
+          <m:sub>
+            <m:r>
+              <m:t>60</m:t>
+            </m:r>
+          </m:sub>
+        </m:sSub>
+      </m:oMath>
       <w:r>
         <w:rPr>
           <w:rFonts w:hint="eastAsia" w:ascii="Times New Roman" w:hAnsi="Times New Roman" w:eastAsia="Times New Roman" w:cs="Times New Roman"/>
@@ -5654,19 +5655,20 @@
         </w:rPr>
         <w:t xml:space="preserve"> </w:t>
       </w:r>
-      <w:r>
-        <w:rPr>
-          <w:rFonts w:hint="eastAsia" w:ascii="Times New Roman" w:hAnsi="Times New Roman" w:eastAsia="Times New Roman" w:cs="Times New Roman"/>
-        </w:rPr>
-        <w:t>N</w:t>
-      </w:r>
-      <w:r>
-        <w:rPr>
-          <w:rFonts w:hint="eastAsia" w:ascii="Times New Roman" w:hAnsi="Times New Roman" w:eastAsia="Times New Roman" w:cs="Times New Roman"/>
-          <w:vertAlign w:val="subscript"/>
-        </w:rPr>
-        <w:t>60</w:t>
-      </w:r>
+      <m:oMath>
+        <m:sSub>
+          <m:e>
+            <m:r>
+              <m:t>N</m:t>
+            </m:r>
+          </m:e>
+          <m:sub>
+            <m:r>
+              <m:t>60</m:t>
+            </m:r>
+          </m:sub>
+        </m:sSub>
+      </m:oMath>
       <w:r>
         <w:rPr>
           <w:rFonts w:hint="eastAsia" w:ascii="Times New Roman" w:hAnsi="Times New Roman" w:eastAsia="Times New Roman" w:cs="Times New Roman"/>
@@ -5683,15 +5685,22 @@
         <w:rPr>
           <w:rFonts w:hint="eastAsia" w:ascii="Times New Roman" w:hAnsi="Times New Roman" w:eastAsia="Times New Roman" w:cs="Times New Roman"/>
         </w:rPr>
-        <w:t>，N</w:t>
-      </w:r>
-      <w:r>
-        <w:rPr>
-          <w:rFonts w:hint="eastAsia" w:ascii="Times New Roman" w:hAnsi="Times New Roman" w:eastAsia="Times New Roman" w:cs="Times New Roman"/>
-          <w:vertAlign w:val="subscript"/>
-        </w:rPr>
-        <w:t>60</w:t>
-      </w:r>
+        <w:t>，</w:t>
+      </w:r>
+      <m:oMath>
+        <m:sSub>
+          <m:e>
+            <m:r>
+              <m:t>N</m:t>
+            </m:r>
+          </m:e>
+          <m:sub>
+            <m:r>
+              <m:t>60</m:t>
+            </m:r>
+          </m:sub>
+        </m:sSub>
+      </m:oMath>
       <w:r>
         <w:rPr>
           <w:rFonts w:ascii="Times New Roman" w:hAnsi="Times New Roman" w:eastAsia="Times New Roman" w:cs="Times New Roman"/>
@@ -5708,15 +5717,22 @@
         <w:rPr>
           <w:rFonts w:ascii="Times New Roman" w:hAnsi="Times New Roman" w:eastAsia="Times New Roman" w:cs="Times New Roman"/>
         </w:rPr>
-        <w:t xml:space="preserve"> C</w:t>
-      </w:r>
-      <w:r>
-        <w:rPr>
-          <w:rFonts w:ascii="Times New Roman" w:hAnsi="Times New Roman" w:eastAsia="Times New Roman" w:cs="Times New Roman"/>
-          <w:vertAlign w:val="subscript"/>
-        </w:rPr>
-        <w:t>60</w:t>
-      </w:r>
+        <w:t xml:space="preserve"> </w:t>
+      </w:r>
+      <m:oMath>
+        <m:sSub>
+          <m:e>
+            <m:r>
+              <m:t>C</m:t>
+            </m:r>
+          </m:e>
+          <m:sub>
+            <m:r>
+              <m:t>60</m:t>
+            </m:r>
+          </m:sub>
+        </m:sSub>
+      </m:oMath>
       <w:r>
         <w:rPr>
           <w:rFonts w:ascii="Times New Roman" w:hAnsi="Times New Roman" w:eastAsia="Times New Roman" w:cs="Times New Roman"/>
@@ -5757,15 +5773,22 @@
         <w:rPr>
           <w:rFonts w:ascii="Times New Roman" w:hAnsi="Times New Roman" w:eastAsia="Times New Roman" w:cs="Times New Roman"/>
         </w:rPr>
-        <w:t xml:space="preserve"> N</w:t>
-      </w:r>
-      <w:r>
-        <w:rPr>
-          <w:rFonts w:ascii="Times New Roman" w:hAnsi="Times New Roman" w:eastAsia="Times New Roman" w:cs="Times New Roman"/>
-          <w:vertAlign w:val="subscript"/>
-        </w:rPr>
-        <w:t>2</w:t>
-      </w:r>
+        <w:t xml:space="preserve"> </w:t>
+      </w:r>
+      <m:oMath>
+        <m:sSub>
+          <m:e>
+            <m:r>
+              <m:t>N</m:t>
+            </m:r>
+          </m:e>
+          <m:sub>
+            <m:r>
+              <m:t>2</m:t>
+            </m:r>
+          </m:sub>
+        </m:sSub>
+      </m:oMath>
       <w:r>
         <w:rPr>
           <w:rFonts w:ascii="Times New Roman" w:hAnsi="Times New Roman" w:eastAsia="Times New Roman" w:cs="Times New Roman"/>
@@ -5794,15 +5817,22 @@
         <w:rPr>
           <w:rFonts w:ascii="Times New Roman" w:hAnsi="Times New Roman" w:eastAsia="Times New Roman" w:cs="Times New Roman"/>
         </w:rPr>
-        <w:t xml:space="preserve"> N</w:t>
-      </w:r>
-      <w:r>
-        <w:rPr>
-          <w:rFonts w:ascii="Times New Roman" w:hAnsi="Times New Roman" w:eastAsia="Times New Roman" w:cs="Times New Roman"/>
-          <w:vertAlign w:val="subscript"/>
-        </w:rPr>
-        <w:t>60</w:t>
-      </w:r>
+        <w:t xml:space="preserve"> </w:t>
+      </w:r>
+      <m:oMath>
+        <m:sSub>
+          <m:e>
+            <m:r>
+              <m:t>N</m:t>
+            </m:r>
+          </m:e>
+          <m:sub>
+            <m:r>
+              <m:t>60</m:t>
+            </m:r>
+          </m:sub>
+        </m:sSub>
+      </m:oMath>
       <w:r>
         <w:rPr>
           <w:rFonts w:ascii="Times New Roman" w:hAnsi="Times New Roman" w:eastAsia="Times New Roman" w:cs="Times New Roman"/>
@@ -5843,15 +5873,22 @@
         <w:rPr>
           <w:rFonts w:ascii="Times New Roman" w:hAnsi="Times New Roman" w:eastAsia="Times New Roman" w:cs="Times New Roman"/>
         </w:rPr>
-        <w:t xml:space="preserve"> N</w:t>
-      </w:r>
-      <w:r>
-        <w:rPr>
-          <w:rFonts w:ascii="Times New Roman" w:hAnsi="Times New Roman" w:eastAsia="Times New Roman" w:cs="Times New Roman"/>
-          <w:vertAlign w:val="subscript"/>
-        </w:rPr>
-        <w:t>2</w:t>
-      </w:r>
+        <w:t xml:space="preserve"> </w:t>
+      </w:r>
+      <m:oMath>
+        <m:sSub>
+          <m:e>
+            <m:r>
+              <m:t>N</m:t>
+            </m:r>
+          </m:e>
+          <m:sub>
+            <m:r>
+              <m:t>2</m:t>
+            </m:r>
+          </m:sub>
+        </m:sSub>
+      </m:oMath>
       <w:r>
         <w:rPr>
           <w:rFonts w:ascii="Times New Roman" w:hAnsi="Times New Roman" w:eastAsia="Times New Roman" w:cs="Times New Roman"/>
@@ -6269,19 +6306,20 @@
           <w:numId w:val="1004"/>
         </w:numPr>
       </w:pPr>
-      <w:r>
-        <w:rPr>
-          <w:rFonts w:ascii="Times New Roman" w:hAnsi="Times New Roman" w:eastAsia="Times New Roman" w:cs="Times New Roman"/>
-        </w:rPr>
-        <w:t>N</w:t>
-      </w:r>
-      <w:r>
-        <w:rPr>
-          <w:rFonts w:ascii="Times New Roman" w:hAnsi="Times New Roman" w:eastAsia="Times New Roman" w:cs="Times New Roman"/>
-          <w:vertAlign w:val="subscript"/>
-        </w:rPr>
-        <w:t>60</w:t>
-      </w:r>
+      <m:oMath>
+        <m:sSub>
+          <m:e>
+            <m:r>
+              <m:t>N</m:t>
+            </m:r>
+          </m:e>
+          <m:sub>
+            <m:r>
+              <m:t>60</m:t>
+            </m:r>
+          </m:sub>
+        </m:sSub>
+      </m:oMath>
       <w:r>
         <w:rPr>
           <w:rFonts w:ascii="Times New Roman" w:hAnsi="Times New Roman" w:eastAsia="Times New Roman" w:cs="Times New Roman"/>
@@ -6320,19 +6358,20 @@
           <w:numId w:val="1004"/>
         </w:numPr>
       </w:pPr>
-      <w:r>
-        <w:rPr>
-          <w:rFonts w:ascii="Times New Roman" w:hAnsi="Times New Roman" w:eastAsia="Times New Roman" w:cs="Times New Roman"/>
-        </w:rPr>
-        <w:t>N</w:t>
-      </w:r>
-      <w:r>
-        <w:rPr>
-          <w:rFonts w:ascii="Times New Roman" w:hAnsi="Times New Roman" w:eastAsia="Times New Roman" w:cs="Times New Roman"/>
-          <w:vertAlign w:val="subscript"/>
-        </w:rPr>
-        <w:t>60</w:t>
-      </w:r>
+      <m:oMath>
+        <m:sSub>
+          <m:e>
+            <m:r>
+              <m:t>N</m:t>
+            </m:r>
+          </m:e>
+          <m:sub>
+            <m:r>
+              <m:t>60</m:t>
+            </m:r>
+          </m:sub>
+        </m:sSub>
+      </m:oMath>
       <w:r>
         <w:rPr>
           <w:rFonts w:ascii="Times New Roman" w:hAnsi="Times New Roman" w:eastAsia="Times New Roman" w:cs="Times New Roman"/>
@@ -6375,15 +6414,22 @@
         <w:rPr>
           <w:rFonts w:ascii="Times New Roman" w:hAnsi="Times New Roman" w:eastAsia="Times New Roman" w:cs="Times New Roman"/>
         </w:rPr>
-        <w:t xml:space="preserve"> N</w:t>
-      </w:r>
-      <w:r>
-        <w:rPr>
-          <w:rFonts w:ascii="Times New Roman" w:hAnsi="Times New Roman" w:eastAsia="Times New Roman" w:cs="Times New Roman"/>
-          <w:vertAlign w:val="subscript"/>
-        </w:rPr>
-        <w:t>60</w:t>
-      </w:r>
+        <w:t xml:space="preserve"> </w:t>
+      </w:r>
+      <m:oMath>
+        <m:sSub>
+          <m:e>
+            <m:r>
+              <m:t>N</m:t>
+            </m:r>
+          </m:e>
+          <m:sub>
+            <m:r>
+              <m:t>60</m:t>
+            </m:r>
+          </m:sub>
+        </m:sSub>
+      </m:oMath>
       <w:r>
         <w:rPr>
           <w:rFonts w:ascii="Times New Roman" w:hAnsi="Times New Roman" w:eastAsia="Times New Roman" w:cs="Times New Roman"/>
@@ -6493,15 +6539,22 @@
         <w:rPr>
           <w:rFonts w:ascii="Times New Roman" w:hAnsi="Times New Roman" w:eastAsia="Times New Roman" w:cs="Times New Roman"/>
         </w:rPr>
-        <w:t xml:space="preserve"> N</w:t>
-      </w:r>
-      <w:r>
-        <w:rPr>
-          <w:rFonts w:ascii="Times New Roman" w:hAnsi="Times New Roman" w:eastAsia="Times New Roman" w:cs="Times New Roman"/>
-          <w:vertAlign w:val="subscript"/>
-        </w:rPr>
-        <w:t>2</w:t>
-      </w:r>
+        <w:t xml:space="preserve"> </w:t>
+      </w:r>
+      <m:oMath>
+        <m:sSub>
+          <m:e>
+            <m:r>
+              <m:t>N</m:t>
+            </m:r>
+          </m:e>
+          <m:sub>
+            <m:r>
+              <m:t>2</m:t>
+            </m:r>
+          </m:sub>
+        </m:sSub>
+      </m:oMath>
       <w:r>
         <w:rPr>
           <w:rFonts w:ascii="Times New Roman" w:hAnsi="Times New Roman" w:eastAsia="Times New Roman" w:cs="Times New Roman"/>
@@ -6534,19 +6587,20 @@
           <w:numId w:val="1004"/>
         </w:numPr>
       </w:pPr>
-      <w:r>
-        <w:rPr>
-          <w:rFonts w:ascii="Times New Roman" w:hAnsi="Times New Roman" w:eastAsia="Times New Roman" w:cs="Times New Roman"/>
-        </w:rPr>
-        <w:t>N</w:t>
-      </w:r>
-      <w:r>
-        <w:rPr>
-          <w:rFonts w:ascii="Times New Roman" w:hAnsi="Times New Roman" w:eastAsia="Times New Roman" w:cs="Times New Roman"/>
-          <w:vertAlign w:val="subscript"/>
-        </w:rPr>
-        <w:t>60</w:t>
-      </w:r>
+      <m:oMath>
+        <m:sSub>
+          <m:e>
+            <m:r>
+              <m:t>N</m:t>
+            </m:r>
+          </m:e>
+          <m:sub>
+            <m:r>
+              <m:t>60</m:t>
+            </m:r>
+          </m:sub>
+        </m:sSub>
+      </m:oMath>
       <w:r>
         <w:rPr>
           <w:rFonts w:ascii="Times New Roman" w:hAnsi="Times New Roman" w:eastAsia="Times New Roman" w:cs="Times New Roman"/>
@@ -10175,22 +10229,47 @@
         <w:rPr>
           <w:rFonts w:ascii="Times New Roman" w:hAnsi="Times New Roman" w:eastAsia="Times New Roman" w:cs="Times New Roman"/>
         </w:rPr>
-        <w:t xml:space="preserve"> FeO</w:t>
-      </w:r>
-      <w:r>
-        <w:rPr>
-          <w:rFonts w:ascii="Times New Roman" w:hAnsi="Times New Roman" w:eastAsia="Times New Roman" w:cs="Times New Roman"/>
-          <w:vertAlign w:val="subscript"/>
-        </w:rPr>
-        <w:t>4</w:t>
-      </w:r>
-      <w:r>
-        <w:rPr>
-          <w:rFonts w:ascii="Times New Roman" w:hAnsi="Times New Roman" w:eastAsia="Times New Roman" w:cs="Times New Roman"/>
-          <w:vertAlign w:val="superscript"/>
-        </w:rPr>
-        <w:t>2-</w:t>
-      </w:r>
+        <w:t xml:space="preserve"> </w:t>
+      </w:r>
+      <m:oMath>
+        <m:oMathPr>
+          <m:ctrlPr>
+            <w:rPr>
+              <w:sz w:val="28"/>
+              <w:szCs w:val="28"/>
+            </w:rPr>
+          </m:ctrlPr>
+        </m:oMathPr>
+        <m:r>
+          <m:t>F</m:t>
+        </m:r>
+        <m:r>
+          <m:t>e</m:t>
+        </m:r>
+        <m:sSubSup>
+          <m:e>
+            <m:r>
+              <m:t>O</m:t>
+            </m:r>
+          </m:e>
+          <m:sub>
+            <m:r>
+              <m:t>4</m:t>
+            </m:r>
+          </m:sub>
+          <m:sup>
+            <m:r>
+              <m:t>2</m:t>
+            </m:r>
+            <m:r>
+              <m:rPr>
+                <m:sty m:val="p"/>
+              </m:rPr>
+              <m:t>−</m:t>
+            </m:r>
+          </m:sup>
+        </m:sSubSup>
+      </m:oMath>
       <w:r>
         <w:rPr>
           <w:rFonts w:ascii="Times New Roman" w:hAnsi="Times New Roman" w:eastAsia="Times New Roman" w:cs="Times New Roman"/>
@@ -10207,15 +10286,31 @@
         <w:rPr>
           <w:rFonts w:ascii="Times New Roman" w:hAnsi="Times New Roman" w:eastAsia="Times New Roman" w:cs="Times New Roman"/>
         </w:rPr>
-        <w:t xml:space="preserve"> Fe</w:t>
-      </w:r>
-      <w:r>
-        <w:rPr>
-          <w:rFonts w:ascii="Times New Roman" w:hAnsi="Times New Roman" w:eastAsia="Times New Roman" w:cs="Times New Roman"/>
-          <w:vertAlign w:val="superscript"/>
-        </w:rPr>
-        <w:t>2+</w:t>
-      </w:r>
+        <w:t xml:space="preserve"> </w:t>
+      </w:r>
+      <m:oMath>
+        <m:r>
+          <m:t>F</m:t>
+        </m:r>
+        <m:sSup>
+          <m:e>
+            <m:r>
+              <m:t>e</m:t>
+            </m:r>
+          </m:e>
+          <m:sup>
+            <m:r>
+              <m:t>2</m:t>
+            </m:r>
+            <m:r>
+              <m:rPr>
+                <m:sty m:val="p"/>
+              </m:rPr>
+              <m:t>+</m:t>
+            </m:r>
+          </m:sup>
+        </m:sSup>
+      </m:oMath>
       <w:r>
         <w:rPr>
           <w:rFonts w:ascii="Times New Roman" w:hAnsi="Times New Roman" w:eastAsia="Times New Roman" w:cs="Times New Roman"/>
@@ -10822,15 +10917,28 @@
         <w:rPr>
           <w:rFonts w:ascii="Times New Roman" w:hAnsi="Times New Roman" w:eastAsia="Times New Roman" w:cs="Times New Roman"/>
         </w:rPr>
-        <w:t xml:space="preserve"> NO</w:t>
-      </w:r>
-      <w:r>
-        <w:rPr>
-          <w:rFonts w:ascii="Times New Roman" w:hAnsi="Times New Roman" w:eastAsia="Times New Roman" w:cs="Times New Roman"/>
-          <w:vertAlign w:val="superscript"/>
-        </w:rPr>
-        <w:t>+</w:t>
-      </w:r>
+        <w:t xml:space="preserve"> </w:t>
+      </w:r>
+      <m:oMath>
+        <m:r>
+          <m:t>N</m:t>
+        </m:r>
+        <m:sSup>
+          <m:e>
+            <m:r>
+              <m:t>O</m:t>
+            </m:r>
+          </m:e>
+          <m:sup>
+            <m:r>
+              <m:rPr>
+                <m:sty m:val="p"/>
+              </m:rPr>
+              <m:t>+</m:t>
+            </m:r>
+          </m:sup>
+        </m:sSup>
+      </m:oMath>
       <w:r>
         <w:rPr>
           <w:rFonts w:ascii="Times New Roman" w:hAnsi="Times New Roman" w:eastAsia="Times New Roman" w:cs="Times New Roman"/>
@@ -12841,15 +12949,22 @@
         <w:rPr>
           <w:rFonts w:ascii="Times New Roman" w:hAnsi="Times New Roman" w:eastAsia="Times New Roman" w:cs="Times New Roman"/>
         </w:rPr>
-        <w:t xml:space="preserve"> O</w:t>
-      </w:r>
-      <w:r>
-        <w:rPr>
-          <w:rFonts w:ascii="Times New Roman" w:hAnsi="Times New Roman" w:eastAsia="Times New Roman" w:cs="Times New Roman"/>
-          <w:vertAlign w:val="subscript"/>
-        </w:rPr>
-        <w:t>3</w:t>
-      </w:r>
+        <w:t xml:space="preserve"> </w:t>
+      </w:r>
+      <m:oMath>
+        <m:sSub>
+          <m:e>
+            <m:r>
+              <m:t>O</m:t>
+            </m:r>
+          </m:e>
+          <m:sub>
+            <m:r>
+              <m:t>3</m:t>
+            </m:r>
+          </m:sub>
+        </m:sSub>
+      </m:oMath>
       <w:r>
         <w:rPr>
           <w:rFonts w:ascii="Times New Roman" w:hAnsi="Times New Roman" w:eastAsia="Times New Roman" w:cs="Times New Roman"/>
@@ -12868,24 +12983,28 @@
         </w:rPr>
         <w:t xml:space="preserve"> </w:t>
       </w:r>
-      <w:r>
-        <w:rPr>
-          <w:rFonts w:hint="eastAsia" w:ascii="Times New Roman" w:hAnsi="Times New Roman" w:eastAsia="Times New Roman" w:cs="Times New Roman"/>
-        </w:rPr>
-        <w:t>SO</w:t>
-      </w:r>
-      <w:r>
-        <w:rPr>
-          <w:rFonts w:hint="eastAsia" w:ascii="Times New Roman" w:hAnsi="Times New Roman" w:eastAsia="Times New Roman" w:cs="Times New Roman"/>
-          <w:vertAlign w:val="subscript"/>
-        </w:rPr>
-        <w:t>2</w:t>
-      </w:r>
-      <w:r>
-        <w:rPr>
-          <w:rFonts w:hint="eastAsia" w:ascii="Times New Roman" w:hAnsi="Times New Roman" w:eastAsia="Times New Roman" w:cs="Times New Roman"/>
-        </w:rPr>
-        <w:t>；</w:t>
+      <m:oMath>
+        <m:r>
+          <m:t>S</m:t>
+        </m:r>
+        <m:sSub>
+          <m:e>
+            <m:r>
+              <m:t>O</m:t>
+            </m:r>
+          </m:e>
+          <m:sub>
+            <m:r>
+              <m:t>2</m:t>
+            </m:r>
+          </m:sub>
+        </m:sSub>
+      </m:oMath>
+      <w:r>
+        <w:rPr>
+          <w:rFonts w:hint="eastAsia" w:ascii="Times New Roman" w:hAnsi="Times New Roman" w:eastAsia="Times New Roman" w:cs="Times New Roman"/>
+        </w:rPr>
+        <w:t xml:space="preserve">；</w:t>
       </w:r>
     </w:p>
     <w:p>
@@ -13366,15 +13485,25 @@
         <w:rPr>
           <w:rFonts w:ascii="Times New Roman" w:hAnsi="Times New Roman" w:eastAsia="Times New Roman" w:cs="Times New Roman"/>
         </w:rPr>
-        <w:t xml:space="preserve"> BF</w:t>
-      </w:r>
-      <w:r>
-        <w:rPr>
-          <w:rFonts w:ascii="Times New Roman" w:hAnsi="Times New Roman" w:eastAsia="Times New Roman" w:cs="Times New Roman"/>
-          <w:vertAlign w:val="subscript"/>
-        </w:rPr>
-        <w:t>3</w:t>
-      </w:r>
+        <w:t xml:space="preserve"> </w:t>
+      </w:r>
+      <m:oMath>
+        <m:r>
+          <m:t>B</m:t>
+        </m:r>
+        <m:sSub>
+          <m:e>
+            <m:r>
+              <m:t>F</m:t>
+            </m:r>
+          </m:e>
+          <m:sub>
+            <m:r>
+              <m:t>3</m:t>
+            </m:r>
+          </m:sub>
+        </m:sSub>
+      </m:oMath>
       <w:r>
         <w:rPr>
           <w:rFonts w:ascii="Times New Roman" w:hAnsi="Times New Roman" w:eastAsia="Times New Roman" w:cs="Times New Roman"/>
@@ -16935,22 +17064,33 @@
         <w:rPr>
           <w:rFonts w:ascii="Times New Roman" w:hAnsi="Times New Roman" w:eastAsia="Times New Roman" w:cs="Times New Roman"/>
         </w:rPr>
-        <w:t xml:space="preserve"> BC</w:t>
-      </w:r>
-      <w:r>
-        <w:rPr>
-          <w:rFonts w:ascii="Times New Roman" w:hAnsi="Times New Roman" w:eastAsia="Times New Roman" w:cs="Times New Roman"/>
-          <w:vertAlign w:val="subscript"/>
-        </w:rPr>
-        <w:t>2</w:t>
-      </w:r>
-      <w:r>
-        <w:rPr>
-          <w:rFonts w:ascii="Times New Roman" w:hAnsi="Times New Roman" w:eastAsia="Times New Roman" w:cs="Times New Roman"/>
-          <w:vertAlign w:val="superscript"/>
-        </w:rPr>
-        <w:t>+</w:t>
-      </w:r>
+        <w:t xml:space="preserve"> </w:t>
+      </w:r>
+      <m:oMath>
+        <m:r>
+          <m:t>B</m:t>
+        </m:r>
+        <m:sSubSup>
+          <m:e>
+            <m:r>
+              <m:t>C</m:t>
+            </m:r>
+          </m:e>
+          <m:sub>
+            <m:r>
+              <m:t>2</m:t>
+            </m:r>
+          </m:sub>
+          <m:sup>
+            <m:r>
+              <m:rPr>
+                <m:sty m:val="p"/>
+              </m:rPr>
+              <m:t>+</m:t>
+            </m:r>
+          </m:sup>
+        </m:sSubSup>
+      </m:oMath>
       <w:r>
         <w:rPr>
           <w:rFonts w:ascii="Times New Roman" w:hAnsi="Times New Roman" w:eastAsia="Times New Roman" w:cs="Times New Roman"/>
@@ -16973,22 +17113,39 @@
         <w:rPr>
           <w:rFonts w:ascii="Times New Roman" w:hAnsi="Times New Roman" w:eastAsia="Times New Roman" w:cs="Times New Roman"/>
         </w:rPr>
-        <w:t xml:space="preserve"> mol BC</w:t>
-      </w:r>
-      <w:r>
-        <w:rPr>
-          <w:rFonts w:ascii="Times New Roman" w:hAnsi="Times New Roman" w:eastAsia="Times New Roman" w:cs="Times New Roman"/>
-          <w:vertAlign w:val="subscript"/>
-        </w:rPr>
-        <w:t>2</w:t>
-      </w:r>
-      <w:r>
-        <w:rPr>
-          <w:rFonts w:ascii="Times New Roman" w:hAnsi="Times New Roman" w:eastAsia="Times New Roman" w:cs="Times New Roman"/>
-          <w:vertAlign w:val="superscript"/>
-        </w:rPr>
-        <w:t>+</w:t>
-      </w:r>
+        <w:t xml:space="preserve"> mol</w:t>
+      </w:r>
+      <w:r>
+        <w:rPr>
+          <w:rFonts w:ascii="Times New Roman" w:hAnsi="Times New Roman" w:eastAsia="Times New Roman" w:cs="Times New Roman"/>
+        </w:rPr>
+        <w:t xml:space="preserve"> </w:t>
+      </w:r>
+      <m:oMath>
+        <m:r>
+          <m:t>B</m:t>
+        </m:r>
+        <m:sSubSup>
+          <m:e>
+            <m:r>
+              <m:t>C</m:t>
+            </m:r>
+          </m:e>
+          <m:sub>
+            <m:r>
+              <m:t>2</m:t>
+            </m:r>
+          </m:sub>
+          <m:sup>
+            <m:r>
+              <m:rPr>
+                <m:sty m:val="p"/>
+              </m:rPr>
+              <m:t>+</m:t>
+            </m:r>
+          </m:sup>
+        </m:sSubSup>
+      </m:oMath>
       <w:r>
         <w:rPr>
           <w:rFonts w:ascii="Times New Roman" w:hAnsi="Times New Roman" w:eastAsia="Times New Roman" w:cs="Times New Roman"/>
@@ -18467,8 +18624,22 @@
           <w:i/>
           <w:iCs/>
         </w:rPr>
-        <w:t xml:space="preserve"> C</w:t>
-      </w:r>
+        <w:t xml:space="preserve"> </w:t>
+      </w:r>
+      <m:oMath>
+        <m:sSub>
+          <m:e>
+            <m:r>
+              <m:t>C</m:t>
+            </m:r>
+          </m:e>
+          <m:sub>
+            <m:r>
+              <m:t>60</m:t>
+            </m:r>
+          </m:sub>
+        </m:sSub>
+      </m:oMath>
       <w:r>
         <w:rPr>
           <w:rFonts w:ascii="Times New Roman" w:hAnsi="Times New Roman" w:eastAsia="Times New Roman" w:cs="Times New Roman"/>
@@ -18476,50 +18647,63 @@
           <w:bCs/>
           <w:i/>
           <w:iCs/>
-          <w:vertAlign w:val="subscript"/>
-        </w:rPr>
-        <w:t>60</w:t>
-      </w:r>
-      <w:r>
-        <w:rPr>
-          <w:rFonts w:ascii="Times New Roman" w:hAnsi="Times New Roman" w:eastAsia="Times New Roman" w:cs="Times New Roman"/>
+        </w:rPr>
+        <w:t xml:space="preserve"> </w:t>
+      </w:r>
+      <w:r>
+        <w:rPr>
+          <w:rFonts w:hint="eastAsia" w:ascii="Times New Roman" w:hAnsi="Times New Roman" w:eastAsia="FangSong" w:cs="Times New Roman"/>
           <w:b/>
           <w:bCs/>
           <w:i/>
           <w:iCs/>
         </w:rPr>
-        <w:t xml:space="preserve"> </w:t>
-      </w:r>
-      <w:r>
-        <w:rPr>
-          <w:rFonts w:hint="eastAsia" w:ascii="Times New Roman" w:hAnsi="Times New Roman" w:eastAsia="FangSong" w:cs="Times New Roman"/>
+        <w:t>的分子结构模型</w:t>
+      </w:r>
+      <w:r>
+        <w:rPr>
+          <w:rFonts w:hint="eastAsia" w:ascii="Times New Roman" w:hAnsi="Times New Roman" w:eastAsia="Times New Roman" w:cs="Times New Roman"/>
           <w:b/>
           <w:bCs/>
           <w:i/>
           <w:iCs/>
         </w:rPr>
-        <w:t>的分子结构模型</w:t>
-      </w:r>
-      <w:r>
-        <w:rPr>
-          <w:rFonts w:hint="eastAsia" w:ascii="Times New Roman" w:hAnsi="Times New Roman" w:eastAsia="Times New Roman" w:cs="Times New Roman"/>
+        <w:t>，</w:t>
+      </w:r>
+      <w:r>
+        <w:rPr>
+          <w:rFonts w:hint="eastAsia" w:ascii="Times New Roman" w:hAnsi="Times New Roman" w:eastAsia="FangSong" w:cs="Times New Roman"/>
           <w:b/>
           <w:bCs/>
           <w:i/>
           <w:iCs/>
         </w:rPr>
-        <w:t>，</w:t>
-      </w:r>
-      <w:r>
-        <w:rPr>
-          <w:rFonts w:hint="eastAsia" w:ascii="Times New Roman" w:hAnsi="Times New Roman" w:eastAsia="FangSong" w:cs="Times New Roman"/>
+        <w:t>在每个</w:t>
+      </w:r>
+      <w:r>
+        <w:rPr>
+          <w:rFonts w:ascii="Times New Roman" w:hAnsi="Times New Roman" w:eastAsia="Times New Roman" w:cs="Times New Roman"/>
           <w:b/>
           <w:bCs/>
           <w:i/>
           <w:iCs/>
         </w:rPr>
-        <w:t>在每个</w:t>
-      </w:r>
+        <w:t xml:space="preserve"> </w:t>
+      </w:r>
+      <m:oMath>
+        <m:sSub>
+          <m:e>
+            <m:r>
+              <m:t>C</m:t>
+            </m:r>
+          </m:e>
+          <m:sub>
+            <m:r>
+              <m:t>60</m:t>
+            </m:r>
+          </m:sub>
+        </m:sSub>
+      </m:oMath>
       <w:r>
         <w:rPr>
           <w:rFonts w:ascii="Times New Roman" w:hAnsi="Times New Roman" w:eastAsia="Times New Roman" w:cs="Times New Roman"/>
@@ -18528,18 +18712,17 @@
           <w:i/>
           <w:iCs/>
         </w:rPr>
-        <w:t xml:space="preserve"> C</w:t>
-      </w:r>
-      <w:r>
-        <w:rPr>
-          <w:rFonts w:ascii="Times New Roman" w:hAnsi="Times New Roman" w:eastAsia="Times New Roman" w:cs="Times New Roman"/>
+        <w:t xml:space="preserve"> </w:t>
+      </w:r>
+      <w:r>
+        <w:rPr>
+          <w:rFonts w:hint="eastAsia" w:ascii="Times New Roman" w:hAnsi="Times New Roman" w:eastAsia="FangSong" w:cs="Times New Roman"/>
           <w:b/>
           <w:bCs/>
           <w:i/>
           <w:iCs/>
-          <w:vertAlign w:val="subscript"/>
-        </w:rPr>
-        <w:t>60</w:t>
+        </w:rPr>
+        <w:t xml:space="preserve">分子中形成的</w:t>
       </w:r>
       <w:r>
         <w:rPr>
@@ -18551,56 +18734,384 @@
         </w:rPr>
         <w:t xml:space="preserve"> </w:t>
       </w:r>
-      <w:r>
-        <w:rPr>
-          <w:rFonts w:hint="eastAsia" w:ascii="Times New Roman" w:hAnsi="Times New Roman" w:eastAsia="FangSong" w:cs="Times New Roman"/>
+      <m:oMath>
+        <m:r>
+          <m:t>σ</m:t>
+        </m:r>
+      </m:oMath>
+      <w:r>
+        <w:rPr>
+          <w:rFonts w:ascii="Times New Roman" w:hAnsi="Times New Roman" w:eastAsia="Times New Roman" w:cs="Times New Roman"/>
           <w:b/>
           <w:bCs/>
           <w:i/>
           <w:iCs/>
         </w:rPr>
-        <w:t xml:space="preserve">分子中形成的</w:t>
-      </w:r>
-      <w:r>
-        <w:rPr>
-          <w:rFonts w:ascii="Times New Roman" w:hAnsi="Times New Roman" w:eastAsia="Times New Roman" w:cs="Times New Roman"/>
+        <w:t xml:space="preserve"> </w:t>
+      </w:r>
+      <w:r>
+        <w:rPr>
+          <w:rFonts w:hint="eastAsia" w:ascii="Times New Roman" w:hAnsi="Times New Roman" w:eastAsia="FangSong" w:cs="Times New Roman"/>
           <w:b/>
           <w:bCs/>
           <w:i/>
           <w:iCs/>
         </w:rPr>
+        <w:t xml:space="preserve">键数目为</w:t>
+      </w:r>
+      <w:r>
+        <w:rPr>
+          <w:rFonts w:ascii="Times New Roman" w:hAnsi="Times New Roman" w:eastAsia="Times New Roman" w:cs="Times New Roman"/>
+        </w:rPr>
+        <w:t xml:space="preserve">_。</w:t>
+      </w:r>
+    </w:p>
+    <w:p>
+      <w:pPr>
+        <w:numPr>
+          <w:ilvl w:val="0"/>
+          <w:numId w:val="1017"/>
+        </w:numPr>
+      </w:pPr>
+      <w:r>
+        <w:rPr>
+          <w:rFonts w:hint="eastAsia" w:ascii="Times New Roman" w:hAnsi="Times New Roman" w:eastAsia="FangSong" w:cs="Times New Roman"/>
+        </w:rPr>
+        <w:t xml:space="preserve">在</w:t>
+      </w:r>
+      <w:r>
+        <w:rPr>
+          <w:rFonts w:ascii="Times New Roman" w:hAnsi="Times New Roman" w:eastAsia="Times New Roman" w:cs="Times New Roman"/>
+        </w:rPr>
         <w:t xml:space="preserve"> </w:t>
       </w:r>
       <m:oMath>
-        <m:r>
-          <m:t>σ</m:t>
-        </m:r>
+        <m:sSub>
+          <m:e>
+            <m:r>
+              <m:rPr>
+                <m:sty m:val="p"/>
+              </m:rPr>
+              <m:t>C</m:t>
+            </m:r>
+          </m:e>
+          <m:sub>
+            <m:r>
+              <m:t>60</m:t>
+            </m:r>
+          </m:sub>
+        </m:sSub>
       </m:oMath>
       <w:r>
         <w:rPr>
           <w:rFonts w:ascii="Times New Roman" w:hAnsi="Times New Roman" w:eastAsia="Times New Roman" w:cs="Times New Roman"/>
+        </w:rPr>
+        <w:t xml:space="preserve"> </w:t>
+      </w:r>
+      <w:r>
+        <w:rPr>
+          <w:rFonts w:hint="eastAsia" w:ascii="Times New Roman" w:hAnsi="Times New Roman" w:eastAsia="FangSong" w:cs="Times New Roman"/>
+        </w:rPr>
+        <w:t>单质中</w:t>
+      </w:r>
+      <w:r>
+        <w:rPr>
+          <w:rFonts w:hint="eastAsia" w:ascii="Times New Roman" w:hAnsi="Times New Roman" w:eastAsia="Times New Roman" w:cs="Times New Roman"/>
+        </w:rPr>
+        <w:t>，</w:t>
+      </w:r>
+      <w:r>
+        <w:rPr>
+          <w:rFonts w:hint="eastAsia" w:ascii="Times New Roman" w:hAnsi="Times New Roman" w:eastAsia="FangSong" w:cs="Times New Roman"/>
+        </w:rPr>
+        <w:t>微粒之间的作用力为</w:t>
+      </w:r>
+      <w:r>
+        <w:rPr>
+          <w:rFonts w:hint="eastAsia" w:ascii="Times New Roman" w:hAnsi="Times New Roman" w:eastAsia="Times New Roman" w:cs="Times New Roman"/>
+        </w:rPr>
+        <w:t>_</w:t>
+      </w:r>
+      <w:r>
+        <w:rPr>
+          <w:rFonts w:hint="eastAsia" w:ascii="Times New Roman" w:hAnsi="Times New Roman" w:eastAsia="Times New Roman" w:cs="Times New Roman"/>
           <w:b/>
           <w:bCs/>
           <w:i/>
           <w:iCs/>
         </w:rPr>
-        <w:t xml:space="preserve"> </w:t>
-      </w:r>
-      <w:r>
-        <w:rPr>
-          <w:rFonts w:hint="eastAsia" w:ascii="Times New Roman" w:hAnsi="Times New Roman" w:eastAsia="FangSong" w:cs="Times New Roman"/>
+        <w:t xml:space="preserve">，</w:t>
+      </w:r>
+      <m:oMath>
+        <m:sSub>
+          <m:e>
+            <m:r>
+              <m:rPr>
+                <m:sty m:val="p"/>
+              </m:rPr>
+              <m:t>C</m:t>
+            </m:r>
+          </m:e>
+          <m:sub>
+            <m:r>
+              <m:t>60</m:t>
+            </m:r>
+          </m:sub>
+        </m:sSub>
+      </m:oMath>
+      <w:r>
+        <w:rPr>
+          <w:rFonts w:ascii="Times New Roman" w:hAnsi="Times New Roman" w:eastAsia="Times New Roman" w:cs="Times New Roman"/>
           <w:b/>
           <w:bCs/>
           <w:i/>
           <w:iCs/>
         </w:rPr>
-        <w:t xml:space="preserve">键数目为</w:t>
-      </w:r>
-      <w:r>
-        <w:rPr>
-          <w:rFonts w:ascii="Times New Roman" w:hAnsi="Times New Roman" w:eastAsia="Times New Roman" w:cs="Times New Roman"/>
-        </w:rPr>
-        <w:t xml:space="preserve">_。</w:t>
+        <w:t xml:space="preserve"> </w:t>
+      </w:r>
+      <w:r>
+        <w:rPr>
+          <w:rFonts w:hint="eastAsia" w:ascii="Times New Roman" w:hAnsi="Times New Roman" w:eastAsia="FangSong" w:cs="Times New Roman"/>
+          <w:b/>
+          <w:bCs/>
+          <w:i/>
+          <w:iCs/>
+        </w:rPr>
+        <w:t xml:space="preserve">能与金属钾化合生成具有超导性的</w:t>
+      </w:r>
+      <w:r>
+        <w:rPr>
+          <w:rFonts w:ascii="Times New Roman" w:hAnsi="Times New Roman" w:eastAsia="Times New Roman" w:cs="Times New Roman"/>
+          <w:b/>
+          <w:bCs/>
+          <w:i/>
+          <w:iCs/>
+        </w:rPr>
+        <w:t xml:space="preserve"> </w:t>
+      </w:r>
+      <m:oMath>
+        <m:sSub>
+          <m:e>
+            <m:r>
+              <m:rPr>
+                <m:sty m:val="p"/>
+              </m:rPr>
+              <m:t>K</m:t>
+            </m:r>
+          </m:e>
+          <m:sub>
+            <m:r>
+              <m:t>3</m:t>
+            </m:r>
+          </m:sub>
+        </m:sSub>
+        <m:sSub>
+          <m:e>
+            <m:r>
+              <m:rPr>
+                <m:sty m:val="p"/>
+              </m:rPr>
+              <m:t>C</m:t>
+            </m:r>
+          </m:e>
+          <m:sub>
+            <m:r>
+              <m:t>60</m:t>
+            </m:r>
+          </m:sub>
+        </m:sSub>
+      </m:oMath>
+      <w:r>
+        <w:rPr>
+          <w:rFonts w:hint="eastAsia" w:ascii="Times New Roman" w:hAnsi="Times New Roman" w:eastAsia="Times New Roman" w:cs="Times New Roman"/>
+          <w:b/>
+          <w:bCs/>
+          <w:i/>
+          <w:iCs/>
+        </w:rPr>
+        <w:t>，</w:t>
+      </w:r>
+      <w:r>
+        <w:rPr>
+          <w:rFonts w:hint="eastAsia" w:ascii="Times New Roman" w:hAnsi="Times New Roman" w:eastAsia="FangSong" w:cs="Times New Roman"/>
+          <w:b/>
+          <w:bCs/>
+          <w:i/>
+          <w:iCs/>
+        </w:rPr>
+        <w:t>在</w:t>
+      </w:r>
+      <w:r>
+        <w:rPr>
+          <w:rFonts w:ascii="Times New Roman" w:hAnsi="Times New Roman" w:eastAsia="Times New Roman" w:cs="Times New Roman"/>
+          <w:b/>
+          <w:bCs/>
+          <w:i/>
+          <w:iCs/>
+        </w:rPr>
+        <w:t xml:space="preserve"> </w:t>
+      </w:r>
+      <m:oMath>
+        <m:sSub>
+          <m:e>
+            <m:r>
+              <m:rPr>
+                <m:sty m:val="p"/>
+              </m:rPr>
+              <m:t>K</m:t>
+            </m:r>
+          </m:e>
+          <m:sub>
+            <m:r>
+              <m:t>3</m:t>
+            </m:r>
+          </m:sub>
+        </m:sSub>
+        <m:sSub>
+          <m:e>
+            <m:r>
+              <m:rPr>
+                <m:sty m:val="p"/>
+              </m:rPr>
+              <m:t>C</m:t>
+            </m:r>
+          </m:e>
+          <m:sub>
+            <m:r>
+              <m:t>60</m:t>
+            </m:r>
+          </m:sub>
+        </m:sSub>
+      </m:oMath>
+      <w:r>
+        <w:rPr>
+          <w:rFonts w:ascii="Times New Roman" w:hAnsi="Times New Roman" w:eastAsia="Times New Roman" w:cs="Times New Roman"/>
+          <w:b/>
+          <w:bCs/>
+          <w:i/>
+          <w:iCs/>
+        </w:rPr>
+        <w:t xml:space="preserve"> </w:t>
+      </w:r>
+      <w:r>
+        <w:rPr>
+          <w:rFonts w:hint="eastAsia" w:ascii="Times New Roman" w:hAnsi="Times New Roman" w:eastAsia="FangSong" w:cs="Times New Roman"/>
+          <w:b/>
+          <w:bCs/>
+          <w:i/>
+          <w:iCs/>
+        </w:rPr>
+        <w:t xml:space="preserve">中阴阳离子个数比为</w:t>
+      </w:r>
+      <w:r>
+        <w:rPr>
+          <w:rFonts w:ascii="Times New Roman" w:hAnsi="Times New Roman" w:eastAsia="Times New Roman" w:cs="Times New Roman"/>
+          <w:b/>
+          <w:bCs/>
+          <w:i/>
+          <w:iCs/>
+        </w:rPr>
+        <w:t xml:space="preserve"> </w:t>
+      </w:r>
+      <w:r>
+        <w:rPr>
+          <w:rFonts w:hint="eastAsia" w:ascii="Times New Roman" w:hAnsi="Times New Roman" w:eastAsia="Times New Roman" w:cs="Times New Roman"/>
+          <w:b/>
+          <w:bCs/>
+          <w:i/>
+          <w:iCs/>
+        </w:rPr>
+        <w:t>1:3，</w:t>
+      </w:r>
+      <w:r>
+        <w:rPr>
+          <w:rFonts w:hint="eastAsia" w:ascii="Times New Roman" w:hAnsi="Times New Roman" w:eastAsia="FangSong" w:cs="Times New Roman"/>
+          <w:b/>
+          <w:bCs/>
+          <w:i/>
+          <w:iCs/>
+        </w:rPr>
+        <w:t>则</w:t>
+      </w:r>
+      <w:r>
+        <w:rPr>
+          <w:rFonts w:ascii="Times New Roman" w:hAnsi="Times New Roman" w:eastAsia="Times New Roman" w:cs="Times New Roman"/>
+          <w:b/>
+          <w:bCs/>
+          <w:i/>
+          <w:iCs/>
+        </w:rPr>
+        <w:t xml:space="preserve"> </w:t>
+      </w:r>
+      <m:oMath>
+        <m:sSub>
+          <m:e>
+            <m:r>
+              <m:rPr>
+                <m:sty m:val="p"/>
+              </m:rPr>
+              <m:t>K</m:t>
+            </m:r>
+          </m:e>
+          <m:sub>
+            <m:r>
+              <m:t>3</m:t>
+            </m:r>
+          </m:sub>
+        </m:sSub>
+        <m:sSub>
+          <m:e>
+            <m:r>
+              <m:rPr>
+                <m:sty m:val="p"/>
+              </m:rPr>
+              <m:t>C</m:t>
+            </m:r>
+          </m:e>
+          <m:sub>
+            <m:r>
+              <m:t>60</m:t>
+            </m:r>
+          </m:sub>
+        </m:sSub>
+      </m:oMath>
+      <w:r>
+        <w:rPr>
+          <w:rFonts w:ascii="Times New Roman" w:hAnsi="Times New Roman" w:eastAsia="Times New Roman" w:cs="Times New Roman"/>
+          <w:b/>
+          <w:bCs/>
+          <w:i/>
+          <w:iCs/>
+        </w:rPr>
+        <w:t xml:space="preserve"> </w:t>
+      </w:r>
+      <w:r>
+        <w:rPr>
+          <w:rFonts w:hint="eastAsia" w:ascii="Times New Roman" w:hAnsi="Times New Roman" w:eastAsia="FangSong" w:cs="Times New Roman"/>
+          <w:b/>
+          <w:bCs/>
+          <w:i/>
+          <w:iCs/>
+        </w:rPr>
+        <w:t xml:space="preserve">属于</w:t>
+      </w:r>
+      <w:r>
+        <w:rPr>
+          <w:rFonts w:hint="eastAsia" w:ascii="Times New Roman" w:hAnsi="Times New Roman" w:eastAsia="Times New Roman" w:cs="Times New Roman"/>
+        </w:rPr>
+        <w:t>_</w:t>
+      </w:r>
+      <w:r>
+        <w:rPr>
+          <w:rFonts w:hint="eastAsia" w:ascii="Times New Roman" w:hAnsi="Times New Roman" w:eastAsia="FangSong" w:cs="Times New Roman"/>
+        </w:rPr>
+        <w:t>晶体</w:t>
+      </w:r>
+      <w:r>
+        <w:rPr>
+          <w:rFonts w:hint="eastAsia" w:ascii="Times New Roman" w:hAnsi="Times New Roman" w:eastAsia="Times New Roman" w:cs="Times New Roman"/>
+        </w:rPr>
+        <w:t>。</w:t>
       </w:r>
     </w:p>
     <w:p>
@@ -18612,9 +19123,51 @@
       </w:pPr>
       <w:r>
         <w:rPr>
-          <w:rFonts w:hint="eastAsia" w:ascii="Times New Roman" w:hAnsi="Times New Roman" w:eastAsia="FangSong" w:cs="Times New Roman"/>
-        </w:rPr>
-        <w:t xml:space="preserve">在</w:t>
+          <w:rFonts w:ascii="Times New Roman" w:hAnsi="Times New Roman" w:eastAsia="Times New Roman" w:cs="Times New Roman"/>
+        </w:rPr>
+        <w:t xml:space="preserve">CO </w:t>
+      </w:r>
+      <w:r>
+        <w:rPr>
+          <w:rFonts w:hint="eastAsia" w:ascii="Times New Roman" w:hAnsi="Times New Roman" w:eastAsia="FangSong" w:cs="Times New Roman"/>
+        </w:rPr>
+        <w:t>是碳元素的常见氧化物</w:t>
+      </w:r>
+      <w:r>
+        <w:rPr>
+          <w:rFonts w:hint="eastAsia" w:ascii="Times New Roman" w:hAnsi="Times New Roman" w:eastAsia="Times New Roman" w:cs="Times New Roman"/>
+        </w:rPr>
+        <w:t>，</w:t>
+      </w:r>
+      <w:r>
+        <w:rPr>
+          <w:rFonts w:hint="eastAsia" w:ascii="Times New Roman" w:hAnsi="Times New Roman" w:eastAsia="FangSong" w:cs="Times New Roman"/>
+        </w:rPr>
+        <w:t>分子中</w:t>
+      </w:r>
+      <w:r>
+        <w:rPr>
+          <w:rFonts w:ascii="Times New Roman" w:hAnsi="Times New Roman" w:eastAsia="Times New Roman" w:cs="Times New Roman"/>
+        </w:rPr>
+        <w:t xml:space="preserve"> C </w:t>
+      </w:r>
+      <w:r>
+        <w:rPr>
+          <w:rFonts w:hint="eastAsia" w:ascii="Times New Roman" w:hAnsi="Times New Roman" w:eastAsia="FangSong" w:cs="Times New Roman"/>
+        </w:rPr>
+        <w:t>原子上有一对孤对电子</w:t>
+      </w:r>
+      <w:r>
+        <w:rPr>
+          <w:rFonts w:hint="eastAsia" w:ascii="Times New Roman" w:hAnsi="Times New Roman" w:eastAsia="Times New Roman" w:cs="Times New Roman"/>
+        </w:rPr>
+        <w:t>，</w:t>
+      </w:r>
+      <w:r>
+        <w:rPr>
+          <w:rFonts w:hint="eastAsia" w:ascii="Times New Roman" w:hAnsi="Times New Roman" w:eastAsia="FangSong" w:cs="Times New Roman"/>
+        </w:rPr>
+        <w:t>与</w:t>
       </w:r>
       <w:r>
         <w:rPr>
@@ -18626,399 +19179,16 @@
         <m:sSub>
           <m:e>
             <m:r>
-              <m:rPr>
-                <m:sty m:val="p"/>
-              </m:rPr>
-              <m:t>C</m:t>
+              <m:t>N</m:t>
             </m:r>
           </m:e>
           <m:sub>
             <m:r>
-              <m:t>60</m:t>
+              <m:t>2</m:t>
             </m:r>
           </m:sub>
         </m:sSub>
       </m:oMath>
-      <w:r>
-        <w:rPr>
-          <w:rFonts w:ascii="Times New Roman" w:hAnsi="Times New Roman" w:eastAsia="Times New Roman" w:cs="Times New Roman"/>
-        </w:rPr>
-        <w:t xml:space="preserve"> </w:t>
-      </w:r>
-      <w:r>
-        <w:rPr>
-          <w:rFonts w:hint="eastAsia" w:ascii="Times New Roman" w:hAnsi="Times New Roman" w:eastAsia="FangSong" w:cs="Times New Roman"/>
-        </w:rPr>
-        <w:t>单质中</w:t>
-      </w:r>
-      <w:r>
-        <w:rPr>
-          <w:rFonts w:hint="eastAsia" w:ascii="Times New Roman" w:hAnsi="Times New Roman" w:eastAsia="Times New Roman" w:cs="Times New Roman"/>
-        </w:rPr>
-        <w:t>，</w:t>
-      </w:r>
-      <w:r>
-        <w:rPr>
-          <w:rFonts w:hint="eastAsia" w:ascii="Times New Roman" w:hAnsi="Times New Roman" w:eastAsia="FangSong" w:cs="Times New Roman"/>
-        </w:rPr>
-        <w:t>微粒之间的作用力为</w:t>
-      </w:r>
-      <w:r>
-        <w:rPr>
-          <w:rFonts w:hint="eastAsia" w:ascii="Times New Roman" w:hAnsi="Times New Roman" w:eastAsia="Times New Roman" w:cs="Times New Roman"/>
-        </w:rPr>
-        <w:t>_</w:t>
-      </w:r>
-      <w:r>
-        <w:rPr>
-          <w:rFonts w:hint="eastAsia" w:ascii="Times New Roman" w:hAnsi="Times New Roman" w:eastAsia="Times New Roman" w:cs="Times New Roman"/>
-          <w:b/>
-          <w:bCs/>
-          <w:i/>
-          <w:iCs/>
-        </w:rPr>
-        <w:t xml:space="preserve">，</w:t>
-      </w:r>
-      <m:oMath>
-        <m:sSub>
-          <m:e>
-            <m:r>
-              <m:rPr>
-                <m:sty m:val="p"/>
-              </m:rPr>
-              <m:t>C</m:t>
-            </m:r>
-          </m:e>
-          <m:sub>
-            <m:r>
-              <m:t>60</m:t>
-            </m:r>
-          </m:sub>
-        </m:sSub>
-      </m:oMath>
-      <w:r>
-        <w:rPr>
-          <w:rFonts w:ascii="Times New Roman" w:hAnsi="Times New Roman" w:eastAsia="Times New Roman" w:cs="Times New Roman"/>
-          <w:b/>
-          <w:bCs/>
-          <w:i/>
-          <w:iCs/>
-        </w:rPr>
-        <w:t xml:space="preserve"> </w:t>
-      </w:r>
-      <w:r>
-        <w:rPr>
-          <w:rFonts w:hint="eastAsia" w:ascii="Times New Roman" w:hAnsi="Times New Roman" w:eastAsia="FangSong" w:cs="Times New Roman"/>
-          <w:b/>
-          <w:bCs/>
-          <w:i/>
-          <w:iCs/>
-        </w:rPr>
-        <w:t xml:space="preserve">能与金属钾化合生成具有超导性的</w:t>
-      </w:r>
-      <w:r>
-        <w:rPr>
-          <w:rFonts w:ascii="Times New Roman" w:hAnsi="Times New Roman" w:eastAsia="Times New Roman" w:cs="Times New Roman"/>
-          <w:b/>
-          <w:bCs/>
-          <w:i/>
-          <w:iCs/>
-        </w:rPr>
-        <w:t xml:space="preserve"> </w:t>
-      </w:r>
-      <m:oMath>
-        <m:sSub>
-          <m:e>
-            <m:r>
-              <m:rPr>
-                <m:sty m:val="p"/>
-              </m:rPr>
-              <m:t>K</m:t>
-            </m:r>
-          </m:e>
-          <m:sub>
-            <m:r>
-              <m:t>3</m:t>
-            </m:r>
-          </m:sub>
-        </m:sSub>
-        <m:sSub>
-          <m:e>
-            <m:r>
-              <m:rPr>
-                <m:sty m:val="p"/>
-              </m:rPr>
-              <m:t>C</m:t>
-            </m:r>
-          </m:e>
-          <m:sub>
-            <m:r>
-              <m:t>60</m:t>
-            </m:r>
-          </m:sub>
-        </m:sSub>
-      </m:oMath>
-      <w:r>
-        <w:rPr>
-          <w:rFonts w:hint="eastAsia" w:ascii="Times New Roman" w:hAnsi="Times New Roman" w:eastAsia="Times New Roman" w:cs="Times New Roman"/>
-          <w:b/>
-          <w:bCs/>
-          <w:i/>
-          <w:iCs/>
-        </w:rPr>
-        <w:t>，</w:t>
-      </w:r>
-      <w:r>
-        <w:rPr>
-          <w:rFonts w:hint="eastAsia" w:ascii="Times New Roman" w:hAnsi="Times New Roman" w:eastAsia="FangSong" w:cs="Times New Roman"/>
-          <w:b/>
-          <w:bCs/>
-          <w:i/>
-          <w:iCs/>
-        </w:rPr>
-        <w:t>在</w:t>
-      </w:r>
-      <w:r>
-        <w:rPr>
-          <w:rFonts w:ascii="Times New Roman" w:hAnsi="Times New Roman" w:eastAsia="Times New Roman" w:cs="Times New Roman"/>
-          <w:b/>
-          <w:bCs/>
-          <w:i/>
-          <w:iCs/>
-        </w:rPr>
-        <w:t xml:space="preserve"> </w:t>
-      </w:r>
-      <m:oMath>
-        <m:sSub>
-          <m:e>
-            <m:r>
-              <m:rPr>
-                <m:sty m:val="p"/>
-              </m:rPr>
-              <m:t>K</m:t>
-            </m:r>
-          </m:e>
-          <m:sub>
-            <m:r>
-              <m:t>3</m:t>
-            </m:r>
-          </m:sub>
-        </m:sSub>
-        <m:sSub>
-          <m:e>
-            <m:r>
-              <m:rPr>
-                <m:sty m:val="p"/>
-              </m:rPr>
-              <m:t>C</m:t>
-            </m:r>
-          </m:e>
-          <m:sub>
-            <m:r>
-              <m:t>60</m:t>
-            </m:r>
-          </m:sub>
-        </m:sSub>
-      </m:oMath>
-      <w:r>
-        <w:rPr>
-          <w:rFonts w:ascii="Times New Roman" w:hAnsi="Times New Roman" w:eastAsia="Times New Roman" w:cs="Times New Roman"/>
-          <w:b/>
-          <w:bCs/>
-          <w:i/>
-          <w:iCs/>
-        </w:rPr>
-        <w:t xml:space="preserve"> </w:t>
-      </w:r>
-      <w:r>
-        <w:rPr>
-          <w:rFonts w:hint="eastAsia" w:ascii="Times New Roman" w:hAnsi="Times New Roman" w:eastAsia="FangSong" w:cs="Times New Roman"/>
-          <w:b/>
-          <w:bCs/>
-          <w:i/>
-          <w:iCs/>
-        </w:rPr>
-        <w:t xml:space="preserve">中阴阳离子个数比为</w:t>
-      </w:r>
-      <w:r>
-        <w:rPr>
-          <w:rFonts w:ascii="Times New Roman" w:hAnsi="Times New Roman" w:eastAsia="Times New Roman" w:cs="Times New Roman"/>
-          <w:b/>
-          <w:bCs/>
-          <w:i/>
-          <w:iCs/>
-        </w:rPr>
-        <w:t xml:space="preserve"> </w:t>
-      </w:r>
-      <w:r>
-        <w:rPr>
-          <w:rFonts w:hint="eastAsia" w:ascii="Times New Roman" w:hAnsi="Times New Roman" w:eastAsia="Times New Roman" w:cs="Times New Roman"/>
-          <w:b/>
-          <w:bCs/>
-          <w:i/>
-          <w:iCs/>
-        </w:rPr>
-        <w:t>1:3，</w:t>
-      </w:r>
-      <w:r>
-        <w:rPr>
-          <w:rFonts w:hint="eastAsia" w:ascii="Times New Roman" w:hAnsi="Times New Roman" w:eastAsia="FangSong" w:cs="Times New Roman"/>
-          <w:b/>
-          <w:bCs/>
-          <w:i/>
-          <w:iCs/>
-        </w:rPr>
-        <w:t>则</w:t>
-      </w:r>
-      <w:r>
-        <w:rPr>
-          <w:rFonts w:ascii="Times New Roman" w:hAnsi="Times New Roman" w:eastAsia="Times New Roman" w:cs="Times New Roman"/>
-          <w:b/>
-          <w:bCs/>
-          <w:i/>
-          <w:iCs/>
-        </w:rPr>
-        <w:t xml:space="preserve"> </w:t>
-      </w:r>
-      <m:oMath>
-        <m:sSub>
-          <m:e>
-            <m:r>
-              <m:rPr>
-                <m:sty m:val="p"/>
-              </m:rPr>
-              <m:t>K</m:t>
-            </m:r>
-          </m:e>
-          <m:sub>
-            <m:r>
-              <m:t>3</m:t>
-            </m:r>
-          </m:sub>
-        </m:sSub>
-        <m:sSub>
-          <m:e>
-            <m:r>
-              <m:rPr>
-                <m:sty m:val="p"/>
-              </m:rPr>
-              <m:t>C</m:t>
-            </m:r>
-          </m:e>
-          <m:sub>
-            <m:r>
-              <m:t>60</m:t>
-            </m:r>
-          </m:sub>
-        </m:sSub>
-      </m:oMath>
-      <w:r>
-        <w:rPr>
-          <w:rFonts w:ascii="Times New Roman" w:hAnsi="Times New Roman" w:eastAsia="Times New Roman" w:cs="Times New Roman"/>
-          <w:b/>
-          <w:bCs/>
-          <w:i/>
-          <w:iCs/>
-        </w:rPr>
-        <w:t xml:space="preserve"> </w:t>
-      </w:r>
-      <w:r>
-        <w:rPr>
-          <w:rFonts w:hint="eastAsia" w:ascii="Times New Roman" w:hAnsi="Times New Roman" w:eastAsia="FangSong" w:cs="Times New Roman"/>
-          <w:b/>
-          <w:bCs/>
-          <w:i/>
-          <w:iCs/>
-        </w:rPr>
-        <w:t xml:space="preserve">属于</w:t>
-      </w:r>
-      <w:r>
-        <w:rPr>
-          <w:rFonts w:hint="eastAsia" w:ascii="Times New Roman" w:hAnsi="Times New Roman" w:eastAsia="Times New Roman" w:cs="Times New Roman"/>
-        </w:rPr>
-        <w:t>_</w:t>
-      </w:r>
-      <w:r>
-        <w:rPr>
-          <w:rFonts w:hint="eastAsia" w:ascii="Times New Roman" w:hAnsi="Times New Roman" w:eastAsia="FangSong" w:cs="Times New Roman"/>
-        </w:rPr>
-        <w:t>晶体</w:t>
-      </w:r>
-      <w:r>
-        <w:rPr>
-          <w:rFonts w:hint="eastAsia" w:ascii="Times New Roman" w:hAnsi="Times New Roman" w:eastAsia="Times New Roman" w:cs="Times New Roman"/>
-        </w:rPr>
-        <w:t>。</w:t>
-      </w:r>
-    </w:p>
-    <w:p>
-      <w:pPr>
-        <w:numPr>
-          <w:ilvl w:val="0"/>
-          <w:numId w:val="1017"/>
-        </w:numPr>
-      </w:pPr>
-      <w:r>
-        <w:rPr>
-          <w:rFonts w:ascii="Times New Roman" w:hAnsi="Times New Roman" w:eastAsia="Times New Roman" w:cs="Times New Roman"/>
-        </w:rPr>
-        <w:t xml:space="preserve">CO </w:t>
-      </w:r>
-      <w:r>
-        <w:rPr>
-          <w:rFonts w:hint="eastAsia" w:ascii="Times New Roman" w:hAnsi="Times New Roman" w:eastAsia="FangSong" w:cs="Times New Roman"/>
-        </w:rPr>
-        <w:t>是碳元素的常见氧化物</w:t>
-      </w:r>
-      <w:r>
-        <w:rPr>
-          <w:rFonts w:hint="eastAsia" w:ascii="Times New Roman" w:hAnsi="Times New Roman" w:eastAsia="Times New Roman" w:cs="Times New Roman"/>
-        </w:rPr>
-        <w:t>，</w:t>
-      </w:r>
-      <w:r>
-        <w:rPr>
-          <w:rFonts w:hint="eastAsia" w:ascii="Times New Roman" w:hAnsi="Times New Roman" w:eastAsia="FangSong" w:cs="Times New Roman"/>
-        </w:rPr>
-        <w:t>分子中</w:t>
-      </w:r>
-      <w:r>
-        <w:rPr>
-          <w:rFonts w:ascii="Times New Roman" w:hAnsi="Times New Roman" w:eastAsia="Times New Roman" w:cs="Times New Roman"/>
-        </w:rPr>
-        <w:t xml:space="preserve"> C </w:t>
-      </w:r>
-      <w:r>
-        <w:rPr>
-          <w:rFonts w:hint="eastAsia" w:ascii="Times New Roman" w:hAnsi="Times New Roman" w:eastAsia="FangSong" w:cs="Times New Roman"/>
-        </w:rPr>
-        <w:t>原子上有一对孤对电子</w:t>
-      </w:r>
-      <w:r>
-        <w:rPr>
-          <w:rFonts w:hint="eastAsia" w:ascii="Times New Roman" w:hAnsi="Times New Roman" w:eastAsia="Times New Roman" w:cs="Times New Roman"/>
-        </w:rPr>
-        <w:t>，</w:t>
-      </w:r>
-      <w:r>
-        <w:rPr>
-          <w:rFonts w:hint="eastAsia" w:ascii="Times New Roman" w:hAnsi="Times New Roman" w:eastAsia="FangSong" w:cs="Times New Roman"/>
-        </w:rPr>
-        <w:t>与</w:t>
-      </w:r>
-      <w:r>
-        <w:rPr>
-          <w:rFonts w:ascii="Times New Roman" w:hAnsi="Times New Roman" w:eastAsia="Times New Roman" w:cs="Times New Roman"/>
-        </w:rPr>
-        <w:t xml:space="preserve"> N</w:t>
-      </w:r>
-      <w:r>
-        <w:rPr>
-          <w:rFonts w:ascii="Times New Roman" w:hAnsi="Times New Roman" w:eastAsia="Times New Roman" w:cs="Times New Roman"/>
-          <w:vertAlign w:val="subscript"/>
-        </w:rPr>
-        <w:t>2</w:t>
-      </w:r>
       <w:r>
         <w:rPr>
           <w:rFonts w:ascii="Times New Roman" w:hAnsi="Times New Roman" w:eastAsia="Times New Roman" w:cs="Times New Roman"/>
@@ -19592,15 +19762,25 @@
         <w:rPr>
           <w:rFonts w:hint="eastAsia" w:ascii="Times New Roman" w:hAnsi="Times New Roman" w:eastAsia="Times New Roman" w:cs="Times New Roman"/>
         </w:rPr>
-        <w:t>，CH</w:t>
-      </w:r>
-      <w:r>
-        <w:rPr>
-          <w:rFonts w:hint="eastAsia" w:ascii="Times New Roman" w:hAnsi="Times New Roman" w:eastAsia="Times New Roman" w:cs="Times New Roman"/>
-          <w:vertAlign w:val="subscript"/>
-        </w:rPr>
-        <w:t>4</w:t>
-      </w:r>
+        <w:t>，</w:t>
+      </w:r>
+      <m:oMath>
+        <m:r>
+          <m:t>C</m:t>
+        </m:r>
+        <m:sSub>
+          <m:e>
+            <m:r>
+              <m:t>H</m:t>
+            </m:r>
+          </m:e>
+          <m:sub>
+            <m:r>
+              <m:t>4</m:t>
+            </m:r>
+          </m:sub>
+        </m:sSub>
+      </m:oMath>
       <w:r>
         <w:rPr>
           <w:rFonts w:ascii="Times New Roman" w:hAnsi="Times New Roman" w:eastAsia="Times New Roman" w:cs="Times New Roman"/>
@@ -19698,19 +19878,25 @@
           <w:i/>
           <w:iCs/>
         </w:rPr>
-        <w:t>；CH</w:t>
-      </w:r>
-      <w:r>
-        <w:rPr>
-          <w:rFonts w:hint="eastAsia" w:ascii="Times New Roman" w:hAnsi="Times New Roman" w:eastAsia="Times New Roman" w:cs="Times New Roman"/>
-          <w:b/>
-          <w:bCs/>
-          <w:i/>
-          <w:iCs/>
-          <w:vertAlign w:val="subscript"/>
-        </w:rPr>
-        <w:t>4</w:t>
-      </w:r>
+        <w:t xml:space="preserve">；</w:t>
+      </w:r>
+      <m:oMath>
+        <m:r>
+          <m:t>C</m:t>
+        </m:r>
+        <m:sSub>
+          <m:e>
+            <m:r>
+              <m:t>H</m:t>
+            </m:r>
+          </m:e>
+          <m:sub>
+            <m:r>
+              <m:t>4</m:t>
+            </m:r>
+          </m:sub>
+        </m:sSub>
+      </m:oMath>
       <w:r>
         <w:rPr>
           <w:rFonts w:ascii="Times New Roman" w:hAnsi="Times New Roman" w:eastAsia="Times New Roman" w:cs="Times New Roman"/>
@@ -21907,15 +22093,31 @@
         <w:rPr>
           <w:rFonts w:ascii="Times New Roman" w:hAnsi="Times New Roman" w:eastAsia="Times New Roman" w:cs="Times New Roman"/>
         </w:rPr>
-        <w:t xml:space="preserve"> Fe</w:t>
-      </w:r>
-      <w:r>
-        <w:rPr>
-          <w:rFonts w:ascii="Times New Roman" w:hAnsi="Times New Roman" w:eastAsia="Times New Roman" w:cs="Times New Roman"/>
-          <w:vertAlign w:val="superscript"/>
-        </w:rPr>
-        <w:t>3+</w:t>
-      </w:r>
+        <w:t xml:space="preserve"> </w:t>
+      </w:r>
+      <m:oMath>
+        <m:r>
+          <m:t>F</m:t>
+        </m:r>
+        <m:sSup>
+          <m:e>
+            <m:r>
+              <m:t>e</m:t>
+            </m:r>
+          </m:e>
+          <m:sup>
+            <m:r>
+              <m:t>3</m:t>
+            </m:r>
+            <m:r>
+              <m:rPr>
+                <m:sty m:val="p"/>
+              </m:rPr>
+              <m:t>+</m:t>
+            </m:r>
+          </m:sup>
+        </m:sSup>
+      </m:oMath>
       <w:r>
         <w:rPr>
           <w:rFonts w:ascii="Times New Roman" w:hAnsi="Times New Roman" w:eastAsia="Times New Roman" w:cs="Times New Roman"/>
@@ -21934,19 +22136,29 @@
         </w:rPr>
         <w:t xml:space="preserve"> </w:t>
       </w:r>
-      <w:r>
-        <w:rPr>
-          <w:rFonts w:hint="eastAsia" w:ascii="Times New Roman" w:hAnsi="Times New Roman" w:eastAsia="Times New Roman" w:cs="Times New Roman"/>
-        </w:rPr>
-        <w:t>Fe</w:t>
-      </w:r>
-      <w:r>
-        <w:rPr>
-          <w:rFonts w:hint="eastAsia" w:ascii="Times New Roman" w:hAnsi="Times New Roman" w:eastAsia="Times New Roman" w:cs="Times New Roman"/>
-          <w:vertAlign w:val="superscript"/>
-        </w:rPr>
-        <w:t>2+</w:t>
-      </w:r>
+      <m:oMath>
+        <m:r>
+          <m:t>F</m:t>
+        </m:r>
+        <m:sSup>
+          <m:e>
+            <m:r>
+              <m:t>e</m:t>
+            </m:r>
+          </m:e>
+          <m:sup>
+            <m:r>
+              <m:t>2</m:t>
+            </m:r>
+            <m:r>
+              <m:rPr>
+                <m:sty m:val="p"/>
+              </m:rPr>
+              <m:t>+</m:t>
+            </m:r>
+          </m:sup>
+        </m:sSup>
+      </m:oMath>
       <w:r>
         <w:rPr>
           <w:rFonts w:hint="eastAsia" w:ascii="Times New Roman" w:hAnsi="Times New Roman" w:eastAsia="Times New Roman" w:cs="Times New Roman"/>
@@ -22167,28 +22379,60 @@
         <w:rPr>
           <w:rFonts w:ascii="Times New Roman" w:hAnsi="Times New Roman" w:eastAsia="Times New Roman" w:cs="Times New Roman"/>
         </w:rPr>
-        <w:t xml:space="preserve"> Fe</w:t>
-      </w:r>
-      <w:r>
-        <w:rPr>
-          <w:rFonts w:ascii="Times New Roman" w:hAnsi="Times New Roman" w:eastAsia="Times New Roman" w:cs="Times New Roman"/>
-          <w:vertAlign w:val="superscript"/>
-        </w:rPr>
-        <w:t>2+</w:t>
-      </w:r>
-      <w:r>
-        <w:rPr>
-          <w:rFonts w:ascii="Times New Roman" w:hAnsi="Times New Roman" w:eastAsia="Times New Roman" w:cs="Times New Roman"/>
-        </w:rPr>
-        <w:t>、Fe</w:t>
-      </w:r>
-      <w:r>
-        <w:rPr>
-          <w:rFonts w:ascii="Times New Roman" w:hAnsi="Times New Roman" w:eastAsia="Times New Roman" w:cs="Times New Roman"/>
-          <w:vertAlign w:val="superscript"/>
-        </w:rPr>
-        <w:t>3+</w:t>
-      </w:r>
+        <w:t xml:space="preserve"> </w:t>
+      </w:r>
+      <m:oMath>
+        <m:r>
+          <m:t>F</m:t>
+        </m:r>
+        <m:sSup>
+          <m:e>
+            <m:r>
+              <m:t>e</m:t>
+            </m:r>
+          </m:e>
+          <m:sup>
+            <m:r>
+              <m:t>2</m:t>
+            </m:r>
+            <m:r>
+              <m:rPr>
+                <m:sty m:val="p"/>
+              </m:rPr>
+              <m:t>+</m:t>
+            </m:r>
+          </m:sup>
+        </m:sSup>
+      </m:oMath>
+      <w:r>
+        <w:rPr>
+          <w:rFonts w:ascii="Times New Roman" w:hAnsi="Times New Roman" w:eastAsia="Times New Roman" w:cs="Times New Roman"/>
+        </w:rPr>
+        <w:t xml:space="preserve">、</w:t>
+      </w:r>
+      <m:oMath>
+        <m:r>
+          <m:t>F</m:t>
+        </m:r>
+        <m:sSup>
+          <m:e>
+            <m:r>
+              <m:t>e</m:t>
+            </m:r>
+          </m:e>
+          <m:sup>
+            <m:r>
+              <m:t>3</m:t>
+            </m:r>
+            <m:r>
+              <m:rPr>
+                <m:sty m:val="p"/>
+              </m:rPr>
+              <m:t>+</m:t>
+            </m:r>
+          </m:sup>
+        </m:sSup>
+      </m:oMath>
       <w:r>
         <w:rPr>
           <w:rFonts w:ascii="Times New Roman" w:hAnsi="Times New Roman" w:eastAsia="Times New Roman" w:cs="Times New Roman"/>
@@ -22240,15 +22484,31 @@
         <w:rPr>
           <w:rFonts w:ascii="Times New Roman" w:hAnsi="Times New Roman" w:eastAsia="Times New Roman" w:cs="Times New Roman"/>
         </w:rPr>
-        <w:t xml:space="preserve"> Fe</w:t>
-      </w:r>
-      <w:r>
-        <w:rPr>
-          <w:rFonts w:ascii="Times New Roman" w:hAnsi="Times New Roman" w:eastAsia="Times New Roman" w:cs="Times New Roman"/>
-          <w:vertAlign w:val="superscript"/>
-        </w:rPr>
-        <w:t>2+</w:t>
-      </w:r>
+        <w:t xml:space="preserve"> </w:t>
+      </w:r>
+      <m:oMath>
+        <m:r>
+          <m:t>F</m:t>
+        </m:r>
+        <m:sSup>
+          <m:e>
+            <m:r>
+              <m:t>e</m:t>
+            </m:r>
+          </m:e>
+          <m:sup>
+            <m:r>
+              <m:t>2</m:t>
+            </m:r>
+            <m:r>
+              <m:rPr>
+                <m:sty m:val="p"/>
+              </m:rPr>
+              <m:t>+</m:t>
+            </m:r>
+          </m:sup>
+        </m:sSup>
+      </m:oMath>
       <w:r>
         <w:rPr>
           <w:rFonts w:ascii="Times New Roman" w:hAnsi="Times New Roman" w:eastAsia="Times New Roman" w:cs="Times New Roman"/>
@@ -22265,15 +22525,31 @@
         <w:rPr>
           <w:rFonts w:ascii="Times New Roman" w:hAnsi="Times New Roman" w:eastAsia="Times New Roman" w:cs="Times New Roman"/>
         </w:rPr>
-        <w:t xml:space="preserve"> Fe</w:t>
-      </w:r>
-      <w:r>
-        <w:rPr>
-          <w:rFonts w:ascii="Times New Roman" w:hAnsi="Times New Roman" w:eastAsia="Times New Roman" w:cs="Times New Roman"/>
-          <w:vertAlign w:val="superscript"/>
-        </w:rPr>
-        <w:t>3+</w:t>
-      </w:r>
+        <w:t xml:space="preserve"> </w:t>
+      </w:r>
+      <m:oMath>
+        <m:r>
+          <m:t>F</m:t>
+        </m:r>
+        <m:sSup>
+          <m:e>
+            <m:r>
+              <m:t>e</m:t>
+            </m:r>
+          </m:e>
+          <m:sup>
+            <m:r>
+              <m:t>3</m:t>
+            </m:r>
+            <m:r>
+              <m:rPr>
+                <m:sty m:val="p"/>
+              </m:rPr>
+              <m:t>+</m:t>
+            </m:r>
+          </m:sup>
+        </m:sSup>
+      </m:oMath>
       <w:r>
         <w:rPr>
           <w:rFonts w:ascii="Times New Roman" w:hAnsi="Times New Roman" w:eastAsia="Times New Roman" w:cs="Times New Roman"/>
@@ -22314,15 +22590,31 @@
         <w:rPr>
           <w:rFonts w:ascii="Times New Roman" w:hAnsi="Times New Roman" w:eastAsia="Times New Roman" w:cs="Times New Roman"/>
         </w:rPr>
-        <w:t xml:space="preserve"> Fe</w:t>
-      </w:r>
-      <w:r>
-        <w:rPr>
-          <w:rFonts w:ascii="Times New Roman" w:hAnsi="Times New Roman" w:eastAsia="Times New Roman" w:cs="Times New Roman"/>
-          <w:vertAlign w:val="superscript"/>
-        </w:rPr>
-        <w:t>2+</w:t>
-      </w:r>
+        <w:t xml:space="preserve"> </w:t>
+      </w:r>
+      <m:oMath>
+        <m:r>
+          <m:t>F</m:t>
+        </m:r>
+        <m:sSup>
+          <m:e>
+            <m:r>
+              <m:t>e</m:t>
+            </m:r>
+          </m:e>
+          <m:sup>
+            <m:r>
+              <m:t>2</m:t>
+            </m:r>
+            <m:r>
+              <m:rPr>
+                <m:sty m:val="p"/>
+              </m:rPr>
+              <m:t>+</m:t>
+            </m:r>
+          </m:sup>
+        </m:sSup>
+      </m:oMath>
       <w:r>
         <w:rPr>
           <w:rFonts w:ascii="Times New Roman" w:hAnsi="Times New Roman" w:eastAsia="Times New Roman" w:cs="Times New Roman"/>
@@ -22339,15 +22631,42 @@
         <w:rPr>
           <w:rFonts w:ascii="Times New Roman" w:hAnsi="Times New Roman" w:eastAsia="Times New Roman" w:cs="Times New Roman"/>
         </w:rPr>
-        <w:t xml:space="preserve"> NaClO</w:t>
-      </w:r>
-      <w:r>
-        <w:rPr>
-          <w:rFonts w:ascii="Times New Roman" w:hAnsi="Times New Roman" w:eastAsia="Times New Roman" w:cs="Times New Roman"/>
-          <w:vertAlign w:val="subscript"/>
-        </w:rPr>
-        <w:t>3</w:t>
-      </w:r>
+        <w:t xml:space="preserve"> </w:t>
+      </w:r>
+      <m:oMath>
+        <m:oMathPr>
+          <m:ctrlPr>
+            <w:rPr>
+              <w:sz w:val="28"/>
+              <w:szCs w:val="28"/>
+            </w:rPr>
+          </m:ctrlPr>
+        </m:oMathPr>
+        <m:r>
+          <m:t>N</m:t>
+        </m:r>
+        <m:r>
+          <m:t>a</m:t>
+        </m:r>
+        <m:r>
+          <m:t>C</m:t>
+        </m:r>
+        <m:r>
+          <m:t>l</m:t>
+        </m:r>
+        <m:sSub>
+          <m:e>
+            <m:r>
+              <m:t>O</m:t>
+            </m:r>
+          </m:e>
+          <m:sub>
+            <m:r>
+              <m:t>3</m:t>
+            </m:r>
+          </m:sub>
+        </m:sSub>
+      </m:oMath>
       <w:r>
         <w:rPr>
           <w:rFonts w:ascii="Times New Roman" w:hAnsi="Times New Roman" w:eastAsia="Times New Roman" w:cs="Times New Roman"/>
@@ -22739,15 +23058,28 @@
         <w:rPr>
           <w:rFonts w:ascii="Times New Roman" w:hAnsi="Times New Roman" w:eastAsia="Times New Roman" w:cs="Times New Roman"/>
         </w:rPr>
-        <w:t xml:space="preserve"> HNO</w:t>
-      </w:r>
-      <w:r>
-        <w:rPr>
-          <w:rFonts w:ascii="Times New Roman" w:hAnsi="Times New Roman" w:eastAsia="Times New Roman" w:cs="Times New Roman"/>
-          <w:vertAlign w:val="subscript"/>
-        </w:rPr>
-        <w:t>3</w:t>
-      </w:r>
+        <w:t xml:space="preserve"> </w:t>
+      </w:r>
+      <m:oMath>
+        <m:r>
+          <m:t>H</m:t>
+        </m:r>
+        <m:r>
+          <m:t>N</m:t>
+        </m:r>
+        <m:sSub>
+          <m:e>
+            <m:r>
+              <m:t>O</m:t>
+            </m:r>
+          </m:e>
+          <m:sub>
+            <m:r>
+              <m:t>3</m:t>
+            </m:r>
+          </m:sub>
+        </m:sSub>
+      </m:oMath>
       <w:r>
         <w:rPr>
           <w:rFonts w:ascii="Times New Roman" w:hAnsi="Times New Roman" w:eastAsia="Times New Roman" w:cs="Times New Roman"/>
@@ -23150,15 +23482,48 @@
         <w:rPr>
           <w:rFonts w:ascii="Times New Roman" w:hAnsi="Times New Roman" w:eastAsia="Times New Roman" w:cs="Times New Roman"/>
         </w:rPr>
-        <w:t xml:space="preserve"> g NaClO</w:t>
-      </w:r>
-      <w:r>
-        <w:rPr>
-          <w:rFonts w:ascii="Times New Roman" w:hAnsi="Times New Roman" w:eastAsia="Times New Roman" w:cs="Times New Roman"/>
-          <w:vertAlign w:val="subscript"/>
-        </w:rPr>
-        <w:t>3</w:t>
-      </w:r>
+        <w:t xml:space="preserve"> g</w:t>
+      </w:r>
+      <w:r>
+        <w:rPr>
+          <w:rFonts w:ascii="Times New Roman" w:hAnsi="Times New Roman" w:eastAsia="Times New Roman" w:cs="Times New Roman"/>
+        </w:rPr>
+        <w:t xml:space="preserve"> </w:t>
+      </w:r>
+      <m:oMath>
+        <m:oMathPr>
+          <m:ctrlPr>
+            <w:rPr>
+              <w:sz w:val="28"/>
+              <w:szCs w:val="28"/>
+            </w:rPr>
+          </m:ctrlPr>
+        </m:oMathPr>
+        <m:r>
+          <m:t>N</m:t>
+        </m:r>
+        <m:r>
+          <m:t>a</m:t>
+        </m:r>
+        <m:r>
+          <m:t>C</m:t>
+        </m:r>
+        <m:r>
+          <m:t>l</m:t>
+        </m:r>
+        <m:sSub>
+          <m:e>
+            <m:r>
+              <m:t>O</m:t>
+            </m:r>
+          </m:e>
+          <m:sub>
+            <m:r>
+              <m:t>3</m:t>
+            </m:r>
+          </m:sub>
+        </m:sSub>
+      </m:oMath>
       <w:r>
         <w:rPr>
           <w:rFonts w:ascii="Times New Roman" w:hAnsi="Times New Roman" w:eastAsia="Times New Roman" w:cs="Times New Roman"/>
@@ -23199,15 +23564,42 @@
         <w:rPr>
           <w:rFonts w:ascii="Times New Roman" w:hAnsi="Times New Roman" w:eastAsia="Times New Roman" w:cs="Times New Roman"/>
         </w:rPr>
-        <w:t xml:space="preserve"> NaClO</w:t>
-      </w:r>
-      <w:r>
-        <w:rPr>
-          <w:rFonts w:ascii="Times New Roman" w:hAnsi="Times New Roman" w:eastAsia="Times New Roman" w:cs="Times New Roman"/>
-          <w:vertAlign w:val="subscript"/>
-        </w:rPr>
-        <w:t>3</w:t>
-      </w:r>
+        <w:t xml:space="preserve"> </w:t>
+      </w:r>
+      <m:oMath>
+        <m:oMathPr>
+          <m:ctrlPr>
+            <w:rPr>
+              <w:sz w:val="28"/>
+              <w:szCs w:val="28"/>
+            </w:rPr>
+          </m:ctrlPr>
+        </m:oMathPr>
+        <m:r>
+          <m:t>N</m:t>
+        </m:r>
+        <m:r>
+          <m:t>a</m:t>
+        </m:r>
+        <m:r>
+          <m:t>C</m:t>
+        </m:r>
+        <m:r>
+          <m:t>l</m:t>
+        </m:r>
+        <m:sSub>
+          <m:e>
+            <m:r>
+              <m:t>O</m:t>
+            </m:r>
+          </m:e>
+          <m:sub>
+            <m:r>
+              <m:t>3</m:t>
+            </m:r>
+          </m:sub>
+        </m:sSub>
+      </m:oMath>
       <w:r>
         <w:rPr>
           <w:rFonts w:ascii="Times New Roman" w:hAnsi="Times New Roman" w:eastAsia="Times New Roman" w:cs="Times New Roman"/>
@@ -23279,22 +23671,36 @@
         <w:rPr>
           <w:rFonts w:ascii="Times New Roman" w:hAnsi="Times New Roman" w:eastAsia="Times New Roman" w:cs="Times New Roman"/>
         </w:rPr>
-        <w:t xml:space="preserve"> SO</w:t>
-      </w:r>
-      <w:r>
-        <w:rPr>
-          <w:rFonts w:ascii="Times New Roman" w:hAnsi="Times New Roman" w:eastAsia="Times New Roman" w:cs="Times New Roman"/>
-          <w:vertAlign w:val="subscript"/>
-        </w:rPr>
-        <w:t>4</w:t>
-      </w:r>
-      <w:r>
-        <w:rPr>
-          <w:rFonts w:ascii="Times New Roman" w:hAnsi="Times New Roman" w:eastAsia="Times New Roman" w:cs="Times New Roman"/>
-          <w:vertAlign w:val="superscript"/>
-        </w:rPr>
-        <w:t>2-</w:t>
-      </w:r>
+        <w:t xml:space="preserve"> </w:t>
+      </w:r>
+      <m:oMath>
+        <m:r>
+          <m:t>S</m:t>
+        </m:r>
+        <m:sSubSup>
+          <m:e>
+            <m:r>
+              <m:t>O</m:t>
+            </m:r>
+          </m:e>
+          <m:sub>
+            <m:r>
+              <m:t>4</m:t>
+            </m:r>
+          </m:sub>
+          <m:sup>
+            <m:r>
+              <m:t>2</m:t>
+            </m:r>
+            <m:r>
+              <m:rPr>
+                <m:sty m:val="p"/>
+              </m:rPr>
+              <m:t>−</m:t>
+            </m:r>
+          </m:sup>
+        </m:sSubSup>
+      </m:oMath>
       <w:r>
         <w:rPr>
           <w:rFonts w:ascii="Times New Roman" w:hAnsi="Times New Roman" w:eastAsia="Times New Roman" w:cs="Times New Roman"/>
@@ -23311,15 +23717,31 @@
         <w:rPr>
           <w:rFonts w:ascii="Times New Roman" w:hAnsi="Times New Roman" w:eastAsia="Times New Roman" w:cs="Times New Roman"/>
         </w:rPr>
-        <w:t xml:space="preserve"> Fe</w:t>
-      </w:r>
-      <w:r>
-        <w:rPr>
-          <w:rFonts w:ascii="Times New Roman" w:hAnsi="Times New Roman" w:eastAsia="Times New Roman" w:cs="Times New Roman"/>
-          <w:vertAlign w:val="superscript"/>
-        </w:rPr>
-        <w:t>3+</w:t>
-      </w:r>
+        <w:t xml:space="preserve"> </w:t>
+      </w:r>
+      <m:oMath>
+        <m:r>
+          <m:t>F</m:t>
+        </m:r>
+        <m:sSup>
+          <m:e>
+            <m:r>
+              <m:t>e</m:t>
+            </m:r>
+          </m:e>
+          <m:sup>
+            <m:r>
+              <m:t>3</m:t>
+            </m:r>
+            <m:r>
+              <m:rPr>
+                <m:sty m:val="p"/>
+              </m:rPr>
+              <m:t>+</m:t>
+            </m:r>
+          </m:sup>
+        </m:sSup>
+      </m:oMath>
       <w:r>
         <w:rPr>
           <w:rFonts w:ascii="Times New Roman" w:hAnsi="Times New Roman" w:eastAsia="Times New Roman" w:cs="Times New Roman"/>
@@ -23366,22 +23788,36 @@
         <w:rPr>
           <w:rFonts w:ascii="Times New Roman" w:hAnsi="Times New Roman" w:eastAsia="Times New Roman" w:cs="Times New Roman"/>
         </w:rPr>
-        <w:t xml:space="preserve"> SO</w:t>
-      </w:r>
-      <w:r>
-        <w:rPr>
-          <w:rFonts w:ascii="Times New Roman" w:hAnsi="Times New Roman" w:eastAsia="Times New Roman" w:cs="Times New Roman"/>
-          <w:vertAlign w:val="subscript"/>
-        </w:rPr>
-        <w:t>4</w:t>
-      </w:r>
-      <w:r>
-        <w:rPr>
-          <w:rFonts w:ascii="Times New Roman" w:hAnsi="Times New Roman" w:eastAsia="Times New Roman" w:cs="Times New Roman"/>
-          <w:vertAlign w:val="superscript"/>
-        </w:rPr>
-        <w:t>2-</w:t>
-      </w:r>
+        <w:t xml:space="preserve"> </w:t>
+      </w:r>
+      <m:oMath>
+        <m:r>
+          <m:t>S</m:t>
+        </m:r>
+        <m:sSubSup>
+          <m:e>
+            <m:r>
+              <m:t>O</m:t>
+            </m:r>
+          </m:e>
+          <m:sub>
+            <m:r>
+              <m:t>4</m:t>
+            </m:r>
+          </m:sub>
+          <m:sup>
+            <m:r>
+              <m:t>2</m:t>
+            </m:r>
+            <m:r>
+              <m:rPr>
+                <m:sty m:val="p"/>
+              </m:rPr>
+              <m:t>−</m:t>
+            </m:r>
+          </m:sup>
+        </m:sSubSup>
+      </m:oMath>
       <w:r>
         <w:rPr>
           <w:rFonts w:ascii="Times New Roman" w:hAnsi="Times New Roman" w:eastAsia="Times New Roman" w:cs="Times New Roman"/>
@@ -23398,15 +23834,31 @@
         <w:rPr>
           <w:rFonts w:ascii="Times New Roman" w:hAnsi="Times New Roman" w:eastAsia="Times New Roman" w:cs="Times New Roman"/>
         </w:rPr>
-        <w:t xml:space="preserve"> Fe</w:t>
-      </w:r>
-      <w:r>
-        <w:rPr>
-          <w:rFonts w:ascii="Times New Roman" w:hAnsi="Times New Roman" w:eastAsia="Times New Roman" w:cs="Times New Roman"/>
-          <w:vertAlign w:val="superscript"/>
-        </w:rPr>
-        <w:t>3+</w:t>
-      </w:r>
+        <w:t xml:space="preserve"> </w:t>
+      </w:r>
+      <m:oMath>
+        <m:r>
+          <m:t>F</m:t>
+        </m:r>
+        <m:sSup>
+          <m:e>
+            <m:r>
+              <m:t>e</m:t>
+            </m:r>
+          </m:e>
+          <m:sup>
+            <m:r>
+              <m:t>3</m:t>
+            </m:r>
+            <m:r>
+              <m:rPr>
+                <m:sty m:val="p"/>
+              </m:rPr>
+              <m:t>+</m:t>
+            </m:r>
+          </m:sup>
+        </m:sSup>
+      </m:oMath>
       <w:r>
         <w:rPr>
           <w:rFonts w:ascii="Times New Roman" w:hAnsi="Times New Roman" w:eastAsia="Times New Roman" w:cs="Times New Roman"/>
@@ -23455,41 +23907,118 @@
         <w:rPr>
           <w:rFonts w:ascii="Times New Roman" w:hAnsi="Times New Roman" w:eastAsia="Times New Roman" w:cs="Times New Roman"/>
         </w:rPr>
-        <w:t>A. NaOH　B. FeSO</w:t>
-      </w:r>
-      <w:r>
-        <w:rPr>
-          <w:rFonts w:ascii="Times New Roman" w:hAnsi="Times New Roman" w:eastAsia="Times New Roman" w:cs="Times New Roman"/>
-          <w:vertAlign w:val="subscript"/>
-        </w:rPr>
-        <w:t>4</w:t>
-      </w:r>
-      <w:r>
-        <w:rPr>
-          <w:rFonts w:ascii="Times New Roman" w:hAnsi="Times New Roman" w:eastAsia="Times New Roman" w:cs="Times New Roman"/>
-        </w:rPr>
-        <w:t xml:space="preserve">　C. BaCl</w:t>
-      </w:r>
-      <w:r>
-        <w:rPr>
-          <w:rFonts w:ascii="Times New Roman" w:hAnsi="Times New Roman" w:eastAsia="Times New Roman" w:cs="Times New Roman"/>
-          <w:vertAlign w:val="subscript"/>
-        </w:rPr>
-        <w:t>2</w:t>
-      </w:r>
-      <w:r>
-        <w:rPr>
-          <w:rFonts w:ascii="Times New Roman" w:hAnsi="Times New Roman" w:eastAsia="Times New Roman" w:cs="Times New Roman"/>
-        </w:rPr>
-        <w:t xml:space="preserve">　D. NaClO</w:t>
-      </w:r>
-      <w:r>
-        <w:rPr>
-          <w:rFonts w:ascii="Times New Roman" w:hAnsi="Times New Roman" w:eastAsia="Times New Roman" w:cs="Times New Roman"/>
-          <w:vertAlign w:val="subscript"/>
-        </w:rPr>
-        <w:t>3</w:t>
-      </w:r>
+        <w:t xml:space="preserve">A. NaOH　B.</w:t>
+      </w:r>
+      <w:r>
+        <w:rPr>
+          <w:rFonts w:ascii="Times New Roman" w:hAnsi="Times New Roman" w:eastAsia="Times New Roman" w:cs="Times New Roman"/>
+        </w:rPr>
+        <w:t xml:space="preserve"> </w:t>
+      </w:r>
+      <m:oMath>
+        <m:r>
+          <m:t>F</m:t>
+        </m:r>
+        <m:r>
+          <m:t>e</m:t>
+        </m:r>
+        <m:r>
+          <m:t>S</m:t>
+        </m:r>
+        <m:sSub>
+          <m:e>
+            <m:r>
+              <m:t>O</m:t>
+            </m:r>
+          </m:e>
+          <m:sub>
+            <m:r>
+              <m:t>4</m:t>
+            </m:r>
+          </m:sub>
+        </m:sSub>
+      </m:oMath>
+      <w:r>
+        <w:rPr>
+          <w:rFonts w:ascii="Times New Roman" w:hAnsi="Times New Roman" w:eastAsia="Times New Roman" w:cs="Times New Roman"/>
+        </w:rPr>
+        <w:t xml:space="preserve">　C.</w:t>
+      </w:r>
+      <w:r>
+        <w:rPr>
+          <w:rFonts w:ascii="Times New Roman" w:hAnsi="Times New Roman" w:eastAsia="Times New Roman" w:cs="Times New Roman"/>
+        </w:rPr>
+        <w:t xml:space="preserve"> </w:t>
+      </w:r>
+      <m:oMath>
+        <m:r>
+          <m:t>B</m:t>
+        </m:r>
+        <m:r>
+          <m:t>a</m:t>
+        </m:r>
+        <m:r>
+          <m:t>C</m:t>
+        </m:r>
+        <m:sSub>
+          <m:e>
+            <m:r>
+              <m:t>l</m:t>
+            </m:r>
+          </m:e>
+          <m:sub>
+            <m:r>
+              <m:t>2</m:t>
+            </m:r>
+          </m:sub>
+        </m:sSub>
+      </m:oMath>
+      <w:r>
+        <w:rPr>
+          <w:rFonts w:ascii="Times New Roman" w:hAnsi="Times New Roman" w:eastAsia="Times New Roman" w:cs="Times New Roman"/>
+        </w:rPr>
+        <w:t xml:space="preserve">　D.</w:t>
+      </w:r>
+      <w:r>
+        <w:rPr>
+          <w:rFonts w:ascii="Times New Roman" w:hAnsi="Times New Roman" w:eastAsia="Times New Roman" w:cs="Times New Roman"/>
+        </w:rPr>
+        <w:t xml:space="preserve"> </w:t>
+      </w:r>
+      <m:oMath>
+        <m:oMathPr>
+          <m:ctrlPr>
+            <w:rPr>
+              <w:sz w:val="28"/>
+              <w:szCs w:val="28"/>
+            </w:rPr>
+          </m:ctrlPr>
+        </m:oMathPr>
+        <m:r>
+          <m:t>N</m:t>
+        </m:r>
+        <m:r>
+          <m:t>a</m:t>
+        </m:r>
+        <m:r>
+          <m:t>C</m:t>
+        </m:r>
+        <m:r>
+          <m:t>l</m:t>
+        </m:r>
+        <m:sSub>
+          <m:e>
+            <m:r>
+              <m:t>O</m:t>
+            </m:r>
+          </m:e>
+          <m:sub>
+            <m:r>
+              <m:t>3</m:t>
+            </m:r>
+          </m:sub>
+        </m:sSub>
+      </m:oMath>
     </w:p>
     <w:p>
       <w:pPr>
@@ -23783,22 +24312,36 @@
         <w:rPr>
           <w:rFonts w:ascii="Times New Roman" w:hAnsi="Times New Roman" w:eastAsia="Times New Roman" w:cs="Times New Roman"/>
         </w:rPr>
-        <w:t xml:space="preserve"> SO</w:t>
-      </w:r>
-      <w:r>
-        <w:rPr>
-          <w:rFonts w:ascii="Times New Roman" w:hAnsi="Times New Roman" w:eastAsia="Times New Roman" w:cs="Times New Roman"/>
-          <w:vertAlign w:val="subscript"/>
-        </w:rPr>
-        <w:t>4</w:t>
-      </w:r>
-      <w:r>
-        <w:rPr>
-          <w:rFonts w:ascii="Times New Roman" w:hAnsi="Times New Roman" w:eastAsia="Times New Roman" w:cs="Times New Roman"/>
-          <w:vertAlign w:val="superscript"/>
-        </w:rPr>
-        <w:t>2-</w:t>
-      </w:r>
+        <w:t xml:space="preserve"> </w:t>
+      </w:r>
+      <m:oMath>
+        <m:r>
+          <m:t>S</m:t>
+        </m:r>
+        <m:sSubSup>
+          <m:e>
+            <m:r>
+              <m:t>O</m:t>
+            </m:r>
+          </m:e>
+          <m:sub>
+            <m:r>
+              <m:t>4</m:t>
+            </m:r>
+          </m:sub>
+          <m:sup>
+            <m:r>
+              <m:t>2</m:t>
+            </m:r>
+            <m:r>
+              <m:rPr>
+                <m:sty m:val="p"/>
+              </m:rPr>
+              <m:t>−</m:t>
+            </m:r>
+          </m:sup>
+        </m:sSubSup>
+      </m:oMath>
       <w:r>
         <w:rPr>
           <w:rFonts w:ascii="Times New Roman" w:hAnsi="Times New Roman" w:eastAsia="Times New Roman" w:cs="Times New Roman"/>
@@ -23815,15 +24358,31 @@
         <w:rPr>
           <w:rFonts w:ascii="Times New Roman" w:hAnsi="Times New Roman" w:eastAsia="Times New Roman" w:cs="Times New Roman"/>
         </w:rPr>
-        <w:t xml:space="preserve"> Fe</w:t>
-      </w:r>
-      <w:r>
-        <w:rPr>
-          <w:rFonts w:ascii="Times New Roman" w:hAnsi="Times New Roman" w:eastAsia="Times New Roman" w:cs="Times New Roman"/>
-          <w:vertAlign w:val="superscript"/>
-        </w:rPr>
-        <w:t>3+</w:t>
-      </w:r>
+        <w:t xml:space="preserve"> </w:t>
+      </w:r>
+      <m:oMath>
+        <m:r>
+          <m:t>F</m:t>
+        </m:r>
+        <m:sSup>
+          <m:e>
+            <m:r>
+              <m:t>e</m:t>
+            </m:r>
+          </m:e>
+          <m:sup>
+            <m:r>
+              <m:t>3</m:t>
+            </m:r>
+            <m:r>
+              <m:rPr>
+                <m:sty m:val="p"/>
+              </m:rPr>
+              <m:t>+</m:t>
+            </m:r>
+          </m:sup>
+        </m:sSup>
+      </m:oMath>
       <w:r>
         <w:rPr>
           <w:rFonts w:ascii="Times New Roman" w:hAnsi="Times New Roman" w:eastAsia="Times New Roman" w:cs="Times New Roman"/>
@@ -24274,15 +24833,22 @@
         <w:rPr>
           <w:rFonts w:ascii="Times New Roman" w:hAnsi="Times New Roman" w:eastAsia="Times New Roman" w:cs="Times New Roman"/>
         </w:rPr>
-        <w:t xml:space="preserve"> N</w:t>
-      </w:r>
-      <w:r>
-        <w:rPr>
-          <w:rFonts w:ascii="Times New Roman" w:hAnsi="Times New Roman" w:eastAsia="Times New Roman" w:cs="Times New Roman"/>
-          <w:vertAlign w:val="subscript"/>
-        </w:rPr>
-        <w:t>4</w:t>
-      </w:r>
+        <w:t xml:space="preserve"> </w:t>
+      </w:r>
+      <m:oMath>
+        <m:sSub>
+          <m:e>
+            <m:r>
+              <m:t>N</m:t>
+            </m:r>
+          </m:e>
+          <m:sub>
+            <m:r>
+              <m:t>4</m:t>
+            </m:r>
+          </m:sub>
+        </m:sSub>
+      </m:oMath>
       <w:r>
         <w:rPr>
           <w:rFonts w:ascii="Times New Roman" w:hAnsi="Times New Roman" w:eastAsia="Times New Roman" w:cs="Times New Roman"/>
@@ -24299,15 +24865,22 @@
         <w:rPr>
           <w:rFonts w:hint="eastAsia" w:ascii="Times New Roman" w:hAnsi="Times New Roman" w:eastAsia="Times New Roman" w:cs="Times New Roman"/>
         </w:rPr>
-        <w:t>，N</w:t>
-      </w:r>
-      <w:r>
-        <w:rPr>
-          <w:rFonts w:hint="eastAsia" w:ascii="Times New Roman" w:hAnsi="Times New Roman" w:eastAsia="Times New Roman" w:cs="Times New Roman"/>
-          <w:vertAlign w:val="subscript"/>
-        </w:rPr>
-        <w:t>4</w:t>
-      </w:r>
+        <w:t>，</w:t>
+      </w:r>
+      <m:oMath>
+        <m:sSub>
+          <m:e>
+            <m:r>
+              <m:t>N</m:t>
+            </m:r>
+          </m:e>
+          <m:sub>
+            <m:r>
+              <m:t>4</m:t>
+            </m:r>
+          </m:sub>
+        </m:sSub>
+      </m:oMath>
       <w:r>
         <w:rPr>
           <w:rFonts w:ascii="Times New Roman" w:hAnsi="Times New Roman" w:eastAsia="Times New Roman" w:cs="Times New Roman"/>
@@ -28296,7 +28869,7 @@
     <ns0:name ns0:val="Verbatim Char"/>
     <ns0:basedOn ns0:val="BodyTextChar"/>
     <ns0:rPr>
-      <ns0:rFonts ns0:ascii="Times New Roman" ns0:cs="Times New Roman" ns0:eastAsia="FangSong" ns0:hAnsi="Times New Roman"/>
+      <ns0:rFonts ns0:ascii="SimSun" ns0:cs="SimSun" ns0:eastAsia="SimSun" ns0:hAnsi="SimSun"/>
       <ns0:b ns0:val="0"/>
       <ns0:sz ns0:val="20"/>
     </ns0:rPr>
@@ -28350,7 +28923,7 @@
       <w:wordWrap w:val="off"/>
     </w:pPr>
     <ns0:rPr>
-      <w:rFonts ns0:ascii="Times New Roman" ns0:hAnsi="Times New Roman" ns0:eastAsia="FangSong" ns0:cs="Times New Roman"/>
+      <w:rFonts ns0:ascii="SimSun" ns0:hAnsi="SimSun" ns0:eastAsia="SimSun" ns0:cs="SimSun"/>
     </ns0:rPr>
   </w:style>
   <w:style w:type="character" w:customStyle="1" w:styleId="KeywordTok">

--- a/00-首页/题组Word/专项卷/一分册/专项卷III-教师版.docx
+++ b/00-首页/题组Word/专项卷/一分册/专项卷III-教师版.docx
@@ -419,6 +419,8 @@
     <w:p>
       <w:pPr>
         <w:pStyle w:val="BodyText"/>
+        <w:ind w:left="480" w:hanging="480"/>
+        <w:spacing w:after="0"/>
       </w:pPr>
       <w:r>
         <w:rPr>
@@ -438,6 +440,13 @@
         </w:rPr>
         <w:t xml:space="preserve"> </w:t>
       </w:r>
+    </w:p>
+    <w:p>
+      <w:pPr>
+        <w:pStyle w:val="BodyText"/>
+        <w:ind w:left="480" w:hanging="480"/>
+        <w:spacing w:before="0" w:after="0"/>
+      </w:pPr>
       <w:r>
         <w:rPr>
           <w:rFonts w:ascii="Times New Roman" w:hAnsi="Times New Roman" w:eastAsia="Times New Roman" w:cs="Times New Roman"/>
@@ -456,6 +465,13 @@
         </w:rPr>
         <w:t xml:space="preserve"> </w:t>
       </w:r>
+    </w:p>
+    <w:p>
+      <w:pPr>
+        <w:pStyle w:val="BodyText"/>
+        <w:ind w:left="480" w:hanging="480"/>
+        <w:spacing w:before="0" w:after="0"/>
+      </w:pPr>
       <w:r>
         <w:rPr>
           <w:rFonts w:ascii="Times New Roman" w:hAnsi="Times New Roman" w:eastAsia="Times New Roman" w:cs="Times New Roman"/>
@@ -474,6 +490,13 @@
         </w:rPr>
         <w:t xml:space="preserve"> </w:t>
       </w:r>
+    </w:p>
+    <w:p>
+      <w:pPr>
+        <w:pStyle w:val="BodyText"/>
+        <w:ind w:left="480" w:hanging="480"/>
+        <w:spacing w:before="0" w:after="180"/>
+      </w:pPr>
       <w:r>
         <w:rPr>
           <w:rFonts w:ascii="Times New Roman" w:hAnsi="Times New Roman" w:eastAsia="Times New Roman" w:cs="Times New Roman"/>
@@ -499,7 +522,7 @@
         </w:rPr>
         <w:drawing>
           <wp:inline>
-            <wp:extent cx="3240000" cy="2754000"/>
+            <wp:extent cx="3240000" cy="2691000"/>
             <wp:effectExtent b="0" l="0" r="0" t="0"/>
             <wp:docPr descr="" title="" id="11" name="Picture"/>
             <a:graphic>
@@ -520,7 +543,7 @@
                   <pic:spPr bwMode="auto">
                     <a:xfrm>
                       <a:off x="0" y="0"/>
-                      <a:ext cx="3240000" cy="2754000"/>
+                      <a:ext cx="3240000" cy="2691000"/>
                     </a:xfrm>
                     <a:prstGeom prst="rect">
                       <a:avLst/>
@@ -1359,6 +1382,8 @@
     <w:p>
       <w:pPr>
         <w:pStyle w:val="BodyText"/>
+        <w:ind w:left="480" w:hanging="480"/>
+        <w:spacing w:after="0"/>
       </w:pPr>
       <w:r>
         <w:rPr>
@@ -1376,7 +1401,20 @@
         <w:rPr>
           <w:rFonts w:ascii="Times New Roman" w:hAnsi="Times New Roman" w:eastAsia="Times New Roman" w:cs="Times New Roman"/>
         </w:rPr>
-        <w:t xml:space="preserve">　B. </w:t>
+        <w:t xml:space="preserve">　</w:t>
+      </w:r>
+    </w:p>
+    <w:p>
+      <w:pPr>
+        <w:pStyle w:val="BodyText"/>
+        <w:ind w:left="480" w:hanging="480"/>
+        <w:spacing w:before="0" w:after="0"/>
+      </w:pPr>
+      <w:r>
+        <w:rPr>
+          <w:rFonts w:ascii="Times New Roman" w:hAnsi="Times New Roman" w:eastAsia="Times New Roman" w:cs="Times New Roman"/>
+        </w:rPr>
+        <w:t xml:space="preserve">B. </w:t>
       </w:r>
       <w:r>
         <w:rPr>
@@ -1388,7 +1426,20 @@
         <w:rPr>
           <w:rFonts w:ascii="Times New Roman" w:hAnsi="Times New Roman" w:eastAsia="Times New Roman" w:cs="Times New Roman"/>
         </w:rPr>
-        <w:t xml:space="preserve">　C. </w:t>
+        <w:t xml:space="preserve">　</w:t>
+      </w:r>
+    </w:p>
+    <w:p>
+      <w:pPr>
+        <w:pStyle w:val="BodyText"/>
+        <w:ind w:left="480" w:hanging="480"/>
+        <w:spacing w:before="0" w:after="0"/>
+      </w:pPr>
+      <w:r>
+        <w:rPr>
+          <w:rFonts w:ascii="Times New Roman" w:hAnsi="Times New Roman" w:eastAsia="Times New Roman" w:cs="Times New Roman"/>
+        </w:rPr>
+        <w:t xml:space="preserve">C. </w:t>
       </w:r>
       <w:r>
         <w:rPr>
@@ -1400,7 +1451,20 @@
         <w:rPr>
           <w:rFonts w:ascii="Times New Roman" w:hAnsi="Times New Roman" w:eastAsia="Times New Roman" w:cs="Times New Roman"/>
         </w:rPr>
-        <w:t xml:space="preserve">　D. </w:t>
+        <w:t xml:space="preserve">　</w:t>
+      </w:r>
+    </w:p>
+    <w:p>
+      <w:pPr>
+        <w:pStyle w:val="BodyText"/>
+        <w:ind w:left="480" w:hanging="480"/>
+        <w:spacing w:before="0" w:after="180"/>
+      </w:pPr>
+      <w:r>
+        <w:rPr>
+          <w:rFonts w:ascii="Times New Roman" w:hAnsi="Times New Roman" w:eastAsia="Times New Roman" w:cs="Times New Roman"/>
+        </w:rPr>
+        <w:t xml:space="preserve">D. </w:t>
       </w:r>
       <w:r>
         <w:rPr>
@@ -6259,7 +6323,7 @@
         </w:rPr>
         <w:drawing>
           <wp:inline>
-            <wp:extent cx="3240000" cy="3452275"/>
+            <wp:extent cx="3240000" cy="3318207"/>
             <wp:effectExtent b="0" l="0" r="0" t="0"/>
             <wp:docPr descr="" title="" id="34" name="Picture"/>
             <a:graphic>
@@ -6280,7 +6344,7 @@
                   <pic:spPr bwMode="auto">
                     <a:xfrm>
                       <a:off x="0" y="0"/>
-                      <a:ext cx="3240000" cy="3452275"/>
+                      <a:ext cx="3240000" cy="3318207"/>
                     </a:xfrm>
                     <a:prstGeom prst="rect">
                       <a:avLst/>
@@ -12341,6 +12405,8 @@
     <w:p>
       <w:pPr>
         <w:pStyle w:val="FirstParagraph"/>
+        <w:ind w:left="480" w:hanging="480"/>
+        <w:spacing w:after="0"/>
       </w:pPr>
       <w:r>
         <w:rPr>
@@ -12438,6 +12504,13 @@
         </w:rPr>
         <w:t xml:space="preserve"> </w:t>
       </w:r>
+    </w:p>
+    <w:p>
+      <w:pPr>
+        <w:pStyle w:val="FirstParagraph"/>
+        <w:ind w:left="480" w:hanging="480"/>
+        <w:spacing w:before="0" w:after="0"/>
+      </w:pPr>
       <w:r>
         <w:rPr>
           <w:rFonts w:ascii="Times New Roman" w:hAnsi="Times New Roman" w:eastAsia="Times New Roman" w:cs="Times New Roman"/>
@@ -12456,6 +12529,13 @@
         </w:rPr>
         <w:t xml:space="preserve"> </w:t>
       </w:r>
+    </w:p>
+    <w:p>
+      <w:pPr>
+        <w:pStyle w:val="FirstParagraph"/>
+        <w:ind w:left="480" w:hanging="480"/>
+        <w:spacing w:before="0" w:after="0"/>
+      </w:pPr>
       <w:r>
         <w:rPr>
           <w:rFonts w:ascii="Times New Roman" w:hAnsi="Times New Roman" w:eastAsia="Times New Roman" w:cs="Times New Roman"/>
@@ -12480,6 +12560,13 @@
         </w:rPr>
         <w:t xml:space="preserve"> </w:t>
       </w:r>
+    </w:p>
+    <w:p>
+      <w:pPr>
+        <w:pStyle w:val="FirstParagraph"/>
+        <w:ind w:left="480" w:hanging="480"/>
+        <w:spacing w:before="0" w:after="0"/>
+      </w:pPr>
       <w:r>
         <w:rPr>
           <w:rFonts w:ascii="Times New Roman" w:hAnsi="Times New Roman" w:eastAsia="Times New Roman" w:cs="Times New Roman"/>
@@ -12533,6 +12620,13 @@
         </w:rPr>
         <w:t xml:space="preserve"> </w:t>
       </w:r>
+    </w:p>
+    <w:p>
+      <w:pPr>
+        <w:pStyle w:val="FirstParagraph"/>
+        <w:ind w:left="480" w:hanging="480"/>
+        <w:spacing w:before="0" w:after="180"/>
+      </w:pPr>
       <w:r>
         <w:rPr>
           <w:rFonts w:ascii="Times New Roman" w:hAnsi="Times New Roman" w:eastAsia="Times New Roman" w:cs="Times New Roman"/>
@@ -13030,7 +13124,7 @@
         </w:rPr>
         <w:drawing>
           <wp:inline>
-            <wp:extent cx="3600000" cy="897520"/>
+            <wp:extent cx="3599997" cy="897520"/>
             <wp:effectExtent b="0" l="0" r="0" t="0"/>
             <wp:docPr descr="" title="" id="62" name="Picture"/>
             <a:graphic>
@@ -13051,7 +13145,7 @@
                   <pic:spPr bwMode="auto">
                     <a:xfrm>
                       <a:off x="0" y="0"/>
-                      <a:ext cx="3600000" cy="897520"/>
+                      <a:ext cx="3599997" cy="897520"/>
                     </a:xfrm>
                     <a:prstGeom prst="rect">
                       <a:avLst/>
@@ -15499,7 +15593,7 @@
         </w:rPr>
         <w:drawing>
           <wp:inline>
-            <wp:extent cx="3240000" cy="2875500"/>
+            <wp:extent cx="3240000" cy="2843887"/>
             <wp:effectExtent b="0" l="0" r="0" t="0"/>
             <wp:docPr descr="" title="" id="70" name="Picture"/>
             <a:graphic>
@@ -15520,7 +15614,7 @@
                   <pic:spPr bwMode="auto">
                     <a:xfrm>
                       <a:off x="0" y="0"/>
-                      <a:ext cx="3240000" cy="2875500"/>
+                      <a:ext cx="3240000" cy="2843887"/>
                     </a:xfrm>
                     <a:prstGeom prst="rect">
                       <a:avLst/>
@@ -16992,53 +17086,190 @@
     </w:tbl>
     <w:p>
       <w:pPr>
+        <w:spacing w:before="120"/>
+      </w:pPr>
+      <w:r>
+        <w:rPr>
+          <w:rFonts w:ascii="Times New Roman" w:hAnsi="Times New Roman" w:eastAsia="Times New Roman" w:cs="Times New Roman"/>
+        </w:rPr>
+        <w:t xml:space="preserve">A、B、C </w:t>
+      </w:r>
+      <w:r>
+        <w:rPr>
+          <w:rFonts w:hint="eastAsia" w:ascii="Times New Roman" w:hAnsi="Times New Roman" w:eastAsia="FangSong" w:cs="Times New Roman"/>
+        </w:rPr>
+        <w:t>原子的第一电离能由小到大的顺序是</w:t>
+      </w:r>
+      <w:r>
+        <w:rPr>
+          <w:rFonts w:hint="eastAsia" w:ascii="Times New Roman" w:hAnsi="Times New Roman" w:eastAsia="Times New Roman" w:cs="Times New Roman"/>
+        </w:rPr>
+        <w:t>____（</w:t>
+      </w:r>
+      <w:r>
+        <w:rPr>
+          <w:rFonts w:hint="eastAsia" w:ascii="Times New Roman" w:hAnsi="Times New Roman" w:eastAsia="FangSong" w:cs="Times New Roman"/>
+        </w:rPr>
+        <w:t>用元素符号表示</w:t>
+      </w:r>
+      <w:r>
+        <w:rPr>
+          <w:rFonts w:hint="eastAsia" w:ascii="Times New Roman" w:hAnsi="Times New Roman" w:eastAsia="Times New Roman" w:cs="Times New Roman"/>
+        </w:rPr>
+        <w:t>）；Q</w:t>
+      </w:r>
+      <w:r>
+        <w:rPr>
+          <w:rFonts w:ascii="Times New Roman" w:hAnsi="Times New Roman" w:eastAsia="Times New Roman" w:cs="Times New Roman"/>
+        </w:rPr>
+        <w:t xml:space="preserve"> </w:t>
+      </w:r>
+      <w:r>
+        <w:rPr>
+          <w:rFonts w:hint="eastAsia" w:ascii="Times New Roman" w:hAnsi="Times New Roman" w:eastAsia="FangSong" w:cs="Times New Roman"/>
+        </w:rPr>
+        <w:t>元素基态原子电子排布式为</w:t>
+      </w:r>
+      <w:r>
+        <w:rPr>
+          <w:rFonts w:hint="eastAsia" w:ascii="Times New Roman" w:hAnsi="Times New Roman" w:eastAsia="Times New Roman" w:cs="Times New Roman"/>
+        </w:rPr>
+        <w:t>____。</w:t>
+      </w:r>
+    </w:p>
+    <w:p>
+      <w:pPr>
         <w:numPr>
           <w:ilvl w:val="0"/>
           <w:numId w:val="1012"/>
         </w:numPr>
-        <w:spacing w:before="120"/>
-      </w:pPr>
-      <w:r>
-        <w:rPr>
-          <w:rFonts w:ascii="Times New Roman" w:hAnsi="Times New Roman" w:eastAsia="Times New Roman" w:cs="Times New Roman"/>
-        </w:rPr>
-        <w:t xml:space="preserve">A、B、C </w:t>
-      </w:r>
-      <w:r>
-        <w:rPr>
-          <w:rFonts w:hint="eastAsia" w:ascii="Times New Roman" w:hAnsi="Times New Roman" w:eastAsia="FangSong" w:cs="Times New Roman"/>
-        </w:rPr>
-        <w:t>原子的第一电离能由小到大的顺序是</w:t>
-      </w:r>
-      <w:r>
-        <w:rPr>
-          <w:rFonts w:hint="eastAsia" w:ascii="Times New Roman" w:hAnsi="Times New Roman" w:eastAsia="Times New Roman" w:cs="Times New Roman"/>
-        </w:rPr>
-        <w:t>____（</w:t>
-      </w:r>
-      <w:r>
-        <w:rPr>
-          <w:rFonts w:hint="eastAsia" w:ascii="Times New Roman" w:hAnsi="Times New Roman" w:eastAsia="FangSong" w:cs="Times New Roman"/>
-        </w:rPr>
-        <w:t>用元素符号表示</w:t>
-      </w:r>
-      <w:r>
-        <w:rPr>
-          <w:rFonts w:hint="eastAsia" w:ascii="Times New Roman" w:hAnsi="Times New Roman" w:eastAsia="Times New Roman" w:cs="Times New Roman"/>
-        </w:rPr>
-        <w:t>）；Q</w:t>
-      </w:r>
-      <w:r>
-        <w:rPr>
-          <w:rFonts w:ascii="Times New Roman" w:hAnsi="Times New Roman" w:eastAsia="Times New Roman" w:cs="Times New Roman"/>
-        </w:rPr>
-        <w:t xml:space="preserve"> </w:t>
-      </w:r>
-      <w:r>
-        <w:rPr>
-          <w:rFonts w:hint="eastAsia" w:ascii="Times New Roman" w:hAnsi="Times New Roman" w:eastAsia="FangSong" w:cs="Times New Roman"/>
-        </w:rPr>
-        <w:t>元素基态原子电子排布式为</w:t>
+      </w:pPr>
+      <w:r>
+        <w:rPr>
+          <w:rFonts w:hint="eastAsia" w:ascii="Times New Roman" w:hAnsi="Times New Roman" w:eastAsia="FangSong" w:cs="Times New Roman"/>
+        </w:rPr>
+        <w:t xml:space="preserve">写出</w:t>
+      </w:r>
+      <w:r>
+        <w:rPr>
+          <w:rFonts w:ascii="Times New Roman" w:hAnsi="Times New Roman" w:eastAsia="Times New Roman" w:cs="Times New Roman"/>
+        </w:rPr>
+        <w:t xml:space="preserve"> </w:t>
+      </w:r>
+      <m:oMath>
+        <m:r>
+          <m:t>B</m:t>
+        </m:r>
+        <m:sSubSup>
+          <m:e>
+            <m:r>
+              <m:t>C</m:t>
+            </m:r>
+          </m:e>
+          <m:sub>
+            <m:r>
+              <m:t>2</m:t>
+            </m:r>
+          </m:sub>
+          <m:sup>
+            <m:r>
+              <m:rPr>
+                <m:sty m:val="p"/>
+              </m:rPr>
+              <m:t>+</m:t>
+            </m:r>
+          </m:sup>
+        </m:sSubSup>
+      </m:oMath>
+      <w:r>
+        <w:rPr>
+          <w:rFonts w:ascii="Times New Roman" w:hAnsi="Times New Roman" w:eastAsia="Times New Roman" w:cs="Times New Roman"/>
+        </w:rPr>
+        <w:t xml:space="preserve"> </w:t>
+      </w:r>
+      <w:r>
+        <w:rPr>
+          <w:rFonts w:hint="eastAsia" w:ascii="Times New Roman" w:hAnsi="Times New Roman" w:eastAsia="FangSong" w:cs="Times New Roman"/>
+        </w:rPr>
+        <w:t>的电子式</w:t>
+      </w:r>
+      <w:r>
+        <w:rPr>
+          <w:rFonts w:hint="eastAsia" w:ascii="Times New Roman" w:hAnsi="Times New Roman" w:eastAsia="Times New Roman" w:cs="Times New Roman"/>
+        </w:rPr>
+        <w:t>____，1</w:t>
+      </w:r>
+      <w:r>
+        <w:rPr>
+          <w:rFonts w:ascii="Times New Roman" w:hAnsi="Times New Roman" w:eastAsia="Times New Roman" w:cs="Times New Roman"/>
+        </w:rPr>
+        <w:t xml:space="preserve"> mol</w:t>
+      </w:r>
+      <w:r>
+        <w:rPr>
+          <w:rFonts w:ascii="Times New Roman" w:hAnsi="Times New Roman" w:eastAsia="Times New Roman" w:cs="Times New Roman"/>
+        </w:rPr>
+        <w:t xml:space="preserve"> </w:t>
+      </w:r>
+      <m:oMath>
+        <m:r>
+          <m:t>B</m:t>
+        </m:r>
+        <m:sSubSup>
+          <m:e>
+            <m:r>
+              <m:t>C</m:t>
+            </m:r>
+          </m:e>
+          <m:sub>
+            <m:r>
+              <m:t>2</m:t>
+            </m:r>
+          </m:sub>
+          <m:sup>
+            <m:r>
+              <m:rPr>
+                <m:sty m:val="p"/>
+              </m:rPr>
+              <m:t>+</m:t>
+            </m:r>
+          </m:sup>
+        </m:sSubSup>
+      </m:oMath>
+      <w:r>
+        <w:rPr>
+          <w:rFonts w:ascii="Times New Roman" w:hAnsi="Times New Roman" w:eastAsia="Times New Roman" w:cs="Times New Roman"/>
+        </w:rPr>
+        <w:t xml:space="preserve"> </w:t>
+      </w:r>
+      <w:r>
+        <w:rPr>
+          <w:rFonts w:hint="eastAsia" w:ascii="Times New Roman" w:hAnsi="Times New Roman" w:eastAsia="FangSong" w:cs="Times New Roman"/>
+        </w:rPr>
+        <w:t xml:space="preserve">中含有的</w:t>
+      </w:r>
+      <w:r>
+        <w:rPr>
+          <w:rFonts w:ascii="Times New Roman" w:hAnsi="Times New Roman" w:eastAsia="Times New Roman" w:cs="Times New Roman"/>
+        </w:rPr>
+        <w:t xml:space="preserve"> </w:t>
+      </w:r>
+      <m:oMath>
+        <m:r>
+          <m:t>π</m:t>
+        </m:r>
+      </m:oMath>
+      <w:r>
+        <w:rPr>
+          <w:rFonts w:ascii="Times New Roman" w:hAnsi="Times New Roman" w:eastAsia="Times New Roman" w:cs="Times New Roman"/>
+        </w:rPr>
+        <w:t xml:space="preserve"> </w:t>
+      </w:r>
+      <w:r>
+        <w:rPr>
+          <w:rFonts w:hint="eastAsia" w:ascii="Times New Roman" w:hAnsi="Times New Roman" w:eastAsia="FangSong" w:cs="Times New Roman"/>
+        </w:rPr>
+        <w:t>键数目为</w:t>
       </w:r>
       <w:r>
         <w:rPr>
@@ -17058,147 +17289,6 @@
         <w:rPr>
           <w:rFonts w:hint="eastAsia" w:ascii="Times New Roman" w:hAnsi="Times New Roman" w:eastAsia="FangSong" w:cs="Times New Roman"/>
         </w:rPr>
-        <w:t xml:space="preserve">写出</w:t>
-      </w:r>
-      <w:r>
-        <w:rPr>
-          <w:rFonts w:ascii="Times New Roman" w:hAnsi="Times New Roman" w:eastAsia="Times New Roman" w:cs="Times New Roman"/>
-        </w:rPr>
-        <w:t xml:space="preserve"> </w:t>
-      </w:r>
-      <m:oMath>
-        <m:r>
-          <m:t>B</m:t>
-        </m:r>
-        <m:sSubSup>
-          <m:e>
-            <m:r>
-              <m:t>C</m:t>
-            </m:r>
-          </m:e>
-          <m:sub>
-            <m:r>
-              <m:t>2</m:t>
-            </m:r>
-          </m:sub>
-          <m:sup>
-            <m:r>
-              <m:rPr>
-                <m:sty m:val="p"/>
-              </m:rPr>
-              <m:t>+</m:t>
-            </m:r>
-          </m:sup>
-        </m:sSubSup>
-      </m:oMath>
-      <w:r>
-        <w:rPr>
-          <w:rFonts w:ascii="Times New Roman" w:hAnsi="Times New Roman" w:eastAsia="Times New Roman" w:cs="Times New Roman"/>
-        </w:rPr>
-        <w:t xml:space="preserve"> </w:t>
-      </w:r>
-      <w:r>
-        <w:rPr>
-          <w:rFonts w:hint="eastAsia" w:ascii="Times New Roman" w:hAnsi="Times New Roman" w:eastAsia="FangSong" w:cs="Times New Roman"/>
-        </w:rPr>
-        <w:t>的电子式</w:t>
-      </w:r>
-      <w:r>
-        <w:rPr>
-          <w:rFonts w:hint="eastAsia" w:ascii="Times New Roman" w:hAnsi="Times New Roman" w:eastAsia="Times New Roman" w:cs="Times New Roman"/>
-        </w:rPr>
-        <w:t>____，1</w:t>
-      </w:r>
-      <w:r>
-        <w:rPr>
-          <w:rFonts w:ascii="Times New Roman" w:hAnsi="Times New Roman" w:eastAsia="Times New Roman" w:cs="Times New Roman"/>
-        </w:rPr>
-        <w:t xml:space="preserve"> mol</w:t>
-      </w:r>
-      <w:r>
-        <w:rPr>
-          <w:rFonts w:ascii="Times New Roman" w:hAnsi="Times New Roman" w:eastAsia="Times New Roman" w:cs="Times New Roman"/>
-        </w:rPr>
-        <w:t xml:space="preserve"> </w:t>
-      </w:r>
-      <m:oMath>
-        <m:r>
-          <m:t>B</m:t>
-        </m:r>
-        <m:sSubSup>
-          <m:e>
-            <m:r>
-              <m:t>C</m:t>
-            </m:r>
-          </m:e>
-          <m:sub>
-            <m:r>
-              <m:t>2</m:t>
-            </m:r>
-          </m:sub>
-          <m:sup>
-            <m:r>
-              <m:rPr>
-                <m:sty m:val="p"/>
-              </m:rPr>
-              <m:t>+</m:t>
-            </m:r>
-          </m:sup>
-        </m:sSubSup>
-      </m:oMath>
-      <w:r>
-        <w:rPr>
-          <w:rFonts w:ascii="Times New Roman" w:hAnsi="Times New Roman" w:eastAsia="Times New Roman" w:cs="Times New Roman"/>
-        </w:rPr>
-        <w:t xml:space="preserve"> </w:t>
-      </w:r>
-      <w:r>
-        <w:rPr>
-          <w:rFonts w:hint="eastAsia" w:ascii="Times New Roman" w:hAnsi="Times New Roman" w:eastAsia="FangSong" w:cs="Times New Roman"/>
-        </w:rPr>
-        <w:t xml:space="preserve">中含有的</w:t>
-      </w:r>
-      <w:r>
-        <w:rPr>
-          <w:rFonts w:ascii="Times New Roman" w:hAnsi="Times New Roman" w:eastAsia="Times New Roman" w:cs="Times New Roman"/>
-        </w:rPr>
-        <w:t xml:space="preserve"> </w:t>
-      </w:r>
-      <m:oMath>
-        <m:r>
-          <m:t>π</m:t>
-        </m:r>
-      </m:oMath>
-      <w:r>
-        <w:rPr>
-          <w:rFonts w:ascii="Times New Roman" w:hAnsi="Times New Roman" w:eastAsia="Times New Roman" w:cs="Times New Roman"/>
-        </w:rPr>
-        <w:t xml:space="preserve"> </w:t>
-      </w:r>
-      <w:r>
-        <w:rPr>
-          <w:rFonts w:hint="eastAsia" w:ascii="Times New Roman" w:hAnsi="Times New Roman" w:eastAsia="FangSong" w:cs="Times New Roman"/>
-        </w:rPr>
-        <w:t>键数目为</w:t>
-      </w:r>
-      <w:r>
-        <w:rPr>
-          <w:rFonts w:hint="eastAsia" w:ascii="Times New Roman" w:hAnsi="Times New Roman" w:eastAsia="Times New Roman" w:cs="Times New Roman"/>
-        </w:rPr>
-        <w:t>____。</w:t>
-      </w:r>
-    </w:p>
-    <w:p>
-      <w:pPr>
-        <w:numPr>
-          <w:ilvl w:val="0"/>
-          <w:numId w:val="1012"/>
-        </w:numPr>
-      </w:pPr>
-      <w:r>
-        <w:rPr>
-          <w:rFonts w:hint="eastAsia" w:ascii="Times New Roman" w:hAnsi="Times New Roman" w:eastAsia="FangSong" w:cs="Times New Roman"/>
-        </w:rPr>
         <w:t xml:space="preserve">化合物甲由</w:t>
       </w:r>
       <w:r>
@@ -17316,7 +17406,7 @@
         </w:rPr>
         <w:drawing>
           <wp:inline>
-            <wp:extent cx="3240000" cy="2526847"/>
+            <wp:extent cx="3240000" cy="2501209"/>
             <wp:effectExtent b="0" l="0" r="0" t="0"/>
             <wp:docPr descr="" title="" id="76" name="Picture"/>
             <a:graphic>
@@ -17337,7 +17427,7 @@
                   <pic:spPr bwMode="auto">
                     <a:xfrm>
                       <a:off x="0" y="0"/>
-                      <a:ext cx="3240000" cy="2526847"/>
+                      <a:ext cx="3240000" cy="2501209"/>
                     </a:xfrm>
                     <a:prstGeom prst="rect">
                       <a:avLst/>
@@ -17503,7 +17593,7 @@
         </w:rPr>
         <w:drawing>
           <wp:inline>
-            <wp:extent cx="3240000" cy="2713251"/>
+            <wp:extent cx="3240000" cy="2706708"/>
             <wp:effectExtent b="0" l="0" r="0" t="0"/>
             <wp:docPr descr="" title="" id="79" name="Picture"/>
             <a:graphic>
@@ -17524,7 +17614,7 @@
                   <pic:spPr bwMode="auto">
                     <a:xfrm>
                       <a:off x="0" y="0"/>
-                      <a:ext cx="3240000" cy="2713251"/>
+                      <a:ext cx="3240000" cy="2706708"/>
                     </a:xfrm>
                     <a:prstGeom prst="rect">
                       <a:avLst/>
@@ -18396,7 +18486,7 @@
         </w:rPr>
         <w:drawing>
           <wp:inline>
-            <wp:extent cx="3240000" cy="3100990"/>
+            <wp:extent cx="3240000" cy="3047525"/>
             <wp:effectExtent b="0" l="0" r="0" t="0"/>
             <wp:docPr descr="" title="" id="85" name="Picture"/>
             <a:graphic>
@@ -18417,7 +18507,7 @@
                   <pic:spPr bwMode="auto">
                     <a:xfrm>
                       <a:off x="0" y="0"/>
-                      <a:ext cx="3240000" cy="3100990"/>
+                      <a:ext cx="3240000" cy="3047525"/>
                     </a:xfrm>
                     <a:prstGeom prst="rect">
                       <a:avLst/>
@@ -18451,7 +18541,7 @@
         </w:rPr>
         <w:drawing>
           <wp:inline>
-            <wp:extent cx="3240000" cy="3040434"/>
+            <wp:extent cx="3231957" cy="3040434"/>
             <wp:effectExtent b="0" l="0" r="0" t="0"/>
             <wp:docPr descr="" title="" id="88" name="Picture"/>
             <a:graphic>
@@ -18472,7 +18562,7 @@
                   <pic:spPr bwMode="auto">
                     <a:xfrm>
                       <a:off x="0" y="0"/>
-                      <a:ext cx="3240000" cy="3040434"/>
+                      <a:ext cx="3231957" cy="3040434"/>
                     </a:xfrm>
                     <a:prstGeom prst="rect">
                       <a:avLst/>
@@ -18506,7 +18596,7 @@
         </w:rPr>
         <w:drawing>
           <wp:inline>
-            <wp:extent cx="3240000" cy="3094615"/>
+            <wp:extent cx="3240000" cy="3042692"/>
             <wp:effectExtent b="0" l="0" r="0" t="0"/>
             <wp:docPr descr="" title="" id="91" name="Picture"/>
             <a:graphic>
@@ -18527,7 +18617,7 @@
                   <pic:spPr bwMode="auto">
                     <a:xfrm>
                       <a:off x="0" y="0"/>
-                      <a:ext cx="3240000" cy="3094615"/>
+                      <a:ext cx="3240000" cy="3042692"/>
                     </a:xfrm>
                     <a:prstGeom prst="rect">
                       <a:avLst/>
@@ -19680,7 +19770,7 @@
         </w:rPr>
         <w:drawing>
           <wp:inline>
-            <wp:extent cx="3600000" cy="2141772"/>
+            <wp:extent cx="3600000" cy="2119797"/>
             <wp:effectExtent b="0" l="0" r="0" t="0"/>
             <wp:docPr descr="" title="" id="94" name="Picture"/>
             <a:graphic>
@@ -19701,7 +19791,7 @@
                   <pic:spPr bwMode="auto">
                     <a:xfrm>
                       <a:off x="0" y="0"/>
-                      <a:ext cx="3600000" cy="2141772"/>
+                      <a:ext cx="3600000" cy="2119797"/>
                     </a:xfrm>
                     <a:prstGeom prst="rect">
                       <a:avLst/>
@@ -20023,7 +20113,7 @@
         </w:rPr>
         <w:drawing>
           <wp:inline>
-            <wp:extent cx="3240000" cy="3080981"/>
+            <wp:extent cx="3240000" cy="3079006"/>
             <wp:effectExtent b="0" l="0" r="0" t="0"/>
             <wp:docPr descr="" title="" id="97" name="Picture"/>
             <a:graphic>
@@ -20044,7 +20134,7 @@
                   <pic:spPr bwMode="auto">
                     <a:xfrm>
                       <a:off x="0" y="0"/>
-                      <a:ext cx="3240000" cy="3080981"/>
+                      <a:ext cx="3240000" cy="3079006"/>
                     </a:xfrm>
                     <a:prstGeom prst="rect">
                       <a:avLst/>
@@ -22190,7 +22280,7 @@
         </w:rPr>
         <w:drawing>
           <wp:inline>
-            <wp:extent cx="3600000" cy="711302"/>
+            <wp:extent cx="3599996" cy="711302"/>
             <wp:effectExtent b="0" l="0" r="0" t="0"/>
             <wp:docPr descr="" title="" id="110" name="Picture"/>
             <a:graphic>
@@ -22211,7 +22301,7 @@
                   <pic:spPr bwMode="auto">
                     <a:xfrm>
                       <a:off x="0" y="0"/>
-                      <a:ext cx="3600000" cy="711302"/>
+                      <a:ext cx="3599996" cy="711302"/>
                     </a:xfrm>
                     <a:prstGeom prst="rect">
                       <a:avLst/>
@@ -22467,6 +22557,8 @@
     <w:p>
       <w:pPr>
         <w:pStyle w:val="FirstParagraph"/>
+        <w:ind w:left="480" w:hanging="480"/>
+        <w:spacing w:after="0"/>
       </w:pPr>
       <w:r>
         <w:rPr>
@@ -22566,7 +22658,20 @@
         <w:rPr>
           <w:rFonts w:ascii="Times New Roman" w:hAnsi="Times New Roman" w:eastAsia="Times New Roman" w:cs="Times New Roman"/>
         </w:rPr>
-        <w:t xml:space="preserve">　B. </w:t>
+        <w:t xml:space="preserve">　</w:t>
+      </w:r>
+    </w:p>
+    <w:p>
+      <w:pPr>
+        <w:pStyle w:val="FirstParagraph"/>
+        <w:ind w:left="480" w:hanging="480"/>
+        <w:spacing w:before="0" w:after="0"/>
+      </w:pPr>
+      <w:r>
+        <w:rPr>
+          <w:rFonts w:ascii="Times New Roman" w:hAnsi="Times New Roman" w:eastAsia="Times New Roman" w:cs="Times New Roman"/>
+        </w:rPr>
+        <w:t xml:space="preserve">B. </w:t>
       </w:r>
       <w:r>
         <w:rPr>
@@ -22578,7 +22683,20 @@
         <w:rPr>
           <w:rFonts w:ascii="Times New Roman" w:hAnsi="Times New Roman" w:eastAsia="Times New Roman" w:cs="Times New Roman"/>
         </w:rPr>
-        <w:t xml:space="preserve">　C. </w:t>
+        <w:t xml:space="preserve">　</w:t>
+      </w:r>
+    </w:p>
+    <w:p>
+      <w:pPr>
+        <w:pStyle w:val="FirstParagraph"/>
+        <w:ind w:left="480" w:hanging="480"/>
+        <w:spacing w:before="0" w:after="0"/>
+      </w:pPr>
+      <w:r>
+        <w:rPr>
+          <w:rFonts w:ascii="Times New Roman" w:hAnsi="Times New Roman" w:eastAsia="Times New Roman" w:cs="Times New Roman"/>
+        </w:rPr>
+        <w:t xml:space="preserve">C. </w:t>
       </w:r>
       <w:r>
         <w:rPr>
@@ -22683,7 +22801,20 @@
         <w:rPr>
           <w:rFonts w:ascii="Times New Roman" w:hAnsi="Times New Roman" w:eastAsia="Times New Roman" w:cs="Times New Roman"/>
         </w:rPr>
-        <w:t xml:space="preserve">　D. </w:t>
+        <w:t xml:space="preserve">　</w:t>
+      </w:r>
+    </w:p>
+    <w:p>
+      <w:pPr>
+        <w:pStyle w:val="FirstParagraph"/>
+        <w:ind w:left="480" w:hanging="480"/>
+        <w:spacing w:before="0" w:after="180"/>
+      </w:pPr>
+      <w:r>
+        <w:rPr>
+          <w:rFonts w:ascii="Times New Roman" w:hAnsi="Times New Roman" w:eastAsia="Times New Roman" w:cs="Times New Roman"/>
+        </w:rPr>
+        <w:t xml:space="preserve">D. </w:t>
       </w:r>
       <w:r>
         <w:rPr>
@@ -23902,12 +24033,27 @@
     <w:p>
       <w:pPr>
         <w:pStyle w:val="FirstParagraph"/>
-      </w:pPr>
-      <w:r>
-        <w:rPr>
-          <w:rFonts w:ascii="Times New Roman" w:hAnsi="Times New Roman" w:eastAsia="Times New Roman" w:cs="Times New Roman"/>
-        </w:rPr>
-        <w:t xml:space="preserve">A. NaOH　B.</w:t>
+        <w:ind w:left="480" w:hanging="480"/>
+        <w:spacing w:after="0"/>
+      </w:pPr>
+      <w:r>
+        <w:rPr>
+          <w:rFonts w:ascii="Times New Roman" w:hAnsi="Times New Roman" w:eastAsia="Times New Roman" w:cs="Times New Roman"/>
+        </w:rPr>
+        <w:t xml:space="preserve">A. NaOH　</w:t>
+      </w:r>
+    </w:p>
+    <w:p>
+      <w:pPr>
+        <w:pStyle w:val="FirstParagraph"/>
+        <w:ind w:left="480" w:hanging="480"/>
+        <w:spacing w:before="0" w:after="0"/>
+      </w:pPr>
+      <w:r>
+        <w:rPr>
+          <w:rFonts w:ascii="Times New Roman" w:hAnsi="Times New Roman" w:eastAsia="Times New Roman" w:cs="Times New Roman"/>
+        </w:rPr>
+        <w:t xml:space="preserve">B.</w:t>
       </w:r>
       <w:r>
         <w:rPr>
@@ -23942,7 +24088,20 @@
         <w:rPr>
           <w:rFonts w:ascii="Times New Roman" w:hAnsi="Times New Roman" w:eastAsia="Times New Roman" w:cs="Times New Roman"/>
         </w:rPr>
-        <w:t xml:space="preserve">　C.</w:t>
+        <w:t xml:space="preserve">　</w:t>
+      </w:r>
+    </w:p>
+    <w:p>
+      <w:pPr>
+        <w:pStyle w:val="FirstParagraph"/>
+        <w:ind w:left="480" w:hanging="480"/>
+        <w:spacing w:before="0" w:after="0"/>
+      </w:pPr>
+      <w:r>
+        <w:rPr>
+          <w:rFonts w:ascii="Times New Roman" w:hAnsi="Times New Roman" w:eastAsia="Times New Roman" w:cs="Times New Roman"/>
+        </w:rPr>
+        <w:t xml:space="preserve">C.</w:t>
       </w:r>
       <w:r>
         <w:rPr>
@@ -23977,7 +24136,20 @@
         <w:rPr>
           <w:rFonts w:ascii="Times New Roman" w:hAnsi="Times New Roman" w:eastAsia="Times New Roman" w:cs="Times New Roman"/>
         </w:rPr>
-        <w:t xml:space="preserve">　D.</w:t>
+        <w:t xml:space="preserve">　</w:t>
+      </w:r>
+    </w:p>
+    <w:p>
+      <w:pPr>
+        <w:pStyle w:val="FirstParagraph"/>
+        <w:ind w:left="480" w:hanging="480"/>
+        <w:spacing w:before="0" w:after="180"/>
+      </w:pPr>
+      <w:r>
+        <w:rPr>
+          <w:rFonts w:ascii="Times New Roman" w:hAnsi="Times New Roman" w:eastAsia="Times New Roman" w:cs="Times New Roman"/>
+        </w:rPr>
+        <w:t xml:space="preserve">D.</w:t>
       </w:r>
       <w:r>
         <w:rPr>
@@ -24068,6 +24240,8 @@
     <w:p>
       <w:pPr>
         <w:pStyle w:val="FirstParagraph"/>
+        <w:ind w:left="480" w:hanging="480"/>
+        <w:spacing w:after="0"/>
       </w:pPr>
       <w:r>
         <w:rPr>
@@ -24097,7 +24271,20 @@
         <w:rPr>
           <w:rFonts w:ascii="Times New Roman" w:hAnsi="Times New Roman" w:eastAsia="Times New Roman" w:cs="Times New Roman"/>
         </w:rPr>
-        <w:t xml:space="preserve">　B. </w:t>
+        <w:t xml:space="preserve">　</w:t>
+      </w:r>
+    </w:p>
+    <w:p>
+      <w:pPr>
+        <w:pStyle w:val="FirstParagraph"/>
+        <w:ind w:left="480" w:hanging="480"/>
+        <w:spacing w:before="0" w:after="0"/>
+      </w:pPr>
+      <w:r>
+        <w:rPr>
+          <w:rFonts w:ascii="Times New Roman" w:hAnsi="Times New Roman" w:eastAsia="Times New Roman" w:cs="Times New Roman"/>
+        </w:rPr>
+        <w:t xml:space="preserve">B. </w:t>
       </w:r>
       <w:r>
         <w:rPr>
@@ -24121,7 +24308,20 @@
         <w:rPr>
           <w:rFonts w:ascii="Times New Roman" w:hAnsi="Times New Roman" w:eastAsia="Times New Roman" w:cs="Times New Roman"/>
         </w:rPr>
-        <w:t xml:space="preserve">　C. </w:t>
+        <w:t xml:space="preserve">　</w:t>
+      </w:r>
+    </w:p>
+    <w:p>
+      <w:pPr>
+        <w:pStyle w:val="FirstParagraph"/>
+        <w:ind w:left="480" w:hanging="480"/>
+        <w:spacing w:before="0" w:after="0"/>
+      </w:pPr>
+      <w:r>
+        <w:rPr>
+          <w:rFonts w:ascii="Times New Roman" w:hAnsi="Times New Roman" w:eastAsia="Times New Roman" w:cs="Times New Roman"/>
+        </w:rPr>
+        <w:t xml:space="preserve">C. </w:t>
       </w:r>
       <w:r>
         <w:rPr>
@@ -24145,7 +24345,20 @@
         <w:rPr>
           <w:rFonts w:ascii="Times New Roman" w:hAnsi="Times New Roman" w:eastAsia="Times New Roman" w:cs="Times New Roman"/>
         </w:rPr>
-        <w:t xml:space="preserve">　D. </w:t>
+        <w:t xml:space="preserve">　</w:t>
+      </w:r>
+    </w:p>
+    <w:p>
+      <w:pPr>
+        <w:pStyle w:val="FirstParagraph"/>
+        <w:ind w:left="480" w:hanging="480"/>
+        <w:spacing w:before="0" w:after="180"/>
+      </w:pPr>
+      <w:r>
+        <w:rPr>
+          <w:rFonts w:ascii="Times New Roman" w:hAnsi="Times New Roman" w:eastAsia="Times New Roman" w:cs="Times New Roman"/>
+        </w:rPr>
+        <w:t xml:space="preserve">D. </w:t>
       </w:r>
       <w:r>
         <w:rPr>
@@ -25151,6 +25364,8 @@
           <w:ilvl w:val="0"/>
           <w:numId w:val="1031"/>
         </w:numPr>
+        <w:ind w:left="480" w:hanging="480"/>
+        <w:spacing w:after="0"/>
       </w:pPr>
       <m:oMath>
         <m:sSub>
@@ -25220,7 +25435,23 @@
         <w:rPr>
           <w:rFonts w:hint="eastAsia" w:ascii="Times New Roman" w:hAnsi="Times New Roman" w:eastAsia="Times New Roman" w:cs="Times New Roman"/>
         </w:rPr>
-        <w:t>____。A.</w:t>
+        <w:t>____。</w:t>
+      </w:r>
+    </w:p>
+    <w:p>
+      <w:pPr>
+        <w:numPr>
+          <w:ilvl w:val="0"/>
+          <w:numId w:val="1031"/>
+        </w:numPr>
+        <w:ind w:left="480" w:hanging="480"/>
+        <w:spacing w:before="0" w:after="0"/>
+      </w:pPr>
+      <w:r>
+        <w:rPr>
+          <w:rFonts w:hint="eastAsia" w:ascii="Times New Roman" w:hAnsi="Times New Roman" w:eastAsia="Times New Roman" w:cs="Times New Roman"/>
+        </w:rPr>
+        <w:t>A.</w:t>
       </w:r>
       <w:r>
         <w:rPr>
@@ -25238,7 +25469,23 @@
         <w:rPr>
           <w:rFonts w:ascii="Times New Roman" w:hAnsi="Times New Roman" w:eastAsia="Times New Roman" w:cs="Times New Roman"/>
         </w:rPr>
-        <w:t xml:space="preserve">　B. </w:t>
+        <w:t xml:space="preserve">　</w:t>
+      </w:r>
+    </w:p>
+    <w:p>
+      <w:pPr>
+        <w:numPr>
+          <w:ilvl w:val="0"/>
+          <w:numId w:val="1031"/>
+        </w:numPr>
+        <w:ind w:left="480" w:hanging="480"/>
+        <w:spacing w:before="0" w:after="0"/>
+      </w:pPr>
+      <w:r>
+        <w:rPr>
+          <w:rFonts w:ascii="Times New Roman" w:hAnsi="Times New Roman" w:eastAsia="Times New Roman" w:cs="Times New Roman"/>
+        </w:rPr>
+        <w:t xml:space="preserve">B. </w:t>
       </w:r>
       <w:r>
         <w:rPr>
@@ -25250,7 +25497,23 @@
         <w:rPr>
           <w:rFonts w:ascii="Times New Roman" w:hAnsi="Times New Roman" w:eastAsia="Times New Roman" w:cs="Times New Roman"/>
         </w:rPr>
-        <w:t xml:space="preserve">　C. </w:t>
+        <w:t xml:space="preserve">　</w:t>
+      </w:r>
+    </w:p>
+    <w:p>
+      <w:pPr>
+        <w:numPr>
+          <w:ilvl w:val="0"/>
+          <w:numId w:val="1031"/>
+        </w:numPr>
+        <w:ind w:left="480" w:hanging="480"/>
+        <w:spacing w:before="0" w:after="0"/>
+      </w:pPr>
+      <w:r>
+        <w:rPr>
+          <w:rFonts w:ascii="Times New Roman" w:hAnsi="Times New Roman" w:eastAsia="Times New Roman" w:cs="Times New Roman"/>
+        </w:rPr>
+        <w:t xml:space="preserve">C. </w:t>
       </w:r>
       <w:r>
         <w:rPr>
@@ -25262,7 +25525,23 @@
         <w:rPr>
           <w:rFonts w:ascii="Times New Roman" w:hAnsi="Times New Roman" w:eastAsia="Times New Roman" w:cs="Times New Roman"/>
         </w:rPr>
-        <w:t xml:space="preserve">　D. </w:t>
+        <w:t xml:space="preserve">　</w:t>
+      </w:r>
+    </w:p>
+    <w:p>
+      <w:pPr>
+        <w:numPr>
+          <w:ilvl w:val="0"/>
+          <w:numId w:val="1031"/>
+        </w:numPr>
+        <w:ind w:left="480" w:hanging="480"/>
+        <w:spacing w:before="0" w:after="180"/>
+      </w:pPr>
+      <w:r>
+        <w:rPr>
+          <w:rFonts w:ascii="Times New Roman" w:hAnsi="Times New Roman" w:eastAsia="Times New Roman" w:cs="Times New Roman"/>
+        </w:rPr>
+        <w:t xml:space="preserve">D. </w:t>
       </w:r>
       <w:r>
         <w:rPr>

--- a/00-首页/题组Word/专项卷/一分册/专项卷III-教师版.docx
+++ b/00-首页/题组Word/专项卷/一分册/专项卷III-教师版.docx
@@ -15653,7 +15653,7 @@
         <m:sSub>
           <m:e>
             <m:r>
-              <m:t>​</m:t>
+              <m:t xml:space="preserve"> </m:t>
             </m:r>
           </m:e>
           <m:sub>
@@ -15702,7 +15702,7 @@
         <m:sSub>
           <m:e>
             <m:r>
-              <m:t>​</m:t>
+              <m:t xml:space="preserve"> </m:t>
             </m:r>
           </m:e>
           <m:sub>
@@ -15783,7 +15783,7 @@
         <m:sSub>
           <m:e>
             <m:r>
-              <m:t>​</m:t>
+              <m:t xml:space="preserve"> </m:t>
             </m:r>
           </m:e>
           <m:sub>
@@ -15859,7 +15859,7 @@
         <m:sSub>
           <m:e>
             <m:r>
-              <m:t>​</m:t>
+              <m:t xml:space="preserve"> </m:t>
             </m:r>
           </m:e>
           <m:sub>
@@ -15891,7 +15891,7 @@
         <m:sSub>
           <m:e>
             <m:r>
-              <m:t>​</m:t>
+              <m:t xml:space="preserve"> </m:t>
             </m:r>
           </m:e>
           <m:sub>
@@ -15923,7 +15923,7 @@
         <m:sSub>
           <m:e>
             <m:r>
-              <m:t>​</m:t>
+              <m:t xml:space="preserve"> </m:t>
             </m:r>
           </m:e>
           <m:sub>
@@ -15999,7 +15999,7 @@
         <m:sSub>
           <m:e>
             <m:r>
-              <m:t>​</m:t>
+              <m:t xml:space="preserve"> </m:t>
             </m:r>
           </m:e>
           <m:sub>
@@ -16099,7 +16099,7 @@
         <m:sSub>
           <m:e>
             <m:r>
-              <m:t>​</m:t>
+              <m:t xml:space="preserve"> </m:t>
             </m:r>
           </m:e>
           <m:sub>

--- a/00-首页/题组Word/专项卷/一分册/专项卷III-教师版.docx
+++ b/00-首页/题组Word/专项卷/一分册/专项卷III-教师版.docx
@@ -419,8 +419,8 @@
     <w:p>
       <w:pPr>
         <w:pStyle w:val="BodyText"/>
+        <w:spacing w:before="0" w:after="0"/>
         <w:ind w:left="480" w:hanging="480"/>
-        <w:spacing w:after="0"/>
       </w:pPr>
       <w:r>
         <w:rPr>
@@ -444,20 +444,45 @@
     <w:p>
       <w:pPr>
         <w:pStyle w:val="BodyText"/>
+        <w:spacing w:before="0" w:after="0"/>
         <w:ind w:left="480" w:hanging="480"/>
+      </w:pPr>
+      <w:r>
+        <w:rPr>
+          <w:rFonts w:ascii="Times New Roman" w:hAnsi="Times New Roman" w:eastAsia="Times New Roman" w:cs="Times New Roman"/>
+        </w:rPr>
+        <w:t xml:space="preserve">B. </w:t>
+      </w:r>
+      <w:r>
+        <w:rPr>
+          <w:rFonts w:hint="eastAsia" w:ascii="Times New Roman" w:hAnsi="Times New Roman" w:eastAsia="FangSong" w:cs="Times New Roman"/>
+        </w:rPr>
+        <w:t xml:space="preserve">不变</w:t>
+      </w:r>
+      <w:r>
+        <w:rPr>
+          <w:rFonts w:ascii="Times New Roman" w:hAnsi="Times New Roman" w:eastAsia="Times New Roman" w:cs="Times New Roman"/>
+        </w:rPr>
+        <w:t xml:space="preserve"> </w:t>
+      </w:r>
+    </w:p>
+    <w:p>
+      <w:pPr>
+        <w:pStyle w:val="BodyText"/>
         <w:spacing w:before="0" w:after="0"/>
-      </w:pPr>
-      <w:r>
-        <w:rPr>
-          <w:rFonts w:ascii="Times New Roman" w:hAnsi="Times New Roman" w:eastAsia="Times New Roman" w:cs="Times New Roman"/>
-        </w:rPr>
-        <w:t xml:space="preserve">B. </w:t>
-      </w:r>
-      <w:r>
-        <w:rPr>
-          <w:rFonts w:hint="eastAsia" w:ascii="Times New Roman" w:hAnsi="Times New Roman" w:eastAsia="FangSong" w:cs="Times New Roman"/>
-        </w:rPr>
-        <w:t xml:space="preserve">不变</w:t>
+        <w:ind w:left="480" w:hanging="480"/>
+      </w:pPr>
+      <w:r>
+        <w:rPr>
+          <w:rFonts w:ascii="Times New Roman" w:hAnsi="Times New Roman" w:eastAsia="Times New Roman" w:cs="Times New Roman"/>
+        </w:rPr>
+        <w:t xml:space="preserve">C. </w:t>
+      </w:r>
+      <w:r>
+        <w:rPr>
+          <w:rFonts w:hint="eastAsia" w:ascii="Times New Roman" w:hAnsi="Times New Roman" w:eastAsia="FangSong" w:cs="Times New Roman"/>
+        </w:rPr>
+        <w:t xml:space="preserve">减小</w:t>
       </w:r>
       <w:r>
         <w:rPr>
@@ -469,33 +494,8 @@
     <w:p>
       <w:pPr>
         <w:pStyle w:val="BodyText"/>
+        <w:spacing w:before="0" w:after="0"/>
         <w:ind w:left="480" w:hanging="480"/>
-        <w:spacing w:before="0" w:after="0"/>
-      </w:pPr>
-      <w:r>
-        <w:rPr>
-          <w:rFonts w:ascii="Times New Roman" w:hAnsi="Times New Roman" w:eastAsia="Times New Roman" w:cs="Times New Roman"/>
-        </w:rPr>
-        <w:t xml:space="preserve">C. </w:t>
-      </w:r>
-      <w:r>
-        <w:rPr>
-          <w:rFonts w:hint="eastAsia" w:ascii="Times New Roman" w:hAnsi="Times New Roman" w:eastAsia="FangSong" w:cs="Times New Roman"/>
-        </w:rPr>
-        <w:t xml:space="preserve">减小</w:t>
-      </w:r>
-      <w:r>
-        <w:rPr>
-          <w:rFonts w:ascii="Times New Roman" w:hAnsi="Times New Roman" w:eastAsia="Times New Roman" w:cs="Times New Roman"/>
-        </w:rPr>
-        <w:t xml:space="preserve"> </w:t>
-      </w:r>
-    </w:p>
-    <w:p>
-      <w:pPr>
-        <w:pStyle w:val="BodyText"/>
-        <w:ind w:left="480" w:hanging="480"/>
-        <w:spacing w:before="0" w:after="180"/>
       </w:pPr>
       <w:r>
         <w:rPr>
@@ -607,6 +607,14 @@
       <w:tblPr>
         <w:tblStyle w:val="Table"/>
         <w:tblW w:type="auto" w:w="0"/>
+        <w:tblBorders>
+          <w:top w:val="single" w:sz="12" w:space="0" w:color="000000"/>
+          <w:left w:val="none" w:sz="0" w:space="0" w:color="auto"/>
+          <w:bottom w:val="single" w:sz="12" w:space="0" w:color="000000"/>
+          <w:right w:val="none" w:sz="0" w:space="0" w:color="auto"/>
+          <w:insideH w:val="none" w:sz="0" w:space="0" w:color="auto"/>
+          <w:insideV w:val="none" w:sz="0" w:space="0" w:color="auto"/>
+        </w:tblBorders>
         <w:tblLook w:firstRow="1" w:lastRow="0" w:firstColumn="0" w:lastColumn="0" w:noHBand="0" w:noVBand="0" w:val="0020"/>
       </w:tblPr>
       <w:tblGrid>
@@ -618,7 +626,11 @@
           <w:tblHeader w:val="on"/>
         </w:trPr>
         <w:tc>
-          <w:tcPr/>
+          <w:tcPr>
+            <w:tcBorders>
+              <w:bottom w:val="single" w:sz="8" w:space="0" w:color="000000"/>
+            </w:tcBorders>
+          </w:tcPr>
           <w:p>
             <w:pPr>
               <w:pStyle w:val="Compact"/>
@@ -634,7 +646,11 @@
           </w:p>
         </w:tc>
         <w:tc>
-          <w:tcPr/>
+          <w:tcPr>
+            <w:tcBorders>
+              <w:bottom w:val="single" w:sz="8" w:space="0" w:color="000000"/>
+            </w:tcBorders>
+          </w:tcPr>
           <w:p>
             <w:pPr>
               <w:pStyle w:val="Compact"/>
@@ -1156,6 +1172,14 @@
       <w:tblPr>
         <w:tblStyle w:val="Table"/>
         <w:tblW w:type="auto" w:w="0"/>
+        <w:tblBorders>
+          <w:top w:val="single" w:sz="12" w:space="0" w:color="000000"/>
+          <w:left w:val="none" w:sz="0" w:space="0" w:color="auto"/>
+          <w:bottom w:val="single" w:sz="12" w:space="0" w:color="000000"/>
+          <w:right w:val="none" w:sz="0" w:space="0" w:color="auto"/>
+          <w:insideH w:val="none" w:sz="0" w:space="0" w:color="auto"/>
+          <w:insideV w:val="none" w:sz="0" w:space="0" w:color="auto"/>
+        </w:tblBorders>
         <w:tblLook w:firstRow="1" w:lastRow="0" w:firstColumn="0" w:lastColumn="0" w:noHBand="0" w:noVBand="0" w:val="0020"/>
       </w:tblPr>
       <w:tblGrid>
@@ -1169,7 +1193,11 @@
           <w:tblHeader w:val="on"/>
         </w:trPr>
         <w:tc>
-          <w:tcPr/>
+          <w:tcPr>
+            <w:tcBorders>
+              <w:bottom w:val="single" w:sz="8" w:space="0" w:color="000000"/>
+            </w:tcBorders>
+          </w:tcPr>
           <w:p>
             <w:pPr>
               <w:pStyle w:val="Compact"/>
@@ -1207,7 +1235,11 @@
           </w:p>
         </w:tc>
         <w:tc>
-          <w:tcPr/>
+          <w:tcPr>
+            <w:tcBorders>
+              <w:bottom w:val="single" w:sz="8" w:space="0" w:color="000000"/>
+            </w:tcBorders>
+          </w:tcPr>
           <w:p>
             <w:pPr>
               <w:pStyle w:val="Compact"/>
@@ -1223,7 +1255,11 @@
           </w:p>
         </w:tc>
         <w:tc>
-          <w:tcPr/>
+          <w:tcPr>
+            <w:tcBorders>
+              <w:bottom w:val="single" w:sz="8" w:space="0" w:color="000000"/>
+            </w:tcBorders>
+          </w:tcPr>
           <w:p>
             <w:pPr>
               <w:pStyle w:val="Compact"/>
@@ -1239,7 +1275,11 @@
           </w:p>
         </w:tc>
         <w:tc>
-          <w:tcPr/>
+          <w:tcPr>
+            <w:tcBorders>
+              <w:bottom w:val="single" w:sz="8" w:space="0" w:color="000000"/>
+            </w:tcBorders>
+          </w:tcPr>
           <w:p>
             <w:pPr>
               <w:pStyle w:val="Compact"/>
@@ -1382,8 +1422,8 @@
     <w:p>
       <w:pPr>
         <w:pStyle w:val="BodyText"/>
+        <w:spacing w:before="0" w:after="0"/>
         <w:ind w:left="480" w:hanging="480"/>
-        <w:spacing w:after="0"/>
       </w:pPr>
       <w:r>
         <w:rPr>
@@ -1407,20 +1447,45 @@
     <w:p>
       <w:pPr>
         <w:pStyle w:val="BodyText"/>
+        <w:spacing w:before="0" w:after="0"/>
         <w:ind w:left="480" w:hanging="480"/>
+      </w:pPr>
+      <w:r>
+        <w:rPr>
+          <w:rFonts w:ascii="Times New Roman" w:hAnsi="Times New Roman" w:eastAsia="Times New Roman" w:cs="Times New Roman"/>
+        </w:rPr>
+        <w:t xml:space="preserve">B. </w:t>
+      </w:r>
+      <w:r>
+        <w:rPr>
+          <w:rFonts w:hint="eastAsia" w:ascii="Times New Roman" w:hAnsi="Times New Roman" w:eastAsia="FangSong" w:cs="Times New Roman"/>
+        </w:rPr>
+        <w:t xml:space="preserve">镁橄榄石生成</w:t>
+      </w:r>
+      <w:r>
+        <w:rPr>
+          <w:rFonts w:ascii="Times New Roman" w:hAnsi="Times New Roman" w:eastAsia="Times New Roman" w:cs="Times New Roman"/>
+        </w:rPr>
+        <w:t xml:space="preserve">　</w:t>
+      </w:r>
+    </w:p>
+    <w:p>
+      <w:pPr>
+        <w:pStyle w:val="BodyText"/>
         <w:spacing w:before="0" w:after="0"/>
-      </w:pPr>
-      <w:r>
-        <w:rPr>
-          <w:rFonts w:ascii="Times New Roman" w:hAnsi="Times New Roman" w:eastAsia="Times New Roman" w:cs="Times New Roman"/>
-        </w:rPr>
-        <w:t xml:space="preserve">B. </w:t>
-      </w:r>
-      <w:r>
-        <w:rPr>
-          <w:rFonts w:hint="eastAsia" w:ascii="Times New Roman" w:hAnsi="Times New Roman" w:eastAsia="FangSong" w:cs="Times New Roman"/>
-        </w:rPr>
-        <w:t xml:space="preserve">镁橄榄石生成</w:t>
+        <w:ind w:left="480" w:hanging="480"/>
+      </w:pPr>
+      <w:r>
+        <w:rPr>
+          <w:rFonts w:ascii="Times New Roman" w:hAnsi="Times New Roman" w:eastAsia="Times New Roman" w:cs="Times New Roman"/>
+        </w:rPr>
+        <w:t xml:space="preserve">C. </w:t>
+      </w:r>
+      <w:r>
+        <w:rPr>
+          <w:rFonts w:hint="eastAsia" w:ascii="Times New Roman" w:hAnsi="Times New Roman" w:eastAsia="FangSong" w:cs="Times New Roman"/>
+        </w:rPr>
+        <w:t xml:space="preserve">钙长石和镁橄榄石共存</w:t>
       </w:r>
       <w:r>
         <w:rPr>
@@ -1432,33 +1497,8 @@
     <w:p>
       <w:pPr>
         <w:pStyle w:val="BodyText"/>
+        <w:spacing w:before="0" w:after="0"/>
         <w:ind w:left="480" w:hanging="480"/>
-        <w:spacing w:before="0" w:after="0"/>
-      </w:pPr>
-      <w:r>
-        <w:rPr>
-          <w:rFonts w:ascii="Times New Roman" w:hAnsi="Times New Roman" w:eastAsia="Times New Roman" w:cs="Times New Roman"/>
-        </w:rPr>
-        <w:t xml:space="preserve">C. </w:t>
-      </w:r>
-      <w:r>
-        <w:rPr>
-          <w:rFonts w:hint="eastAsia" w:ascii="Times New Roman" w:hAnsi="Times New Roman" w:eastAsia="FangSong" w:cs="Times New Roman"/>
-        </w:rPr>
-        <w:t xml:space="preserve">钙长石和镁橄榄石共存</w:t>
-      </w:r>
-      <w:r>
-        <w:rPr>
-          <w:rFonts w:ascii="Times New Roman" w:hAnsi="Times New Roman" w:eastAsia="Times New Roman" w:cs="Times New Roman"/>
-        </w:rPr>
-        <w:t xml:space="preserve">　</w:t>
-      </w:r>
-    </w:p>
-    <w:p>
-      <w:pPr>
-        <w:pStyle w:val="BodyText"/>
-        <w:ind w:left="480" w:hanging="480"/>
-        <w:spacing w:before="0" w:after="180"/>
       </w:pPr>
       <w:r>
         <w:rPr>
@@ -1925,6 +1965,14 @@
       <w:tblPr>
         <w:tblStyle w:val="Table"/>
         <w:tblW w:type="auto" w:w="0"/>
+        <w:tblBorders>
+          <w:top w:val="single" w:sz="12" w:space="0" w:color="000000"/>
+          <w:left w:val="none" w:sz="0" w:space="0" w:color="auto"/>
+          <w:bottom w:val="single" w:sz="12" w:space="0" w:color="000000"/>
+          <w:right w:val="none" w:sz="0" w:space="0" w:color="auto"/>
+          <w:insideH w:val="none" w:sz="0" w:space="0" w:color="auto"/>
+          <w:insideV w:val="none" w:sz="0" w:space="0" w:color="auto"/>
+        </w:tblBorders>
         <w:tblLook w:firstRow="1" w:lastRow="0" w:firstColumn="0" w:lastColumn="0" w:noHBand="0" w:noVBand="0" w:val="0020"/>
       </w:tblPr>
       <w:tblGrid>
@@ -1936,7 +1984,11 @@
           <w:tblHeader w:val="on"/>
         </w:trPr>
         <w:tc>
-          <w:tcPr/>
+          <w:tcPr>
+            <w:tcBorders>
+              <w:bottom w:val="single" w:sz="8" w:space="0" w:color="000000"/>
+            </w:tcBorders>
+          </w:tcPr>
           <w:p>
             <w:pPr>
               <w:pStyle w:val="Compact"/>
@@ -1952,7 +2004,11 @@
           </w:p>
         </w:tc>
         <w:tc>
-          <w:tcPr/>
+          <w:tcPr>
+            <w:tcBorders>
+              <w:bottom w:val="single" w:sz="8" w:space="0" w:color="000000"/>
+            </w:tcBorders>
+          </w:tcPr>
           <w:p>
             <w:pPr>
               <w:pStyle w:val="Compact"/>
@@ -2509,6 +2565,14 @@
       <w:tblPr>
         <w:tblStyle w:val="Table"/>
         <w:tblW w:type="auto" w:w="0"/>
+        <w:tblBorders>
+          <w:top w:val="single" w:sz="12" w:space="0" w:color="000000"/>
+          <w:left w:val="none" w:sz="0" w:space="0" w:color="auto"/>
+          <w:bottom w:val="single" w:sz="12" w:space="0" w:color="000000"/>
+          <w:right w:val="none" w:sz="0" w:space="0" w:color="auto"/>
+          <w:insideH w:val="none" w:sz="0" w:space="0" w:color="auto"/>
+          <w:insideV w:val="none" w:sz="0" w:space="0" w:color="auto"/>
+        </w:tblBorders>
         <w:tblLook w:firstRow="1" w:lastRow="0" w:firstColumn="0" w:lastColumn="0" w:noHBand="0" w:noVBand="0" w:val="0020"/>
       </w:tblPr>
       <w:tblGrid>
@@ -2520,7 +2584,11 @@
           <w:tblHeader w:val="on"/>
         </w:trPr>
         <w:tc>
-          <w:tcPr/>
+          <w:tcPr>
+            <w:tcBorders>
+              <w:bottom w:val="single" w:sz="8" w:space="0" w:color="000000"/>
+            </w:tcBorders>
+          </w:tcPr>
           <w:p>
             <w:pPr>
               <w:pStyle w:val="Compact"/>
@@ -2536,7 +2604,11 @@
           </w:p>
         </w:tc>
         <w:tc>
-          <w:tcPr/>
+          <w:tcPr>
+            <w:tcBorders>
+              <w:bottom w:val="single" w:sz="8" w:space="0" w:color="000000"/>
+            </w:tcBorders>
+          </w:tcPr>
           <w:p>
             <w:pPr>
               <w:pStyle w:val="Compact"/>
@@ -2842,6 +2914,14 @@
       <w:tblPr>
         <w:tblStyle w:val="Table"/>
         <w:tblW w:type="auto" w:w="0"/>
+        <w:tblBorders>
+          <w:top w:val="single" w:sz="12" w:space="0" w:color="000000"/>
+          <w:left w:val="none" w:sz="0" w:space="0" w:color="auto"/>
+          <w:bottom w:val="single" w:sz="12" w:space="0" w:color="000000"/>
+          <w:right w:val="none" w:sz="0" w:space="0" w:color="auto"/>
+          <w:insideH w:val="none" w:sz="0" w:space="0" w:color="auto"/>
+          <w:insideV w:val="none" w:sz="0" w:space="0" w:color="auto"/>
+        </w:tblBorders>
         <w:tblLook w:firstRow="1" w:lastRow="0" w:firstColumn="0" w:lastColumn="0" w:noHBand="0" w:noVBand="0" w:val="0020"/>
       </w:tblPr>
       <w:tblGrid>
@@ -2855,7 +2935,11 @@
           <w:tblHeader w:val="on"/>
         </w:trPr>
         <w:tc>
-          <w:tcPr/>
+          <w:tcPr>
+            <w:tcBorders>
+              <w:bottom w:val="single" w:sz="8" w:space="0" w:color="000000"/>
+            </w:tcBorders>
+          </w:tcPr>
           <w:p>
             <w:pPr>
               <w:pStyle w:val="Compact"/>
@@ -2871,7 +2955,11 @@
           </w:p>
         </w:tc>
         <w:tc>
-          <w:tcPr/>
+          <w:tcPr>
+            <w:tcBorders>
+              <w:bottom w:val="single" w:sz="8" w:space="0" w:color="000000"/>
+            </w:tcBorders>
+          </w:tcPr>
           <w:p>
             <w:pPr>
               <w:pStyle w:val="Compact"/>
@@ -2887,7 +2975,11 @@
           </w:p>
         </w:tc>
         <w:tc>
-          <w:tcPr/>
+          <w:tcPr>
+            <w:tcBorders>
+              <w:bottom w:val="single" w:sz="8" w:space="0" w:color="000000"/>
+            </w:tcBorders>
+          </w:tcPr>
           <w:p>
             <w:pPr>
               <w:pStyle w:val="Compact"/>
@@ -2910,7 +3002,11 @@
           </w:p>
         </w:tc>
         <w:tc>
-          <w:tcPr/>
+          <w:tcPr>
+            <w:tcBorders>
+              <w:bottom w:val="single" w:sz="8" w:space="0" w:color="000000"/>
+            </w:tcBorders>
+          </w:tcPr>
           <w:p>
             <w:pPr>
               <w:pStyle w:val="Compact"/>
@@ -4333,6 +4429,14 @@
       <w:tblPr>
         <w:tblStyle w:val="Table"/>
         <w:tblW w:type="auto" w:w="0"/>
+        <w:tblBorders>
+          <w:top w:val="single" w:sz="12" w:space="0" w:color="000000"/>
+          <w:left w:val="none" w:sz="0" w:space="0" w:color="auto"/>
+          <w:bottom w:val="single" w:sz="12" w:space="0" w:color="000000"/>
+          <w:right w:val="none" w:sz="0" w:space="0" w:color="auto"/>
+          <w:insideH w:val="none" w:sz="0" w:space="0" w:color="auto"/>
+          <w:insideV w:val="none" w:sz="0" w:space="0" w:color="auto"/>
+        </w:tblBorders>
         <w:tblLook w:firstRow="1" w:lastRow="0" w:firstColumn="0" w:lastColumn="0" w:noHBand="0" w:noVBand="0" w:val="0020"/>
       </w:tblPr>
       <w:tblGrid>
@@ -4344,7 +4448,11 @@
           <w:tblHeader w:val="on"/>
         </w:trPr>
         <w:tc>
-          <w:tcPr/>
+          <w:tcPr>
+            <w:tcBorders>
+              <w:bottom w:val="single" w:sz="8" w:space="0" w:color="000000"/>
+            </w:tcBorders>
+          </w:tcPr>
           <w:p>
             <w:pPr>
               <w:pStyle w:val="Compact"/>
@@ -4360,7 +4468,11 @@
           </w:p>
         </w:tc>
         <w:tc>
-          <w:tcPr/>
+          <w:tcPr>
+            <w:tcBorders>
+              <w:bottom w:val="single" w:sz="8" w:space="0" w:color="000000"/>
+            </w:tcBorders>
+          </w:tcPr>
           <w:p>
             <w:pPr>
               <w:pStyle w:val="Compact"/>
@@ -4905,6 +5017,14 @@
       <w:tblPr>
         <w:tblStyle w:val="Table"/>
         <w:tblW w:type="auto" w:w="0"/>
+        <w:tblBorders>
+          <w:top w:val="single" w:sz="12" w:space="0" w:color="000000"/>
+          <w:left w:val="none" w:sz="0" w:space="0" w:color="auto"/>
+          <w:bottom w:val="single" w:sz="12" w:space="0" w:color="000000"/>
+          <w:right w:val="none" w:sz="0" w:space="0" w:color="auto"/>
+          <w:insideH w:val="none" w:sz="0" w:space="0" w:color="auto"/>
+          <w:insideV w:val="none" w:sz="0" w:space="0" w:color="auto"/>
+        </w:tblBorders>
         <w:tblLook w:firstRow="1" w:lastRow="0" w:firstColumn="0" w:lastColumn="0" w:noHBand="0" w:noVBand="0" w:val="0020"/>
       </w:tblPr>
       <w:tblGrid>
@@ -4916,7 +5036,11 @@
           <w:tblHeader w:val="on"/>
         </w:trPr>
         <w:tc>
-          <w:tcPr/>
+          <w:tcPr>
+            <w:tcBorders>
+              <w:bottom w:val="single" w:sz="8" w:space="0" w:color="000000"/>
+            </w:tcBorders>
+          </w:tcPr>
           <w:p>
             <w:pPr>
               <w:pStyle w:val="Compact"/>
@@ -4932,7 +5056,11 @@
           </w:p>
         </w:tc>
         <w:tc>
-          <w:tcPr/>
+          <w:tcPr>
+            <w:tcBorders>
+              <w:bottom w:val="single" w:sz="8" w:space="0" w:color="000000"/>
+            </w:tcBorders>
+          </w:tcPr>
           <w:p>
             <w:pPr>
               <w:pStyle w:val="Compact"/>
@@ -5427,6 +5555,14 @@
       <w:tblPr>
         <w:tblStyle w:val="Table"/>
         <w:tblW w:type="auto" w:w="0"/>
+        <w:tblBorders>
+          <w:top w:val="single" w:sz="12" w:space="0" w:color="000000"/>
+          <w:left w:val="none" w:sz="0" w:space="0" w:color="auto"/>
+          <w:bottom w:val="single" w:sz="12" w:space="0" w:color="000000"/>
+          <w:right w:val="none" w:sz="0" w:space="0" w:color="auto"/>
+          <w:insideH w:val="none" w:sz="0" w:space="0" w:color="auto"/>
+          <w:insideV w:val="none" w:sz="0" w:space="0" w:color="auto"/>
+        </w:tblBorders>
         <w:tblLook w:firstRow="1" w:lastRow="0" w:firstColumn="0" w:lastColumn="0" w:noHBand="0" w:noVBand="0" w:val="0020"/>
       </w:tblPr>
       <w:tblGrid>
@@ -5438,7 +5574,11 @@
           <w:tblHeader w:val="on"/>
         </w:trPr>
         <w:tc>
-          <w:tcPr/>
+          <w:tcPr>
+            <w:tcBorders>
+              <w:bottom w:val="single" w:sz="8" w:space="0" w:color="000000"/>
+            </w:tcBorders>
+          </w:tcPr>
           <w:p>
             <w:pPr>
               <w:pStyle w:val="Compact"/>
@@ -5454,7 +5594,11 @@
           </w:p>
         </w:tc>
         <w:tc>
-          <w:tcPr/>
+          <w:tcPr>
+            <w:tcBorders>
+              <w:bottom w:val="single" w:sz="8" w:space="0" w:color="000000"/>
+            </w:tcBorders>
+          </w:tcPr>
           <w:p>
             <w:pPr>
               <w:pStyle w:val="Compact"/>
@@ -6729,6 +6873,14 @@
       <w:tblPr>
         <w:tblStyle w:val="Table"/>
         <w:tblW w:type="auto" w:w="0"/>
+        <w:tblBorders>
+          <w:top w:val="single" w:sz="12" w:space="0" w:color="000000"/>
+          <w:left w:val="none" w:sz="0" w:space="0" w:color="auto"/>
+          <w:bottom w:val="single" w:sz="12" w:space="0" w:color="000000"/>
+          <w:right w:val="none" w:sz="0" w:space="0" w:color="auto"/>
+          <w:insideH w:val="none" w:sz="0" w:space="0" w:color="auto"/>
+          <w:insideV w:val="none" w:sz="0" w:space="0" w:color="auto"/>
+        </w:tblBorders>
         <w:tblLook w:firstRow="1" w:lastRow="0" w:firstColumn="0" w:lastColumn="0" w:noHBand="0" w:noVBand="0" w:val="0020"/>
       </w:tblPr>
       <w:tblGrid>
@@ -6740,7 +6892,11 @@
           <w:tblHeader w:val="on"/>
         </w:trPr>
         <w:tc>
-          <w:tcPr/>
+          <w:tcPr>
+            <w:tcBorders>
+              <w:bottom w:val="single" w:sz="8" w:space="0" w:color="000000"/>
+            </w:tcBorders>
+          </w:tcPr>
           <w:p>
             <w:pPr>
               <w:pStyle w:val="Compact"/>
@@ -6756,7 +6912,11 @@
           </w:p>
         </w:tc>
         <w:tc>
-          <w:tcPr/>
+          <w:tcPr>
+            <w:tcBorders>
+              <w:bottom w:val="single" w:sz="8" w:space="0" w:color="000000"/>
+            </w:tcBorders>
+          </w:tcPr>
           <w:p>
             <w:pPr>
               <w:pStyle w:val="Compact"/>
@@ -7649,6 +7809,14 @@
       <w:tblPr>
         <w:tblStyle w:val="Table"/>
         <w:tblW w:type="auto" w:w="0"/>
+        <w:tblBorders>
+          <w:top w:val="single" w:sz="12" w:space="0" w:color="000000"/>
+          <w:left w:val="none" w:sz="0" w:space="0" w:color="auto"/>
+          <w:bottom w:val="single" w:sz="12" w:space="0" w:color="000000"/>
+          <w:right w:val="none" w:sz="0" w:space="0" w:color="auto"/>
+          <w:insideH w:val="none" w:sz="0" w:space="0" w:color="auto"/>
+          <w:insideV w:val="none" w:sz="0" w:space="0" w:color="auto"/>
+        </w:tblBorders>
         <w:tblLook w:firstRow="1" w:lastRow="0" w:firstColumn="0" w:lastColumn="0" w:noHBand="0" w:noVBand="0" w:val="0020"/>
       </w:tblPr>
       <w:tblGrid>
@@ -7660,7 +7828,11 @@
           <w:tblHeader w:val="on"/>
         </w:trPr>
         <w:tc>
-          <w:tcPr/>
+          <w:tcPr>
+            <w:tcBorders>
+              <w:bottom w:val="single" w:sz="8" w:space="0" w:color="000000"/>
+            </w:tcBorders>
+          </w:tcPr>
           <w:p>
             <w:pPr>
               <w:pStyle w:val="Compact"/>
@@ -7676,7 +7848,11 @@
           </w:p>
         </w:tc>
         <w:tc>
-          <w:tcPr/>
+          <w:tcPr>
+            <w:tcBorders>
+              <w:bottom w:val="single" w:sz="8" w:space="0" w:color="000000"/>
+            </w:tcBorders>
+          </w:tcPr>
           <w:p>
             <w:pPr>
               <w:pStyle w:val="Compact"/>
@@ -8237,6 +8413,14 @@
       <w:tblPr>
         <w:tblStyle w:val="Table"/>
         <w:tblW w:type="auto" w:w="0"/>
+        <w:tblBorders>
+          <w:top w:val="single" w:sz="12" w:space="0" w:color="000000"/>
+          <w:left w:val="none" w:sz="0" w:space="0" w:color="auto"/>
+          <w:bottom w:val="single" w:sz="12" w:space="0" w:color="000000"/>
+          <w:right w:val="none" w:sz="0" w:space="0" w:color="auto"/>
+          <w:insideH w:val="none" w:sz="0" w:space="0" w:color="auto"/>
+          <w:insideV w:val="none" w:sz="0" w:space="0" w:color="auto"/>
+        </w:tblBorders>
         <w:tblLook w:firstRow="1" w:lastRow="0" w:firstColumn="0" w:lastColumn="0" w:noHBand="0" w:noVBand="0" w:val="0020"/>
       </w:tblPr>
       <w:tblGrid>
@@ -8249,7 +8433,11 @@
           <w:tblHeader w:val="on"/>
         </w:trPr>
         <w:tc>
-          <w:tcPr/>
+          <w:tcPr>
+            <w:tcBorders>
+              <w:bottom w:val="single" w:sz="8" w:space="0" w:color="000000"/>
+            </w:tcBorders>
+          </w:tcPr>
           <w:p>
             <w:pPr>
               <w:pStyle w:val="Compact"/>
@@ -8265,7 +8453,11 @@
           </w:p>
         </w:tc>
         <w:tc>
-          <w:tcPr/>
+          <w:tcPr>
+            <w:tcBorders>
+              <w:bottom w:val="single" w:sz="8" w:space="0" w:color="000000"/>
+            </w:tcBorders>
+          </w:tcPr>
           <w:p>
             <w:pPr>
               <w:pStyle w:val="Compact"/>
@@ -8281,7 +8473,11 @@
           </w:p>
         </w:tc>
         <w:tc>
-          <w:tcPr/>
+          <w:tcPr>
+            <w:tcBorders>
+              <w:bottom w:val="single" w:sz="8" w:space="0" w:color="000000"/>
+            </w:tcBorders>
+          </w:tcPr>
           <w:p>
             <w:pPr>
               <w:pStyle w:val="Compact"/>
@@ -8687,6 +8883,14 @@
       <w:tblPr>
         <w:tblStyle w:val="Table"/>
         <w:tblW w:type="auto" w:w="0"/>
+        <w:tblBorders>
+          <w:top w:val="single" w:sz="12" w:space="0" w:color="000000"/>
+          <w:left w:val="none" w:sz="0" w:space="0" w:color="auto"/>
+          <w:bottom w:val="single" w:sz="12" w:space="0" w:color="000000"/>
+          <w:right w:val="none" w:sz="0" w:space="0" w:color="auto"/>
+          <w:insideH w:val="none" w:sz="0" w:space="0" w:color="auto"/>
+          <w:insideV w:val="none" w:sz="0" w:space="0" w:color="auto"/>
+        </w:tblBorders>
         <w:tblLook w:firstRow="1" w:lastRow="0" w:firstColumn="0" w:lastColumn="0" w:noHBand="0" w:noVBand="0" w:val="0020"/>
       </w:tblPr>
       <w:tblGrid>
@@ -8698,7 +8902,11 @@
           <w:tblHeader w:val="on"/>
         </w:trPr>
         <w:tc>
-          <w:tcPr/>
+          <w:tcPr>
+            <w:tcBorders>
+              <w:bottom w:val="single" w:sz="8" w:space="0" w:color="000000"/>
+            </w:tcBorders>
+          </w:tcPr>
           <w:p>
             <w:pPr>
               <w:pStyle w:val="Compact"/>
@@ -8714,7 +8922,11 @@
           </w:p>
         </w:tc>
         <w:tc>
-          <w:tcPr/>
+          <w:tcPr>
+            <w:tcBorders>
+              <w:bottom w:val="single" w:sz="8" w:space="0" w:color="000000"/>
+            </w:tcBorders>
+          </w:tcPr>
           <w:p>
             <w:pPr>
               <w:pStyle w:val="Compact"/>
@@ -10439,6 +10651,14 @@
       <w:tblPr>
         <w:tblStyle w:val="Table"/>
         <w:tblW w:type="auto" w:w="0"/>
+        <w:tblBorders>
+          <w:top w:val="single" w:sz="12" w:space="0" w:color="000000"/>
+          <w:left w:val="none" w:sz="0" w:space="0" w:color="auto"/>
+          <w:bottom w:val="single" w:sz="12" w:space="0" w:color="000000"/>
+          <w:right w:val="none" w:sz="0" w:space="0" w:color="auto"/>
+          <w:insideH w:val="none" w:sz="0" w:space="0" w:color="auto"/>
+          <w:insideV w:val="none" w:sz="0" w:space="0" w:color="auto"/>
+        </w:tblBorders>
         <w:tblLook w:firstRow="1" w:lastRow="0" w:firstColumn="0" w:lastColumn="0" w:noHBand="0" w:noVBand="0" w:val="0020"/>
       </w:tblPr>
       <w:tblGrid>
@@ -10450,7 +10670,11 @@
           <w:tblHeader w:val="on"/>
         </w:trPr>
         <w:tc>
-          <w:tcPr/>
+          <w:tcPr>
+            <w:tcBorders>
+              <w:bottom w:val="single" w:sz="8" w:space="0" w:color="000000"/>
+            </w:tcBorders>
+          </w:tcPr>
           <w:p>
             <w:pPr>
               <w:pStyle w:val="Compact"/>
@@ -10466,7 +10690,11 @@
           </w:p>
         </w:tc>
         <w:tc>
-          <w:tcPr/>
+          <w:tcPr>
+            <w:tcBorders>
+              <w:bottom w:val="single" w:sz="8" w:space="0" w:color="000000"/>
+            </w:tcBorders>
+          </w:tcPr>
           <w:p>
             <w:pPr>
               <w:pStyle w:val="Compact"/>
@@ -10780,6 +11008,14 @@
       <w:tblPr>
         <w:tblStyle w:val="Table"/>
         <w:tblW w:type="auto" w:w="0"/>
+        <w:tblBorders>
+          <w:top w:val="single" w:sz="12" w:space="0" w:color="000000"/>
+          <w:left w:val="none" w:sz="0" w:space="0" w:color="auto"/>
+          <w:bottom w:val="single" w:sz="12" w:space="0" w:color="000000"/>
+          <w:right w:val="none" w:sz="0" w:space="0" w:color="auto"/>
+          <w:insideH w:val="none" w:sz="0" w:space="0" w:color="auto"/>
+          <w:insideV w:val="none" w:sz="0" w:space="0" w:color="auto"/>
+        </w:tblBorders>
         <w:tblLook w:firstRow="1" w:lastRow="0" w:firstColumn="0" w:lastColumn="0" w:noHBand="0" w:noVBand="0" w:val="0020"/>
       </w:tblPr>
       <w:tblGrid>
@@ -10791,7 +11027,11 @@
           <w:tblHeader w:val="on"/>
         </w:trPr>
         <w:tc>
-          <w:tcPr/>
+          <w:tcPr>
+            <w:tcBorders>
+              <w:bottom w:val="single" w:sz="8" w:space="0" w:color="000000"/>
+            </w:tcBorders>
+          </w:tcPr>
           <w:p>
             <w:pPr>
               <w:pStyle w:val="Compact"/>
@@ -10807,7 +11047,11 @@
           </w:p>
         </w:tc>
         <w:tc>
-          <w:tcPr/>
+          <w:tcPr>
+            <w:tcBorders>
+              <w:bottom w:val="single" w:sz="8" w:space="0" w:color="000000"/>
+            </w:tcBorders>
+          </w:tcPr>
           <w:p>
             <w:pPr>
               <w:pStyle w:val="Compact"/>
@@ -11067,6 +11311,14 @@
       <w:tblPr>
         <w:tblStyle w:val="Table"/>
         <w:tblW w:type="auto" w:w="0"/>
+        <w:tblBorders>
+          <w:top w:val="single" w:sz="12" w:space="0" w:color="000000"/>
+          <w:left w:val="none" w:sz="0" w:space="0" w:color="auto"/>
+          <w:bottom w:val="single" w:sz="12" w:space="0" w:color="000000"/>
+          <w:right w:val="none" w:sz="0" w:space="0" w:color="auto"/>
+          <w:insideH w:val="none" w:sz="0" w:space="0" w:color="auto"/>
+          <w:insideV w:val="none" w:sz="0" w:space="0" w:color="auto"/>
+        </w:tblBorders>
         <w:tblLook w:firstRow="1" w:lastRow="0" w:firstColumn="0" w:lastColumn="0" w:noHBand="0" w:noVBand="0" w:val="0020"/>
       </w:tblPr>
       <w:tblGrid>
@@ -11078,7 +11330,11 @@
           <w:tblHeader w:val="on"/>
         </w:trPr>
         <w:tc>
-          <w:tcPr/>
+          <w:tcPr>
+            <w:tcBorders>
+              <w:bottom w:val="single" w:sz="8" w:space="0" w:color="000000"/>
+            </w:tcBorders>
+          </w:tcPr>
           <w:p>
             <w:pPr>
               <w:pStyle w:val="Compact"/>
@@ -11094,7 +11350,11 @@
           </w:p>
         </w:tc>
         <w:tc>
-          <w:tcPr/>
+          <w:tcPr>
+            <w:tcBorders>
+              <w:bottom w:val="single" w:sz="8" w:space="0" w:color="000000"/>
+            </w:tcBorders>
+          </w:tcPr>
           <w:p>
             <w:pPr>
               <w:pStyle w:val="Compact"/>
@@ -11312,6 +11572,7 @@
     <w:p>
       <w:pPr>
         <w:pStyle w:val="BodyText"/>
+        <w:spacing w:before="0" w:after="0"/>
       </w:pPr>
       <w:r>
         <w:rPr>
@@ -11577,6 +11838,7 @@
     <w:p>
       <w:pPr>
         <w:pStyle w:val="BodyText"/>
+        <w:spacing w:before="0" w:after="0"/>
       </w:pPr>
       <w:r>
         <w:rPr>
@@ -11788,6 +12050,7 @@
     <w:p>
       <w:pPr>
         <w:pStyle w:val="BodyText"/>
+        <w:spacing w:before="0" w:after="0"/>
       </w:pPr>
       <w:r>
         <w:rPr>
@@ -11841,6 +12104,7 @@
     <w:p>
       <w:pPr>
         <w:pStyle w:val="BodyText"/>
+        <w:spacing w:before="0" w:after="0"/>
       </w:pPr>
       <w:r>
         <w:rPr>
@@ -12012,6 +12276,14 @@
       <w:tblPr>
         <w:tblStyle w:val="Table"/>
         <w:tblW w:type="auto" w:w="0"/>
+        <w:tblBorders>
+          <w:top w:val="single" w:sz="12" w:space="0" w:color="000000"/>
+          <w:left w:val="none" w:sz="0" w:space="0" w:color="auto"/>
+          <w:bottom w:val="single" w:sz="12" w:space="0" w:color="000000"/>
+          <w:right w:val="none" w:sz="0" w:space="0" w:color="auto"/>
+          <w:insideH w:val="none" w:sz="0" w:space="0" w:color="auto"/>
+          <w:insideV w:val="none" w:sz="0" w:space="0" w:color="auto"/>
+        </w:tblBorders>
         <w:tblLook w:firstRow="1" w:lastRow="0" w:firstColumn="0" w:lastColumn="0" w:noHBand="0" w:noVBand="0" w:val="0020"/>
       </w:tblPr>
       <w:tblGrid>
@@ -12023,7 +12295,11 @@
           <w:tblHeader w:val="on"/>
         </w:trPr>
         <w:tc>
-          <w:tcPr/>
+          <w:tcPr>
+            <w:tcBorders>
+              <w:bottom w:val="single" w:sz="8" w:space="0" w:color="000000"/>
+            </w:tcBorders>
+          </w:tcPr>
           <w:p>
             <w:pPr>
               <w:pStyle w:val="Compact"/>
@@ -12039,7 +12315,11 @@
           </w:p>
         </w:tc>
         <w:tc>
-          <w:tcPr/>
+          <w:tcPr>
+            <w:tcBorders>
+              <w:bottom w:val="single" w:sz="8" w:space="0" w:color="000000"/>
+            </w:tcBorders>
+          </w:tcPr>
           <w:p>
             <w:pPr>
               <w:pStyle w:val="Compact"/>
@@ -12405,8 +12685,8 @@
     <w:p>
       <w:pPr>
         <w:pStyle w:val="FirstParagraph"/>
+        <w:spacing w:before="0" w:after="0"/>
         <w:ind w:left="480" w:hanging="480"/>
-        <w:spacing w:after="0"/>
       </w:pPr>
       <w:r>
         <w:rPr>
@@ -12508,20 +12788,51 @@
     <w:p>
       <w:pPr>
         <w:pStyle w:val="FirstParagraph"/>
+        <w:spacing w:before="0" w:after="0"/>
         <w:ind w:left="480" w:hanging="480"/>
+      </w:pPr>
+      <w:r>
+        <w:rPr>
+          <w:rFonts w:ascii="Times New Roman" w:hAnsi="Times New Roman" w:eastAsia="Times New Roman" w:cs="Times New Roman"/>
+        </w:rPr>
+        <w:t xml:space="preserve">A. </w:t>
+      </w:r>
+      <w:r>
+        <w:rPr>
+          <w:rFonts w:hint="eastAsia" w:ascii="Times New Roman" w:hAnsi="Times New Roman" w:eastAsia="FangSong" w:cs="Times New Roman"/>
+        </w:rPr>
+        <w:t xml:space="preserve">此元素有三种同位素</w:t>
+      </w:r>
+      <w:r>
+        <w:rPr>
+          <w:rFonts w:ascii="Times New Roman" w:hAnsi="Times New Roman" w:eastAsia="Times New Roman" w:cs="Times New Roman"/>
+        </w:rPr>
+        <w:t xml:space="preserve"> </w:t>
+      </w:r>
+    </w:p>
+    <w:p>
+      <w:pPr>
+        <w:pStyle w:val="FirstParagraph"/>
         <w:spacing w:before="0" w:after="0"/>
-      </w:pPr>
-      <w:r>
-        <w:rPr>
-          <w:rFonts w:ascii="Times New Roman" w:hAnsi="Times New Roman" w:eastAsia="Times New Roman" w:cs="Times New Roman"/>
-        </w:rPr>
-        <w:t xml:space="preserve">A. </w:t>
-      </w:r>
-      <w:r>
-        <w:rPr>
-          <w:rFonts w:hint="eastAsia" w:ascii="Times New Roman" w:hAnsi="Times New Roman" w:eastAsia="FangSong" w:cs="Times New Roman"/>
-        </w:rPr>
-        <w:t xml:space="preserve">此元素有三种同位素</w:t>
+        <w:ind w:left="480" w:hanging="480"/>
+      </w:pPr>
+      <w:r>
+        <w:rPr>
+          <w:rFonts w:ascii="Times New Roman" w:hAnsi="Times New Roman" w:eastAsia="Times New Roman" w:cs="Times New Roman"/>
+        </w:rPr>
+        <w:t xml:space="preserve">B. </w:t>
+      </w:r>
+      <w:r>
+        <w:rPr>
+          <w:rFonts w:hint="eastAsia" w:ascii="Times New Roman" w:hAnsi="Times New Roman" w:eastAsia="FangSong" w:cs="Times New Roman"/>
+        </w:rPr>
+        <w:t xml:space="preserve">其中一种同位素质量数为</w:t>
+      </w:r>
+      <w:r>
+        <w:rPr>
+          <w:rFonts w:ascii="Times New Roman" w:hAnsi="Times New Roman" w:eastAsia="Times New Roman" w:cs="Times New Roman"/>
+        </w:rPr>
+        <w:t xml:space="preserve"> 80</w:t>
       </w:r>
       <w:r>
         <w:rPr>
@@ -12533,39 +12844,8 @@
     <w:p>
       <w:pPr>
         <w:pStyle w:val="FirstParagraph"/>
+        <w:spacing w:before="0" w:after="0"/>
         <w:ind w:left="480" w:hanging="480"/>
-        <w:spacing w:before="0" w:after="0"/>
-      </w:pPr>
-      <w:r>
-        <w:rPr>
-          <w:rFonts w:ascii="Times New Roman" w:hAnsi="Times New Roman" w:eastAsia="Times New Roman" w:cs="Times New Roman"/>
-        </w:rPr>
-        <w:t xml:space="preserve">B. </w:t>
-      </w:r>
-      <w:r>
-        <w:rPr>
-          <w:rFonts w:hint="eastAsia" w:ascii="Times New Roman" w:hAnsi="Times New Roman" w:eastAsia="FangSong" w:cs="Times New Roman"/>
-        </w:rPr>
-        <w:t xml:space="preserve">其中一种同位素质量数为</w:t>
-      </w:r>
-      <w:r>
-        <w:rPr>
-          <w:rFonts w:ascii="Times New Roman" w:hAnsi="Times New Roman" w:eastAsia="Times New Roman" w:cs="Times New Roman"/>
-        </w:rPr>
-        <w:t xml:space="preserve"> 80</w:t>
-      </w:r>
-      <w:r>
-        <w:rPr>
-          <w:rFonts w:ascii="Times New Roman" w:hAnsi="Times New Roman" w:eastAsia="Times New Roman" w:cs="Times New Roman"/>
-        </w:rPr>
-        <w:t xml:space="preserve"> </w:t>
-      </w:r>
-    </w:p>
-    <w:p>
-      <w:pPr>
-        <w:pStyle w:val="FirstParagraph"/>
-        <w:ind w:left="480" w:hanging="480"/>
-        <w:spacing w:before="0" w:after="0"/>
       </w:pPr>
       <w:r>
         <w:rPr>
@@ -12624,8 +12904,8 @@
     <w:p>
       <w:pPr>
         <w:pStyle w:val="FirstParagraph"/>
+        <w:spacing w:before="0" w:after="0"/>
         <w:ind w:left="480" w:hanging="480"/>
-        <w:spacing w:before="0" w:after="180"/>
       </w:pPr>
       <w:r>
         <w:rPr>
@@ -12691,6 +12971,14 @@
       <w:tblPr>
         <w:tblStyle w:val="Table"/>
         <w:tblW w:type="auto" w:w="0"/>
+        <w:tblBorders>
+          <w:top w:val="single" w:sz="12" w:space="0" w:color="000000"/>
+          <w:left w:val="none" w:sz="0" w:space="0" w:color="auto"/>
+          <w:bottom w:val="single" w:sz="12" w:space="0" w:color="000000"/>
+          <w:right w:val="none" w:sz="0" w:space="0" w:color="auto"/>
+          <w:insideH w:val="none" w:sz="0" w:space="0" w:color="auto"/>
+          <w:insideV w:val="none" w:sz="0" w:space="0" w:color="auto"/>
+        </w:tblBorders>
         <w:tblLook w:firstRow="1" w:lastRow="0" w:firstColumn="0" w:lastColumn="0" w:noHBand="0" w:noVBand="0" w:val="0020"/>
       </w:tblPr>
       <w:tblGrid>
@@ -12702,7 +12990,11 @@
           <w:tblHeader w:val="on"/>
         </w:trPr>
         <w:tc>
-          <w:tcPr/>
+          <w:tcPr>
+            <w:tcBorders>
+              <w:bottom w:val="single" w:sz="8" w:space="0" w:color="000000"/>
+            </w:tcBorders>
+          </w:tcPr>
           <w:p>
             <w:pPr>
               <w:pStyle w:val="Compact"/>
@@ -12718,7 +13010,11 @@
           </w:p>
         </w:tc>
         <w:tc>
-          <w:tcPr/>
+          <w:tcPr>
+            <w:tcBorders>
+              <w:bottom w:val="single" w:sz="8" w:space="0" w:color="000000"/>
+            </w:tcBorders>
+          </w:tcPr>
           <w:p>
             <w:pPr>
               <w:pStyle w:val="Compact"/>
@@ -13312,6 +13608,14 @@
       <w:tblPr>
         <w:tblStyle w:val="Table"/>
         <w:tblW w:type="auto" w:w="0"/>
+        <w:tblBorders>
+          <w:top w:val="single" w:sz="12" w:space="0" w:color="000000"/>
+          <w:left w:val="none" w:sz="0" w:space="0" w:color="auto"/>
+          <w:bottom w:val="single" w:sz="12" w:space="0" w:color="000000"/>
+          <w:right w:val="none" w:sz="0" w:space="0" w:color="auto"/>
+          <w:insideH w:val="none" w:sz="0" w:space="0" w:color="auto"/>
+          <w:insideV w:val="none" w:sz="0" w:space="0" w:color="auto"/>
+        </w:tblBorders>
         <w:tblLook w:firstRow="1" w:lastRow="0" w:firstColumn="0" w:lastColumn="0" w:noHBand="0" w:noVBand="0" w:val="0020"/>
       </w:tblPr>
       <w:tblGrid>
@@ -13323,7 +13627,11 @@
           <w:tblHeader w:val="on"/>
         </w:trPr>
         <w:tc>
-          <w:tcPr/>
+          <w:tcPr>
+            <w:tcBorders>
+              <w:bottom w:val="single" w:sz="8" w:space="0" w:color="000000"/>
+            </w:tcBorders>
+          </w:tcPr>
           <w:p>
             <w:pPr>
               <w:pStyle w:val="Compact"/>
@@ -13339,7 +13647,11 @@
           </w:p>
         </w:tc>
         <w:tc>
-          <w:tcPr/>
+          <w:tcPr>
+            <w:tcBorders>
+              <w:bottom w:val="single" w:sz="8" w:space="0" w:color="000000"/>
+            </w:tcBorders>
+          </w:tcPr>
           <w:p>
             <w:pPr>
               <w:pStyle w:val="Compact"/>
@@ -16185,6 +16497,14 @@
       <w:tblPr>
         <w:tblStyle w:val="Table"/>
         <w:tblW w:type="auto" w:w="0"/>
+        <w:tblBorders>
+          <w:top w:val="single" w:sz="12" w:space="0" w:color="000000"/>
+          <w:left w:val="none" w:sz="0" w:space="0" w:color="auto"/>
+          <w:bottom w:val="single" w:sz="12" w:space="0" w:color="000000"/>
+          <w:right w:val="none" w:sz="0" w:space="0" w:color="auto"/>
+          <w:insideH w:val="none" w:sz="0" w:space="0" w:color="auto"/>
+          <w:insideV w:val="none" w:sz="0" w:space="0" w:color="auto"/>
+        </w:tblBorders>
         <w:tblLook w:firstRow="1" w:lastRow="0" w:firstColumn="0" w:lastColumn="0" w:noHBand="0" w:noVBand="0" w:val="0020"/>
       </w:tblPr>
       <w:tblGrid>
@@ -16196,7 +16516,11 @@
           <w:tblHeader w:val="on"/>
         </w:trPr>
         <w:tc>
-          <w:tcPr/>
+          <w:tcPr>
+            <w:tcBorders>
+              <w:bottom w:val="single" w:sz="8" w:space="0" w:color="000000"/>
+            </w:tcBorders>
+          </w:tcPr>
           <w:p>
             <w:pPr>
               <w:pStyle w:val="Compact"/>
@@ -16212,7 +16536,11 @@
           </w:p>
         </w:tc>
         <w:tc>
-          <w:tcPr/>
+          <w:tcPr>
+            <w:tcBorders>
+              <w:bottom w:val="single" w:sz="8" w:space="0" w:color="000000"/>
+            </w:tcBorders>
+          </w:tcPr>
           <w:p>
             <w:pPr>
               <w:pStyle w:val="Compact"/>
@@ -16431,6 +16759,14 @@
       <w:tblPr>
         <w:tblStyle w:val="Table"/>
         <w:tblW w:type="auto" w:w="0"/>
+        <w:tblBorders>
+          <w:top w:val="single" w:sz="12" w:space="0" w:color="000000"/>
+          <w:left w:val="none" w:sz="0" w:space="0" w:color="auto"/>
+          <w:bottom w:val="single" w:sz="12" w:space="0" w:color="000000"/>
+          <w:right w:val="none" w:sz="0" w:space="0" w:color="auto"/>
+          <w:insideH w:val="none" w:sz="0" w:space="0" w:color="auto"/>
+          <w:insideV w:val="none" w:sz="0" w:space="0" w:color="auto"/>
+        </w:tblBorders>
         <w:tblLook w:firstRow="0" w:lastRow="0" w:firstColumn="0" w:lastColumn="0" w:noHBand="0" w:noVBand="0" w:val="0000"/>
       </w:tblPr>
       <w:tblGrid>
@@ -16451,6 +16787,216 @@
         <w:gridCol w:w="495"/>
         <w:gridCol w:w="495"/>
       </w:tblGrid>
+      <w:tr>
+        <w:tc>
+          <w:tcPr>
+            <w:tcBorders>
+              <w:bottom w:val="single" w:sz="8" w:space="0" w:color="000000"/>
+            </w:tcBorders>
+          </w:tcPr>
+          <w:p>
+            <w:pPr>
+              <w:pStyle w:val="Compact"/>
+              <w:jc w:val="center"/>
+            </w:pPr>
+          </w:p>
+        </w:tc>
+        <w:tc>
+          <w:tcPr>
+            <w:tcBorders>
+              <w:bottom w:val="single" w:sz="8" w:space="0" w:color="000000"/>
+            </w:tcBorders>
+          </w:tcPr>
+          <w:p>
+            <w:pPr>
+              <w:pStyle w:val="Compact"/>
+              <w:jc w:val="center"/>
+            </w:pPr>
+          </w:p>
+        </w:tc>
+        <w:tc>
+          <w:tcPr>
+            <w:tcBorders>
+              <w:bottom w:val="single" w:sz="8" w:space="0" w:color="000000"/>
+            </w:tcBorders>
+          </w:tcPr>
+          <w:p>
+            <w:pPr>
+              <w:pStyle w:val="Compact"/>
+              <w:jc w:val="center"/>
+            </w:pPr>
+          </w:p>
+        </w:tc>
+        <w:tc>
+          <w:tcPr>
+            <w:tcBorders>
+              <w:bottom w:val="single" w:sz="8" w:space="0" w:color="000000"/>
+            </w:tcBorders>
+          </w:tcPr>
+          <w:p>
+            <w:pPr>
+              <w:pStyle w:val="Compact"/>
+              <w:jc w:val="center"/>
+            </w:pPr>
+          </w:p>
+        </w:tc>
+        <w:tc>
+          <w:tcPr>
+            <w:tcBorders>
+              <w:bottom w:val="single" w:sz="8" w:space="0" w:color="000000"/>
+            </w:tcBorders>
+          </w:tcPr>
+          <w:p>
+            <w:pPr>
+              <w:pStyle w:val="Compact"/>
+              <w:jc w:val="center"/>
+            </w:pPr>
+          </w:p>
+        </w:tc>
+        <w:tc>
+          <w:tcPr>
+            <w:tcBorders>
+              <w:bottom w:val="single" w:sz="8" w:space="0" w:color="000000"/>
+            </w:tcBorders>
+          </w:tcPr>
+          <w:p>
+            <w:pPr>
+              <w:pStyle w:val="Compact"/>
+              <w:jc w:val="center"/>
+            </w:pPr>
+          </w:p>
+        </w:tc>
+        <w:tc>
+          <w:tcPr>
+            <w:tcBorders>
+              <w:bottom w:val="single" w:sz="8" w:space="0" w:color="000000"/>
+            </w:tcBorders>
+          </w:tcPr>
+          <w:p>
+            <w:pPr>
+              <w:pStyle w:val="Compact"/>
+              <w:jc w:val="center"/>
+            </w:pPr>
+          </w:p>
+        </w:tc>
+        <w:tc>
+          <w:tcPr>
+            <w:tcBorders>
+              <w:bottom w:val="single" w:sz="8" w:space="0" w:color="000000"/>
+            </w:tcBorders>
+          </w:tcPr>
+          <w:p>
+            <w:pPr>
+              <w:pStyle w:val="Compact"/>
+              <w:jc w:val="center"/>
+            </w:pPr>
+          </w:p>
+        </w:tc>
+        <w:tc>
+          <w:tcPr>
+            <w:tcBorders>
+              <w:bottom w:val="single" w:sz="8" w:space="0" w:color="000000"/>
+            </w:tcBorders>
+          </w:tcPr>
+          <w:p>
+            <w:pPr>
+              <w:pStyle w:val="Compact"/>
+              <w:jc w:val="center"/>
+            </w:pPr>
+          </w:p>
+        </w:tc>
+        <w:tc>
+          <w:tcPr>
+            <w:tcBorders>
+              <w:bottom w:val="single" w:sz="8" w:space="0" w:color="000000"/>
+            </w:tcBorders>
+          </w:tcPr>
+          <w:p>
+            <w:pPr>
+              <w:pStyle w:val="Compact"/>
+              <w:jc w:val="center"/>
+            </w:pPr>
+          </w:p>
+        </w:tc>
+        <w:tc>
+          <w:tcPr>
+            <w:tcBorders>
+              <w:bottom w:val="single" w:sz="8" w:space="0" w:color="000000"/>
+            </w:tcBorders>
+          </w:tcPr>
+          <w:p>
+            <w:pPr>
+              <w:pStyle w:val="Compact"/>
+              <w:jc w:val="center"/>
+            </w:pPr>
+          </w:p>
+        </w:tc>
+        <w:tc>
+          <w:tcPr>
+            <w:tcBorders>
+              <w:bottom w:val="single" w:sz="8" w:space="0" w:color="000000"/>
+            </w:tcBorders>
+          </w:tcPr>
+          <w:p>
+            <w:pPr>
+              <w:pStyle w:val="Compact"/>
+              <w:jc w:val="center"/>
+            </w:pPr>
+          </w:p>
+        </w:tc>
+        <w:tc>
+          <w:tcPr>
+            <w:tcBorders>
+              <w:bottom w:val="single" w:sz="8" w:space="0" w:color="000000"/>
+            </w:tcBorders>
+          </w:tcPr>
+          <w:p>
+            <w:pPr>
+              <w:pStyle w:val="Compact"/>
+              <w:jc w:val="center"/>
+            </w:pPr>
+          </w:p>
+        </w:tc>
+        <w:tc>
+          <w:tcPr>
+            <w:tcBorders>
+              <w:bottom w:val="single" w:sz="8" w:space="0" w:color="000000"/>
+            </w:tcBorders>
+          </w:tcPr>
+          <w:p>
+            <w:pPr>
+              <w:pStyle w:val="Compact"/>
+              <w:jc w:val="center"/>
+            </w:pPr>
+          </w:p>
+        </w:tc>
+        <w:tc>
+          <w:tcPr>
+            <w:tcBorders>
+              <w:bottom w:val="single" w:sz="8" w:space="0" w:color="000000"/>
+            </w:tcBorders>
+          </w:tcPr>
+          <w:p>
+            <w:pPr>
+              <w:pStyle w:val="Compact"/>
+              <w:jc w:val="center"/>
+            </w:pPr>
+          </w:p>
+        </w:tc>
+        <w:tc>
+          <w:tcPr>
+            <w:tcBorders>
+              <w:bottom w:val="single" w:sz="8" w:space="0" w:color="000000"/>
+            </w:tcBorders>
+          </w:tcPr>
+          <w:p>
+            <w:pPr>
+              <w:pStyle w:val="Compact"/>
+              <w:jc w:val="center"/>
+            </w:pPr>
+          </w:p>
+        </w:tc>
+      </w:tr>
       <w:tr>
         <w:tc>
           <w:tcPr/>
@@ -16549,6 +17095,12 @@
               <w:pStyle w:val="Compact"/>
               <w:jc w:val="center"/>
             </w:pPr>
+            <w:r>
+              <w:rPr>
+                <w:rFonts w:ascii="Times New Roman" w:hAnsi="Times New Roman" w:eastAsia="Times New Roman" w:cs="Times New Roman"/>
+              </w:rPr>
+              <w:t xml:space="preserve">A</w:t>
+            </w:r>
           </w:p>
         </w:tc>
         <w:tc>
@@ -16558,6 +17110,12 @@
               <w:pStyle w:val="Compact"/>
               <w:jc w:val="center"/>
             </w:pPr>
+            <w:r>
+              <w:rPr>
+                <w:rFonts w:ascii="Times New Roman" w:hAnsi="Times New Roman" w:eastAsia="Times New Roman" w:cs="Times New Roman"/>
+              </w:rPr>
+              <w:t xml:space="preserve">B</w:t>
+            </w:r>
           </w:p>
         </w:tc>
         <w:tc>
@@ -16567,6 +17125,12 @@
               <w:pStyle w:val="Compact"/>
               <w:jc w:val="center"/>
             </w:pPr>
+            <w:r>
+              <w:rPr>
+                <w:rFonts w:ascii="Times New Roman" w:hAnsi="Times New Roman" w:eastAsia="Times New Roman" w:cs="Times New Roman"/>
+              </w:rPr>
+              <w:t xml:space="preserve">C</w:t>
+            </w:r>
           </w:p>
         </w:tc>
         <w:tc>
@@ -16699,170 +17263,6 @@
               <w:rPr>
                 <w:rFonts w:ascii="Times New Roman" w:hAnsi="Times New Roman" w:eastAsia="Times New Roman" w:cs="Times New Roman"/>
               </w:rPr>
-              <w:t xml:space="preserve">A</w:t>
-            </w:r>
-          </w:p>
-        </w:tc>
-        <w:tc>
-          <w:tcPr/>
-          <w:p>
-            <w:pPr>
-              <w:pStyle w:val="Compact"/>
-              <w:jc w:val="center"/>
-            </w:pPr>
-            <w:r>
-              <w:rPr>
-                <w:rFonts w:ascii="Times New Roman" w:hAnsi="Times New Roman" w:eastAsia="Times New Roman" w:cs="Times New Roman"/>
-              </w:rPr>
-              <w:t xml:space="preserve">B</w:t>
-            </w:r>
-          </w:p>
-        </w:tc>
-        <w:tc>
-          <w:tcPr/>
-          <w:p>
-            <w:pPr>
-              <w:pStyle w:val="Compact"/>
-              <w:jc w:val="center"/>
-            </w:pPr>
-            <w:r>
-              <w:rPr>
-                <w:rFonts w:ascii="Times New Roman" w:hAnsi="Times New Roman" w:eastAsia="Times New Roman" w:cs="Times New Roman"/>
-              </w:rPr>
-              <w:t xml:space="preserve">C</w:t>
-            </w:r>
-          </w:p>
-        </w:tc>
-        <w:tc>
-          <w:tcPr/>
-          <w:p>
-            <w:pPr>
-              <w:pStyle w:val="Compact"/>
-              <w:jc w:val="center"/>
-            </w:pPr>
-          </w:p>
-        </w:tc>
-        <w:tc>
-          <w:tcPr/>
-          <w:p>
-            <w:pPr>
-              <w:pStyle w:val="Compact"/>
-              <w:jc w:val="center"/>
-            </w:pPr>
-          </w:p>
-        </w:tc>
-        <w:tc>
-          <w:tcPr/>
-          <w:p>
-            <w:pPr>
-              <w:pStyle w:val="Compact"/>
-              <w:jc w:val="center"/>
-            </w:pPr>
-          </w:p>
-        </w:tc>
-      </w:tr>
-      <w:tr>
-        <w:tc>
-          <w:tcPr/>
-          <w:p>
-            <w:pPr>
-              <w:pStyle w:val="Compact"/>
-              <w:jc w:val="center"/>
-            </w:pPr>
-          </w:p>
-        </w:tc>
-        <w:tc>
-          <w:tcPr/>
-          <w:p>
-            <w:pPr>
-              <w:pStyle w:val="Compact"/>
-              <w:jc w:val="center"/>
-            </w:pPr>
-          </w:p>
-        </w:tc>
-        <w:tc>
-          <w:tcPr/>
-          <w:p>
-            <w:pPr>
-              <w:pStyle w:val="Compact"/>
-              <w:jc w:val="center"/>
-            </w:pPr>
-          </w:p>
-        </w:tc>
-        <w:tc>
-          <w:tcPr/>
-          <w:p>
-            <w:pPr>
-              <w:pStyle w:val="Compact"/>
-              <w:jc w:val="center"/>
-            </w:pPr>
-          </w:p>
-        </w:tc>
-        <w:tc>
-          <w:tcPr/>
-          <w:p>
-            <w:pPr>
-              <w:pStyle w:val="Compact"/>
-              <w:jc w:val="center"/>
-            </w:pPr>
-          </w:p>
-        </w:tc>
-        <w:tc>
-          <w:tcPr/>
-          <w:p>
-            <w:pPr>
-              <w:pStyle w:val="Compact"/>
-              <w:jc w:val="center"/>
-            </w:pPr>
-          </w:p>
-        </w:tc>
-        <w:tc>
-          <w:tcPr/>
-          <w:p>
-            <w:pPr>
-              <w:pStyle w:val="Compact"/>
-              <w:jc w:val="center"/>
-            </w:pPr>
-          </w:p>
-        </w:tc>
-        <w:tc>
-          <w:tcPr/>
-          <w:p>
-            <w:pPr>
-              <w:pStyle w:val="Compact"/>
-              <w:jc w:val="center"/>
-            </w:pPr>
-          </w:p>
-        </w:tc>
-        <w:tc>
-          <w:tcPr/>
-          <w:p>
-            <w:pPr>
-              <w:pStyle w:val="Compact"/>
-              <w:jc w:val="center"/>
-            </w:pPr>
-          </w:p>
-        </w:tc>
-        <w:tc>
-          <w:tcPr/>
-          <w:p>
-            <w:pPr>
-              <w:pStyle w:val="Compact"/>
-              <w:jc w:val="center"/>
-            </w:pPr>
-          </w:p>
-        </w:tc>
-        <w:tc>
-          <w:tcPr/>
-          <w:p>
-            <w:pPr>
-              <w:pStyle w:val="Compact"/>
-              <w:jc w:val="center"/>
-            </w:pPr>
-            <w:r>
-              <w:rPr>
-                <w:rFonts w:ascii="Times New Roman" w:hAnsi="Times New Roman" w:eastAsia="Times New Roman" w:cs="Times New Roman"/>
-              </w:rPr>
               <w:t xml:space="preserve">D</w:t>
             </w:r>
           </w:p>
@@ -17086,7 +17486,7 @@
     </w:tbl>
     <w:p>
       <w:pPr>
-        <w:spacing w:before="120"/>
+        <w:spacing w:before="0" w:after="0"/>
       </w:pPr>
       <w:r>
         <w:rPr>
@@ -17696,6 +18096,14 @@
       <w:tblPr>
         <w:tblStyle w:val="Table"/>
         <w:tblW w:type="auto" w:w="0"/>
+        <w:tblBorders>
+          <w:top w:val="single" w:sz="12" w:space="0" w:color="000000"/>
+          <w:left w:val="none" w:sz="0" w:space="0" w:color="auto"/>
+          <w:bottom w:val="single" w:sz="12" w:space="0" w:color="000000"/>
+          <w:right w:val="none" w:sz="0" w:space="0" w:color="auto"/>
+          <w:insideH w:val="none" w:sz="0" w:space="0" w:color="auto"/>
+          <w:insideV w:val="none" w:sz="0" w:space="0" w:color="auto"/>
+        </w:tblBorders>
         <w:tblLook w:firstRow="1" w:lastRow="0" w:firstColumn="0" w:lastColumn="0" w:noHBand="0" w:noVBand="0" w:val="0020"/>
       </w:tblPr>
       <w:tblGrid>
@@ -17707,7 +18115,11 @@
           <w:tblHeader w:val="on"/>
         </w:trPr>
         <w:tc>
-          <w:tcPr/>
+          <w:tcPr>
+            <w:tcBorders>
+              <w:bottom w:val="single" w:sz="8" w:space="0" w:color="000000"/>
+            </w:tcBorders>
+          </w:tcPr>
           <w:p>
             <w:pPr>
               <w:pStyle w:val="Compact"/>
@@ -17723,7 +18135,11 @@
           </w:p>
         </w:tc>
         <w:tc>
-          <w:tcPr/>
+          <w:tcPr>
+            <w:tcBorders>
+              <w:bottom w:val="single" w:sz="8" w:space="0" w:color="000000"/>
+            </w:tcBorders>
+          </w:tcPr>
           <w:p>
             <w:pPr>
               <w:pStyle w:val="Compact"/>
@@ -22557,8 +22973,8 @@
     <w:p>
       <w:pPr>
         <w:pStyle w:val="FirstParagraph"/>
+        <w:spacing w:before="0" w:after="0"/>
         <w:ind w:left="480" w:hanging="480"/>
-        <w:spacing w:after="0"/>
       </w:pPr>
       <w:r>
         <w:rPr>
@@ -22664,33 +23080,33 @@
     <w:p>
       <w:pPr>
         <w:pStyle w:val="FirstParagraph"/>
+        <w:spacing w:before="0" w:after="0"/>
         <w:ind w:left="480" w:hanging="480"/>
+      </w:pPr>
+      <w:r>
+        <w:rPr>
+          <w:rFonts w:ascii="Times New Roman" w:hAnsi="Times New Roman" w:eastAsia="Times New Roman" w:cs="Times New Roman"/>
+        </w:rPr>
+        <w:t xml:space="preserve">B. </w:t>
+      </w:r>
+      <w:r>
+        <w:rPr>
+          <w:rFonts w:hint="eastAsia" w:ascii="Times New Roman" w:hAnsi="Times New Roman" w:eastAsia="FangSong" w:cs="Times New Roman"/>
+        </w:rPr>
+        <w:t xml:space="preserve">确定下一步还原所需铁的量</w:t>
+      </w:r>
+      <w:r>
+        <w:rPr>
+          <w:rFonts w:ascii="Times New Roman" w:hAnsi="Times New Roman" w:eastAsia="Times New Roman" w:cs="Times New Roman"/>
+        </w:rPr>
+        <w:t xml:space="preserve">　</w:t>
+      </w:r>
+    </w:p>
+    <w:p>
+      <w:pPr>
+        <w:pStyle w:val="FirstParagraph"/>
         <w:spacing w:before="0" w:after="0"/>
-      </w:pPr>
-      <w:r>
-        <w:rPr>
-          <w:rFonts w:ascii="Times New Roman" w:hAnsi="Times New Roman" w:eastAsia="Times New Roman" w:cs="Times New Roman"/>
-        </w:rPr>
-        <w:t xml:space="preserve">B. </w:t>
-      </w:r>
-      <w:r>
-        <w:rPr>
-          <w:rFonts w:hint="eastAsia" w:ascii="Times New Roman" w:hAnsi="Times New Roman" w:eastAsia="FangSong" w:cs="Times New Roman"/>
-        </w:rPr>
-        <w:t xml:space="preserve">确定下一步还原所需铁的量</w:t>
-      </w:r>
-      <w:r>
-        <w:rPr>
-          <w:rFonts w:ascii="Times New Roman" w:hAnsi="Times New Roman" w:eastAsia="Times New Roman" w:cs="Times New Roman"/>
-        </w:rPr>
-        <w:t xml:space="preserve">　</w:t>
-      </w:r>
-    </w:p>
-    <w:p>
-      <w:pPr>
-        <w:pStyle w:val="FirstParagraph"/>
         <w:ind w:left="480" w:hanging="480"/>
-        <w:spacing w:before="0" w:after="0"/>
       </w:pPr>
       <w:r>
         <w:rPr>
@@ -22807,8 +23223,8 @@
     <w:p>
       <w:pPr>
         <w:pStyle w:val="FirstParagraph"/>
+        <w:spacing w:before="0" w:after="0"/>
         <w:ind w:left="480" w:hanging="480"/>
-        <w:spacing w:before="0" w:after="180"/>
       </w:pPr>
       <w:r>
         <w:rPr>
@@ -24033,8 +24449,8 @@
     <w:p>
       <w:pPr>
         <w:pStyle w:val="FirstParagraph"/>
+        <w:spacing w:before="0" w:after="0"/>
         <w:ind w:left="480" w:hanging="480"/>
-        <w:spacing w:after="0"/>
       </w:pPr>
       <w:r>
         <w:rPr>
@@ -24046,8 +24462,8 @@
     <w:p>
       <w:pPr>
         <w:pStyle w:val="FirstParagraph"/>
+        <w:spacing w:before="0" w:after="0"/>
         <w:ind w:left="480" w:hanging="480"/>
-        <w:spacing w:before="0" w:after="0"/>
       </w:pPr>
       <w:r>
         <w:rPr>
@@ -24094,8 +24510,8 @@
     <w:p>
       <w:pPr>
         <w:pStyle w:val="FirstParagraph"/>
+        <w:spacing w:before="0" w:after="0"/>
         <w:ind w:left="480" w:hanging="480"/>
-        <w:spacing w:before="0" w:after="0"/>
       </w:pPr>
       <w:r>
         <w:rPr>
@@ -24142,8 +24558,8 @@
     <w:p>
       <w:pPr>
         <w:pStyle w:val="FirstParagraph"/>
+        <w:spacing w:before="0" w:after="0"/>
         <w:ind w:left="480" w:hanging="480"/>
-        <w:spacing w:before="0" w:after="180"/>
       </w:pPr>
       <w:r>
         <w:rPr>
@@ -24240,8 +24656,8 @@
     <w:p>
       <w:pPr>
         <w:pStyle w:val="FirstParagraph"/>
+        <w:spacing w:before="0" w:after="0"/>
         <w:ind w:left="480" w:hanging="480"/>
-        <w:spacing w:after="0"/>
       </w:pPr>
       <w:r>
         <w:rPr>
@@ -24277,20 +24693,57 @@
     <w:p>
       <w:pPr>
         <w:pStyle w:val="FirstParagraph"/>
+        <w:spacing w:before="0" w:after="0"/>
         <w:ind w:left="480" w:hanging="480"/>
+      </w:pPr>
+      <w:r>
+        <w:rPr>
+          <w:rFonts w:ascii="Times New Roman" w:hAnsi="Times New Roman" w:eastAsia="Times New Roman" w:cs="Times New Roman"/>
+        </w:rPr>
+        <w:t xml:space="preserve">B. </w:t>
+      </w:r>
+      <w:r>
+        <w:rPr>
+          <w:rFonts w:hint="eastAsia" w:ascii="Times New Roman" w:hAnsi="Times New Roman" w:eastAsia="FangSong" w:cs="Times New Roman"/>
+        </w:rPr>
+        <w:t>过滤</w:t>
+      </w:r>
+      <w:r>
+        <w:rPr>
+          <w:rFonts w:hint="eastAsia" w:ascii="Times New Roman" w:hAnsi="Times New Roman" w:eastAsia="Times New Roman" w:cs="Times New Roman"/>
+        </w:rPr>
+        <w:t>、</w:t>
+      </w:r>
+      <w:r>
+        <w:rPr>
+          <w:rFonts w:hint="eastAsia" w:ascii="Times New Roman" w:hAnsi="Times New Roman" w:eastAsia="FangSong" w:cs="Times New Roman"/>
+        </w:rPr>
+        <w:t>洗涤</w:t>
+      </w:r>
+      <w:r>
+        <w:rPr>
+          <w:rFonts w:ascii="Times New Roman" w:hAnsi="Times New Roman" w:eastAsia="Times New Roman" w:cs="Times New Roman"/>
+        </w:rPr>
+        <w:t xml:space="preserve">　</w:t>
+      </w:r>
+    </w:p>
+    <w:p>
+      <w:pPr>
+        <w:pStyle w:val="FirstParagraph"/>
         <w:spacing w:before="0" w:after="0"/>
-      </w:pPr>
-      <w:r>
-        <w:rPr>
-          <w:rFonts w:ascii="Times New Roman" w:hAnsi="Times New Roman" w:eastAsia="Times New Roman" w:cs="Times New Roman"/>
-        </w:rPr>
-        <w:t xml:space="preserve">B. </w:t>
-      </w:r>
-      <w:r>
-        <w:rPr>
-          <w:rFonts w:hint="eastAsia" w:ascii="Times New Roman" w:hAnsi="Times New Roman" w:eastAsia="FangSong" w:cs="Times New Roman"/>
-        </w:rPr>
-        <w:t>过滤</w:t>
+        <w:ind w:left="480" w:hanging="480"/>
+      </w:pPr>
+      <w:r>
+        <w:rPr>
+          <w:rFonts w:ascii="Times New Roman" w:hAnsi="Times New Roman" w:eastAsia="Times New Roman" w:cs="Times New Roman"/>
+        </w:rPr>
+        <w:t xml:space="preserve">C. </w:t>
+      </w:r>
+      <w:r>
+        <w:rPr>
+          <w:rFonts w:hint="eastAsia" w:ascii="Times New Roman" w:hAnsi="Times New Roman" w:eastAsia="FangSong" w:cs="Times New Roman"/>
+        </w:rPr>
+        <w:t>蒸发</w:t>
       </w:r>
       <w:r>
         <w:rPr>
@@ -24302,7 +24755,7 @@
         <w:rPr>
           <w:rFonts w:hint="eastAsia" w:ascii="Times New Roman" w:hAnsi="Times New Roman" w:eastAsia="FangSong" w:cs="Times New Roman"/>
         </w:rPr>
-        <w:t>洗涤</w:t>
+        <w:t>结晶</w:t>
       </w:r>
       <w:r>
         <w:rPr>
@@ -24314,45 +24767,8 @@
     <w:p>
       <w:pPr>
         <w:pStyle w:val="FirstParagraph"/>
+        <w:spacing w:before="0" w:after="0"/>
         <w:ind w:left="480" w:hanging="480"/>
-        <w:spacing w:before="0" w:after="0"/>
-      </w:pPr>
-      <w:r>
-        <w:rPr>
-          <w:rFonts w:ascii="Times New Roman" w:hAnsi="Times New Roman" w:eastAsia="Times New Roman" w:cs="Times New Roman"/>
-        </w:rPr>
-        <w:t xml:space="preserve">C. </w:t>
-      </w:r>
-      <w:r>
-        <w:rPr>
-          <w:rFonts w:hint="eastAsia" w:ascii="Times New Roman" w:hAnsi="Times New Roman" w:eastAsia="FangSong" w:cs="Times New Roman"/>
-        </w:rPr>
-        <w:t>蒸发</w:t>
-      </w:r>
-      <w:r>
-        <w:rPr>
-          <w:rFonts w:hint="eastAsia" w:ascii="Times New Roman" w:hAnsi="Times New Roman" w:eastAsia="Times New Roman" w:cs="Times New Roman"/>
-        </w:rPr>
-        <w:t>、</w:t>
-      </w:r>
-      <w:r>
-        <w:rPr>
-          <w:rFonts w:hint="eastAsia" w:ascii="Times New Roman" w:hAnsi="Times New Roman" w:eastAsia="FangSong" w:cs="Times New Roman"/>
-        </w:rPr>
-        <w:t>结晶</w:t>
-      </w:r>
-      <w:r>
-        <w:rPr>
-          <w:rFonts w:ascii="Times New Roman" w:hAnsi="Times New Roman" w:eastAsia="Times New Roman" w:cs="Times New Roman"/>
-        </w:rPr>
-        <w:t xml:space="preserve">　</w:t>
-      </w:r>
-    </w:p>
-    <w:p>
-      <w:pPr>
-        <w:pStyle w:val="FirstParagraph"/>
-        <w:ind w:left="480" w:hanging="480"/>
-        <w:spacing w:before="0" w:after="180"/>
       </w:pPr>
       <w:r>
         <w:rPr>
@@ -25364,8 +25780,8 @@
           <w:ilvl w:val="0"/>
           <w:numId w:val="1031"/>
         </w:numPr>
+        <w:spacing w:before="0" w:after="0"/>
         <w:ind w:left="480" w:hanging="480"/>
-        <w:spacing w:after="0"/>
       </w:pPr>
       <m:oMath>
         <m:sSub>
@@ -25444,8 +25860,8 @@
           <w:ilvl w:val="0"/>
           <w:numId w:val="1031"/>
         </w:numPr>
+        <w:spacing w:before="0" w:after="0"/>
         <w:ind w:left="480" w:hanging="480"/>
-        <w:spacing w:before="0" w:after="0"/>
       </w:pPr>
       <w:r>
         <w:rPr>
@@ -25478,8 +25894,8 @@
           <w:ilvl w:val="0"/>
           <w:numId w:val="1031"/>
         </w:numPr>
+        <w:spacing w:before="0" w:after="0"/>
         <w:ind w:left="480" w:hanging="480"/>
-        <w:spacing w:before="0" w:after="0"/>
       </w:pPr>
       <w:r>
         <w:rPr>
@@ -25506,8 +25922,8 @@
           <w:ilvl w:val="0"/>
           <w:numId w:val="1031"/>
         </w:numPr>
+        <w:spacing w:before="0" w:after="0"/>
         <w:ind w:left="480" w:hanging="480"/>
-        <w:spacing w:before="0" w:after="0"/>
       </w:pPr>
       <w:r>
         <w:rPr>
@@ -25534,8 +25950,8 @@
           <w:ilvl w:val="0"/>
           <w:numId w:val="1031"/>
         </w:numPr>
+        <w:spacing w:before="0" w:after="0"/>
         <w:ind w:left="480" w:hanging="480"/>
-        <w:spacing w:before="0" w:after="180"/>
       </w:pPr>
       <w:r>
         <w:rPr>
@@ -28545,7 +28961,7 @@
     <ns0:rPr>
       <ns0:rFonts ns0:ascii="Times New Roman" ns0:cs="Times New Roman" ns0:eastAsia="SimHei" ns0:hAnsi="Times New Roman"/>
       <ns0:b/>
-      <ns0:color ns0:val="17324D"/>
+      <ns0:color ns0:val="000000"/>
       <ns0:sz ns0:val="44"/>
       <ns0:szCs ns0:val="56"/>
     </ns0:rPr>
@@ -28687,7 +29103,7 @@
     <ns0:rPr>
       <ns0:rFonts ns0:ascii="Times New Roman" ns0:cs="Times New Roman" ns0:eastAsia="SimHei" ns0:hAnsi="Times New Roman"/>
       <ns0:b/>
-      <ns0:color ns0:val="17324D"/>
+      <ns0:color ns0:val="000000"/>
       <ns0:sz ns0:val="32"/>
       <ns0:szCs ns0:val="40"/>
     </ns0:rPr>
@@ -28711,7 +29127,7 @@
     <ns0:rPr>
       <ns0:rFonts ns0:ascii="Times New Roman" ns0:cs="Times New Roman" ns0:eastAsia="SimHei" ns0:hAnsi="Times New Roman"/>
       <ns0:b/>
-      <ns0:color ns0:val="17324D"/>
+      <ns0:color ns0:val="000000"/>
       <ns0:sz ns0:val="28"/>
       <ns0:szCs ns0:val="32"/>
     </ns0:rPr>
@@ -28735,7 +29151,7 @@
     <ns0:rPr>
       <ns0:rFonts ns0:ascii="Times New Roman" ns0:cs="Times New Roman" ns0:eastAsia="SimHei" ns0:hAnsi="Times New Roman"/>
       <ns0:b/>
-      <ns0:color ns0:val="17324D"/>
+      <ns0:color ns0:val="000000"/>
       <ns0:sz ns0:val="25"/>
       <ns0:szCs ns0:val="28"/>
     </ns0:rPr>
